--- a/5.人员管理/2.运行记录类文件/JXTX-05-09-人员岗位说明书.docx
+++ b/5.人员管理/2.运行记录类文件/JXTX-05-09-人员岗位说明书.docx
@@ -1,10 +1,11 @@
 
 <file path=word/document.xml><?xml version="1.0" encoding="utf-8"?>
-<w:document xmlns:wpc="http://schemas.microsoft.com/office/word/2010/wordprocessingCanvas" xmlns:mc="http://schemas.openxmlformats.org/markup-compatibility/2006" xmlns:o="urn:schemas-microsoft-com:office:office" xmlns:r="http://schemas.openxmlformats.org/officeDocument/2006/relationships" xmlns:m="http://schemas.openxmlformats.org/officeDocument/2006/math" xmlns:v="urn:schemas-microsoft-com:vml" xmlns:wp14="http://schemas.microsoft.com/office/word/2010/wordprocessingDrawing" xmlns:wp="http://schemas.openxmlformats.org/drawingml/2006/wordprocessingDrawing" xmlns:w="http://schemas.openxmlformats.org/wordprocessingml/2006/main" xmlns:w14="http://schemas.microsoft.com/office/word/2010/wordml" xmlns:w10="urn:schemas-microsoft-com:office:word" xmlns:w15="http://schemas.microsoft.com/office/word/2012/wordml" xmlns:wpg="http://schemas.microsoft.com/office/word/2010/wordprocessingGroup" xmlns:wpi="http://schemas.microsoft.com/office/word/2010/wordprocessingInk" xmlns:wne="http://schemas.microsoft.com/office/word/2006/wordml" xmlns:wps="http://schemas.microsoft.com/office/word/2010/wordprocessingShape" xmlns:wpsCustomData="http://www.wps.cn/officeDocument/2013/wpsCustomData" mc:Ignorable="w14 w15 wp14">
+<w:document xmlns:wpc="http://schemas.microsoft.com/office/word/2010/wordprocessingCanvas" xmlns:mc="http://schemas.openxmlformats.org/markup-compatibility/2006" xmlns:o="urn:schemas-microsoft-com:office:office" xmlns:r="http://schemas.openxmlformats.org/officeDocument/2006/relationships" xmlns:m="http://schemas.openxmlformats.org/officeDocument/2006/math" xmlns:v="urn:schemas-microsoft-com:vml" xmlns:wp14="http://schemas.microsoft.com/office/word/2010/wordprocessingDrawing" xmlns:wp="http://schemas.openxmlformats.org/drawingml/2006/wordprocessingDrawing" xmlns:w10="urn:schemas-microsoft-com:office:word" xmlns:w="http://schemas.openxmlformats.org/wordprocessingml/2006/main" xmlns:w14="http://schemas.microsoft.com/office/word/2010/wordml" xmlns:w15="http://schemas.microsoft.com/office/word/2012/wordml" xmlns:wne="http://schemas.microsoft.com/office/word/2006/wordml" xmlns:wpg="http://schemas.microsoft.com/office/word/2010/wordprocessingGroup" xmlns:wpi="http://schemas.microsoft.com/office/word/2010/wordprocessingInk" xmlns:wps="http://schemas.microsoft.com/office/word/2010/wordprocessingShape" mc:Ignorable="w14 w15 wp14">
+  <!-- Generated by Aspose.Words for .NET 13.3.0.1 -->
   <w:body>
     <w:p>
       <w:pPr>
-        <w:pStyle w:val="25"/>
+        <w:pStyle w:val="a"/>
         <w:keepNext w:val="0"/>
         <w:keepLines w:val="0"/>
         <w:pageBreakBefore w:val="0"/>
@@ -21,10 +22,10 @@
         <w:spacing w:before="3120" w:beforeLines="1000"/>
         <w:textAlignment w:val="baseline"/>
       </w:pPr>
-      <w:bookmarkStart w:id="0" w:name="_Toc16007"/>
+      <w:bookmarkStart w:id="0" w:name="_Toc6459"/>
       <w:r>
         <w:drawing>
-          <wp:anchor distT="0" distB="0" distL="114300" distR="114300" simplePos="0" relativeHeight="251661312" behindDoc="1" locked="0" layoutInCell="1" allowOverlap="1">
+          <wp:anchor distT="0" distB="0" distL="114300" distR="114300" simplePos="0" relativeHeight="251660288" behindDoc="1" locked="0" layoutInCell="1" allowOverlap="1">
             <wp:simplePos x="0" y="0"/>
             <wp:positionH relativeFrom="column">
               <wp:posOffset>-19050</wp:posOffset>
@@ -49,7 +50,7 @@
                     </pic:cNvPicPr>
                   </pic:nvPicPr>
                   <pic:blipFill>
-                    <a:blip r:embed="rId8"/>
+                    <a:blip xmlns:r="http://schemas.openxmlformats.org/officeDocument/2006/relationships" r:embed="rId4"/>
                     <a:stretch>
                       <a:fillRect/>
                     </a:stretch>
@@ -75,7 +76,7 @@
       </w:r>
       <w:r>
         <w:drawing>
-          <wp:anchor distT="0" distB="0" distL="114300" distR="114300" simplePos="0" relativeHeight="251660288" behindDoc="1" locked="0" layoutInCell="1" allowOverlap="1">
+          <wp:anchor distT="0" distB="0" distL="114300" distR="114300" simplePos="0" relativeHeight="251659264" behindDoc="1" locked="0" layoutInCell="1" allowOverlap="1">
             <wp:simplePos x="0" y="0"/>
             <wp:positionH relativeFrom="column">
               <wp:posOffset>0</wp:posOffset>
@@ -100,7 +101,7 @@
                     </pic:cNvPicPr>
                   </pic:nvPicPr>
                   <pic:blipFill>
-                    <a:blip r:embed="rId9"/>
+                    <a:blip xmlns:r="http://schemas.openxmlformats.org/officeDocument/2006/relationships" r:embed="rId5"/>
                     <a:stretch>
                       <a:fillRect/>
                     </a:stretch>
@@ -130,7 +131,7 @@
           <w:lang w:val="en-US" w:eastAsia="zh-CN"/>
         </w:rPr>
         <w:drawing>
-          <wp:anchor distT="0" distB="0" distL="114300" distR="114300" simplePos="0" relativeHeight="251659264" behindDoc="1" locked="0" layoutInCell="1" allowOverlap="1">
+          <wp:anchor distT="0" distB="0" distL="114300" distR="114300" simplePos="0" relativeHeight="251658240" behindDoc="1" locked="0" layoutInCell="1" allowOverlap="1">
             <wp:simplePos x="0" y="0"/>
             <wp:positionH relativeFrom="column">
               <wp:posOffset>635</wp:posOffset>
@@ -155,7 +156,7 @@
                     </pic:cNvPicPr>
                   </pic:nvPicPr>
                   <pic:blipFill>
-                    <a:blip r:embed="rId10">
+                    <a:blip xmlns:r="http://schemas.openxmlformats.org/officeDocument/2006/relationships" r:embed="rId6">
                       <a:alphaModFix amt="58000"/>
                       <a:lum contrast="-52000"/>
                     </a:blip>
@@ -189,7 +190,7 @@
     </w:p>
     <w:p>
       <w:pPr>
-        <w:pStyle w:val="26"/>
+        <w:pStyle w:val="a0"/>
         <w:keepNext w:val="0"/>
         <w:keepLines w:val="0"/>
         <w:pageBreakBefore w:val="0"/>
@@ -210,7 +211,7 @@
           <w:lang w:val="en-US" w:eastAsia="zh-CN"/>
         </w:rPr>
       </w:pPr>
-      <w:bookmarkStart w:id="1" w:name="_Toc12106"/>
+      <w:bookmarkStart w:id="1" w:name="_Toc20106"/>
       <w:r>
         <w:rPr>
           <w:rFonts w:hint="eastAsia"/>
@@ -236,11 +237,11 @@
         <w:adjustRightInd w:val="0"/>
         <w:snapToGrid w:val="0"/>
         <w:spacing w:after="624" w:afterLines="200" w:line="219" w:lineRule="auto"/>
-        <w:ind w:left="0" w:leftChars="0" w:right="0" w:rightChars="0" w:firstLine="0" w:firstLineChars="0"/>
+        <w:ind w:left="0" w:right="0" w:firstLine="0" w:leftChars="0" w:rightChars="0" w:firstLineChars="0"/>
         <w:jc w:val="center"/>
         <w:textAlignment w:val="baseline"/>
         <w:rPr>
-          <w:rFonts w:hint="eastAsia" w:ascii="宋体" w:hAnsi="宋体" w:eastAsia="宋体" w:cs="宋体"/>
+          <w:rFonts w:ascii="宋体" w:eastAsia="宋体" w:hAnsi="宋体" w:cs="宋体" w:hint="eastAsia"/>
           <w:sz w:val="24"/>
           <w:szCs w:val="24"/>
           <w:lang w:val="en-US" w:eastAsia="zh-CN"/>
@@ -248,7 +249,7 @@
       </w:pPr>
       <w:r>
         <w:rPr>
-          <w:rFonts w:ascii="宋体" w:hAnsi="宋体" w:eastAsia="宋体" w:cs="宋体"/>
+          <w:rFonts w:ascii="宋体" w:eastAsia="宋体" w:hAnsi="宋体" w:cs="宋体"/>
           <w:b/>
           <w:bCs/>
           <w:spacing w:val="-3"/>
@@ -259,7 +260,7 @@
       </w:r>
       <w:r>
         <w:rPr>
-          <w:rFonts w:hint="eastAsia" w:ascii="宋体" w:hAnsi="宋体" w:eastAsia="宋体" w:cs="宋体"/>
+          <w:rFonts w:ascii="宋体" w:eastAsia="宋体" w:hAnsi="宋体" w:cs="宋体" w:hint="eastAsia"/>
           <w:b/>
           <w:bCs/>
           <w:spacing w:val="-3"/>
@@ -271,7 +272,7 @@
       </w:r>
       <w:r>
         <w:rPr>
-          <w:rFonts w:ascii="宋体" w:hAnsi="宋体" w:eastAsia="宋体" w:cs="宋体"/>
+          <w:rFonts w:ascii="宋体" w:eastAsia="宋体" w:hAnsi="宋体" w:cs="宋体"/>
           <w:b/>
           <w:bCs/>
           <w:spacing w:val="-3"/>
@@ -282,7 +283,7 @@
       </w:r>
       <w:r>
         <w:rPr>
-          <w:rFonts w:hint="eastAsia" w:ascii="宋体" w:hAnsi="宋体" w:eastAsia="宋体" w:cs="宋体"/>
+          <w:rFonts w:ascii="宋体" w:eastAsia="宋体" w:hAnsi="宋体" w:cs="宋体" w:hint="eastAsia"/>
           <w:b/>
           <w:bCs/>
           <w:spacing w:val="-3"/>
@@ -294,7 +295,7 @@
       </w:r>
       <w:r>
         <w:rPr>
-          <w:rFonts w:ascii="宋体" w:hAnsi="宋体" w:eastAsia="宋体" w:cs="宋体"/>
+          <w:rFonts w:ascii="宋体" w:eastAsia="宋体" w:hAnsi="宋体" w:cs="宋体"/>
           <w:b/>
           <w:bCs/>
           <w:spacing w:val="-3"/>
@@ -305,7 +306,7 @@
       </w:r>
       <w:r>
         <w:rPr>
-          <w:rFonts w:hint="eastAsia" w:ascii="宋体" w:hAnsi="宋体" w:cs="宋体"/>
+          <w:rFonts w:ascii="宋体" w:hAnsi="宋体" w:cs="宋体" w:hint="eastAsia"/>
           <w:b/>
           <w:bCs/>
           <w:spacing w:val="-3"/>
@@ -318,18 +319,17 @@
     </w:p>
     <w:tbl>
       <w:tblPr>
-        <w:tblStyle w:val="21"/>
+        <w:tblStyle w:val="TableGrid"/>
         <w:tblW w:w="0" w:type="auto"/>
         <w:jc w:val="center"/>
         <w:tblBorders>
-          <w:top w:val="none" w:color="auto" w:sz="0" w:space="0"/>
-          <w:left w:val="none" w:color="auto" w:sz="0" w:space="0"/>
-          <w:bottom w:val="none" w:color="auto" w:sz="0" w:space="0"/>
-          <w:right w:val="none" w:color="auto" w:sz="0" w:space="0"/>
-          <w:insideH w:val="none" w:color="auto" w:sz="0" w:space="0"/>
-          <w:insideV w:val="none" w:color="auto" w:sz="0" w:space="0"/>
+          <w:top w:val="nil"/>
+          <w:left w:val="nil"/>
+          <w:bottom w:val="nil"/>
+          <w:right w:val="nil"/>
+          <w:insideH w:val="nil"/>
+          <w:insideV w:val="nil"/>
         </w:tblBorders>
-        <w:tblLayout w:type="autofit"/>
         <w:tblCellMar>
           <w:top w:w="0" w:type="dxa"/>
           <w:left w:w="108" w:type="dxa"/>
@@ -343,13 +343,15 @@
       </w:tblGrid>
       <w:tr>
         <w:tblPrEx>
+          <w:tblW w:w="0" w:type="auto"/>
+          <w:jc w:val="center"/>
           <w:tblBorders>
-            <w:top w:val="none" w:color="auto" w:sz="0" w:space="0"/>
-            <w:left w:val="none" w:color="auto" w:sz="0" w:space="0"/>
-            <w:bottom w:val="none" w:color="auto" w:sz="0" w:space="0"/>
-            <w:right w:val="none" w:color="auto" w:sz="0" w:space="0"/>
-            <w:insideH w:val="none" w:color="auto" w:sz="0" w:space="0"/>
-            <w:insideV w:val="none" w:color="auto" w:sz="0" w:space="0"/>
+            <w:top w:val="nil"/>
+            <w:left w:val="nil"/>
+            <w:bottom w:val="nil"/>
+            <w:right w:val="nil"/>
+            <w:insideH w:val="nil"/>
+            <w:insideV w:val="nil"/>
           </w:tblBorders>
           <w:tblCellMar>
             <w:top w:w="0" w:type="dxa"/>
@@ -359,7 +361,7 @@
           </w:tblCellMar>
         </w:tblPrEx>
         <w:trPr>
-          <w:trHeight w:val="810" w:hRule="atLeast"/>
+          <w:trHeight w:val="810"/>
           <w:jc w:val="center"/>
         </w:trPr>
         <w:tc>
@@ -397,7 +399,7 @@
             </w:r>
             <w:r>
               <w:rPr>
-                <w:rFonts w:hint="default" w:asciiTheme="minorAscii" w:hAnsiTheme="minorAscii" w:eastAsiaTheme="minorEastAsia"/>
+                <w:rFonts w:asciiTheme="minorAscii" w:eastAsiaTheme="minorEastAsia" w:hAnsiTheme="minorAscii" w:hint="default"/>
                 <w:spacing w:val="227"/>
                 <w:sz w:val="21"/>
                 <w:vertAlign w:val="baseline"/>
@@ -451,7 +453,7 @@
             </w:r>
             <w:r>
               <w:rPr>
-                <w:rFonts w:hint="eastAsia" w:asciiTheme="minorAscii" w:hAnsiTheme="minorAscii" w:eastAsiaTheme="minorEastAsia"/>
+                <w:rFonts w:asciiTheme="minorAscii" w:eastAsiaTheme="minorEastAsia" w:hAnsiTheme="minorAscii" w:hint="eastAsia"/>
                 <w:spacing w:val="227"/>
                 <w:sz w:val="21"/>
                 <w:vertAlign w:val="baseline"/>
@@ -473,14 +475,8 @@
       </w:tr>
       <w:tr>
         <w:tblPrEx>
-          <w:tblBorders>
-            <w:top w:val="none" w:color="auto" w:sz="0" w:space="0"/>
-            <w:left w:val="none" w:color="auto" w:sz="0" w:space="0"/>
-            <w:bottom w:val="none" w:color="auto" w:sz="0" w:space="0"/>
-            <w:right w:val="none" w:color="auto" w:sz="0" w:space="0"/>
-            <w:insideH w:val="none" w:color="auto" w:sz="0" w:space="0"/>
-            <w:insideV w:val="none" w:color="auto" w:sz="0" w:space="0"/>
-          </w:tblBorders>
+          <w:tblW w:w="0" w:type="auto"/>
+          <w:jc w:val="center"/>
           <w:tblCellMar>
             <w:top w:w="0" w:type="dxa"/>
             <w:left w:w="108" w:type="dxa"/>
@@ -489,7 +485,7 @@
           </w:tblCellMar>
         </w:tblPrEx>
         <w:trPr>
-          <w:trHeight w:val="810" w:hRule="atLeast"/>
+          <w:trHeight w:val="810"/>
           <w:jc w:val="center"/>
         </w:trPr>
         <w:tc>
@@ -513,7 +509,7 @@
               <w:snapToGrid w:val="0"/>
               <w:textAlignment w:val="baseline"/>
               <w:rPr>
-                <w:rFonts w:hint="default" w:ascii="Arial" w:hAnsi="Arial" w:eastAsia="Arial" w:cs="Arial"/>
+                <w:rFonts w:ascii="Arial" w:eastAsia="Arial" w:hAnsi="Arial" w:cs="Arial" w:hint="default"/>
                 <w:snapToGrid w:val="0"/>
                 <w:color w:val="000000"/>
                 <w:kern w:val="0"/>
@@ -545,7 +541,7 @@
             </w:r>
             <w:r>
               <w:rPr>
-                <w:rFonts w:hint="default" w:asciiTheme="minorAscii" w:hAnsiTheme="minorAscii" w:eastAsiaTheme="minorEastAsia"/>
+                <w:rFonts w:asciiTheme="minorAscii" w:eastAsiaTheme="minorEastAsia" w:hAnsiTheme="minorAscii" w:hint="default"/>
                 <w:spacing w:val="227"/>
                 <w:sz w:val="21"/>
                 <w:vertAlign w:val="baseline"/>
@@ -598,7 +594,7 @@
               <w:snapToGrid w:val="0"/>
               <w:textAlignment w:val="baseline"/>
               <w:rPr>
-                <w:rFonts w:hint="default" w:ascii="Arial" w:hAnsi="Arial" w:eastAsia="Arial" w:cs="Arial"/>
+                <w:rFonts w:ascii="Arial" w:eastAsia="Arial" w:hAnsi="Arial" w:cs="Arial" w:hint="default"/>
                 <w:snapToGrid w:val="0"/>
                 <w:color w:val="000000"/>
                 <w:kern w:val="0"/>
@@ -618,7 +614,7 @@
             </w:r>
             <w:r>
               <w:rPr>
-                <w:rFonts w:hint="eastAsia" w:asciiTheme="minorAscii" w:hAnsiTheme="minorAscii" w:eastAsiaTheme="minorEastAsia"/>
+                <w:rFonts w:asciiTheme="minorAscii" w:eastAsiaTheme="minorEastAsia" w:hAnsiTheme="minorAscii" w:hint="eastAsia"/>
                 <w:spacing w:val="227"/>
                 <w:sz w:val="21"/>
                 <w:vertAlign w:val="baseline"/>
@@ -640,14 +636,8 @@
       </w:tr>
       <w:tr>
         <w:tblPrEx>
-          <w:tblBorders>
-            <w:top w:val="none" w:color="auto" w:sz="0" w:space="0"/>
-            <w:left w:val="none" w:color="auto" w:sz="0" w:space="0"/>
-            <w:bottom w:val="none" w:color="auto" w:sz="0" w:space="0"/>
-            <w:right w:val="none" w:color="auto" w:sz="0" w:space="0"/>
-            <w:insideH w:val="none" w:color="auto" w:sz="0" w:space="0"/>
-            <w:insideV w:val="none" w:color="auto" w:sz="0" w:space="0"/>
-          </w:tblBorders>
+          <w:tblW w:w="0" w:type="auto"/>
+          <w:jc w:val="center"/>
           <w:tblCellMar>
             <w:top w:w="0" w:type="dxa"/>
             <w:left w:w="108" w:type="dxa"/>
@@ -656,7 +646,7 @@
           </w:tblCellMar>
         </w:tblPrEx>
         <w:trPr>
-          <w:trHeight w:val="635" w:hRule="atLeast"/>
+          <w:trHeight w:val="635"/>
           <w:jc w:val="center"/>
         </w:trPr>
         <w:tc>
@@ -706,7 +696,7 @@
             </w:r>
             <w:r>
               <w:rPr>
-                <w:rFonts w:hint="eastAsia" w:asciiTheme="minorAscii" w:hAnsiTheme="minorAscii" w:eastAsiaTheme="minorEastAsia"/>
+                <w:rFonts w:asciiTheme="minorAscii" w:eastAsiaTheme="minorEastAsia" w:hAnsiTheme="minorAscii" w:hint="eastAsia"/>
                 <w:spacing w:val="227"/>
                 <w:sz w:val="21"/>
                 <w:vertAlign w:val="baseline"/>
@@ -716,7 +706,7 @@
             </w:r>
             <w:r>
               <w:rPr>
-                <w:rFonts w:hint="eastAsia" w:asciiTheme="minorAscii" w:hAnsiTheme="minorAscii" w:eastAsiaTheme="minorEastAsia"/>
+                <w:rFonts w:asciiTheme="minorAscii" w:eastAsiaTheme="minorEastAsia" w:hAnsiTheme="minorAscii" w:hint="eastAsia"/>
                 <w:spacing w:val="0"/>
                 <w:kern w:val="0"/>
                 <w:sz w:val="21"/>
@@ -763,7 +753,7 @@
             </w:r>
             <w:r>
               <w:rPr>
-                <w:rFonts w:hint="eastAsia" w:asciiTheme="minorAscii" w:hAnsiTheme="minorAscii" w:eastAsiaTheme="minorEastAsia"/>
+                <w:rFonts w:asciiTheme="minorAscii" w:eastAsiaTheme="minorEastAsia" w:hAnsiTheme="minorAscii" w:hint="eastAsia"/>
                 <w:spacing w:val="227"/>
                 <w:sz w:val="21"/>
                 <w:vertAlign w:val="baseline"/>
@@ -822,14 +812,14 @@
         <w:ind w:left="3634"/>
         <w:textAlignment w:val="baseline"/>
         <w:rPr>
-          <w:rFonts w:ascii="宋体" w:hAnsi="宋体" w:eastAsia="宋体" w:cs="宋体"/>
+          <w:rFonts w:ascii="宋体" w:eastAsia="宋体" w:hAnsi="宋体" w:cs="宋体"/>
           <w:sz w:val="31"/>
           <w:szCs w:val="31"/>
         </w:rPr>
       </w:pPr>
       <w:r>
         <w:rPr>
-          <w:rFonts w:ascii="宋体" w:hAnsi="宋体" w:eastAsia="宋体" w:cs="宋体"/>
+          <w:rFonts w:ascii="宋体" w:eastAsia="宋体" w:hAnsi="宋体" w:cs="宋体"/>
           <w:b/>
           <w:bCs/>
           <w:spacing w:val="4"/>
@@ -841,16 +831,16 @@
     </w:p>
     <w:tbl>
       <w:tblPr>
-        <w:tblStyle w:val="27"/>
+        <w:tblStyle w:val="TableNormal0"/>
         <w:tblW w:w="8214" w:type="dxa"/>
         <w:jc w:val="center"/>
         <w:tblBorders>
-          <w:top w:val="single" w:color="000000" w:sz="2" w:space="0"/>
-          <w:left w:val="single" w:color="000000" w:sz="2" w:space="0"/>
-          <w:bottom w:val="single" w:color="000000" w:sz="2" w:space="0"/>
-          <w:right w:val="single" w:color="000000" w:sz="2" w:space="0"/>
-          <w:insideH w:val="single" w:color="000000" w:sz="2" w:space="0"/>
-          <w:insideV w:val="single" w:color="000000" w:sz="2" w:space="0"/>
+          <w:top w:val="single" w:sz="2" w:space="0" w:color="000000"/>
+          <w:left w:val="single" w:sz="2" w:space="0" w:color="000000"/>
+          <w:bottom w:val="single" w:sz="2" w:space="0" w:color="000000"/>
+          <w:right w:val="single" w:sz="2" w:space="0" w:color="000000"/>
+          <w:insideH w:val="single" w:sz="2" w:space="0" w:color="000000"/>
+          <w:insideV w:val="single" w:sz="2" w:space="0" w:color="000000"/>
         </w:tblBorders>
         <w:tblLayout w:type="fixed"/>
         <w:tblCellMar>
@@ -870,14 +860,17 @@
       </w:tblGrid>
       <w:tr>
         <w:tblPrEx>
+          <w:tblW w:w="8214" w:type="dxa"/>
+          <w:jc w:val="center"/>
           <w:tblBorders>
-            <w:top w:val="single" w:color="000000" w:sz="2" w:space="0"/>
-            <w:left w:val="single" w:color="000000" w:sz="2" w:space="0"/>
-            <w:bottom w:val="single" w:color="000000" w:sz="2" w:space="0"/>
-            <w:right w:val="single" w:color="000000" w:sz="2" w:space="0"/>
-            <w:insideH w:val="single" w:color="000000" w:sz="2" w:space="0"/>
-            <w:insideV w:val="single" w:color="000000" w:sz="2" w:space="0"/>
+            <w:top w:val="single" w:sz="2" w:space="0" w:color="000000"/>
+            <w:left w:val="single" w:sz="2" w:space="0" w:color="000000"/>
+            <w:bottom w:val="single" w:sz="2" w:space="0" w:color="000000"/>
+            <w:right w:val="single" w:sz="2" w:space="0" w:color="000000"/>
+            <w:insideH w:val="single" w:sz="2" w:space="0" w:color="000000"/>
+            <w:insideV w:val="single" w:sz="2" w:space="0" w:color="000000"/>
           </w:tblBorders>
+          <w:tblLayout w:type="fixed"/>
           <w:tblCellMar>
             <w:top w:w="0" w:type="dxa"/>
             <w:left w:w="0" w:type="dxa"/>
@@ -886,7 +879,7 @@
           </w:tblCellMar>
         </w:tblPrEx>
         <w:trPr>
-          <w:trHeight w:val="593" w:hRule="atLeast"/>
+          <w:trHeight w:val="593"/>
           <w:jc w:val="center"/>
         </w:trPr>
         <w:tc>
@@ -908,18 +901,18 @@
               <w:adjustRightInd w:val="0"/>
               <w:snapToGrid w:val="0"/>
               <w:spacing w:before="176" w:line="228" w:lineRule="auto"/>
-              <w:ind w:left="0" w:leftChars="0" w:right="0" w:rightChars="0" w:firstLine="0" w:firstLineChars="0"/>
+              <w:ind w:left="0" w:right="0" w:firstLine="0" w:leftChars="0" w:rightChars="0" w:firstLineChars="0"/>
               <w:jc w:val="center"/>
               <w:textAlignment w:val="baseline"/>
               <w:rPr>
-                <w:rFonts w:ascii="宋体" w:hAnsi="宋体" w:eastAsia="宋体" w:cs="宋体"/>
+                <w:rFonts w:ascii="宋体" w:eastAsia="宋体" w:hAnsi="宋体" w:cs="宋体"/>
                 <w:sz w:val="20"/>
                 <w:szCs w:val="20"/>
               </w:rPr>
             </w:pPr>
             <w:r>
               <w:rPr>
-                <w:rFonts w:hint="eastAsia" w:ascii="宋体" w:hAnsi="宋体" w:cs="宋体"/>
+                <w:rFonts w:ascii="宋体" w:hAnsi="宋体" w:cs="宋体" w:hint="eastAsia"/>
                 <w:spacing w:val="-14"/>
                 <w:sz w:val="20"/>
                 <w:szCs w:val="20"/>
@@ -929,7 +922,7 @@
             </w:r>
             <w:r>
               <w:rPr>
-                <w:rFonts w:ascii="宋体" w:hAnsi="宋体" w:eastAsia="宋体" w:cs="宋体"/>
+                <w:rFonts w:ascii="宋体" w:eastAsia="宋体" w:hAnsi="宋体" w:cs="宋体"/>
                 <w:spacing w:val="-14"/>
                 <w:sz w:val="20"/>
                 <w:szCs w:val="20"/>
@@ -957,18 +950,18 @@
               <w:adjustRightInd w:val="0"/>
               <w:snapToGrid w:val="0"/>
               <w:spacing w:before="175" w:line="227" w:lineRule="auto"/>
-              <w:ind w:left="0" w:leftChars="0" w:right="0" w:rightChars="0" w:firstLine="0" w:firstLineChars="0"/>
+              <w:ind w:left="0" w:right="0" w:firstLine="0" w:leftChars="0" w:rightChars="0" w:firstLineChars="0"/>
               <w:jc w:val="center"/>
               <w:textAlignment w:val="baseline"/>
               <w:rPr>
-                <w:rFonts w:ascii="宋体" w:hAnsi="宋体" w:eastAsia="宋体" w:cs="宋体"/>
+                <w:rFonts w:ascii="宋体" w:eastAsia="宋体" w:hAnsi="宋体" w:cs="宋体"/>
                 <w:sz w:val="20"/>
                 <w:szCs w:val="20"/>
               </w:rPr>
             </w:pPr>
             <w:r>
               <w:rPr>
-                <w:rFonts w:ascii="宋体" w:hAnsi="宋体" w:eastAsia="宋体" w:cs="宋体"/>
+                <w:rFonts w:ascii="宋体" w:eastAsia="宋体" w:hAnsi="宋体" w:cs="宋体"/>
                 <w:spacing w:val="4"/>
                 <w:sz w:val="20"/>
                 <w:szCs w:val="20"/>
@@ -996,18 +989,18 @@
               <w:adjustRightInd w:val="0"/>
               <w:snapToGrid w:val="0"/>
               <w:spacing w:before="175" w:line="228" w:lineRule="auto"/>
-              <w:ind w:left="0" w:leftChars="0" w:right="0" w:rightChars="0" w:firstLine="0" w:firstLineChars="0"/>
+              <w:ind w:left="0" w:right="0" w:firstLine="0" w:leftChars="0" w:rightChars="0" w:firstLineChars="0"/>
               <w:jc w:val="center"/>
               <w:textAlignment w:val="baseline"/>
               <w:rPr>
-                <w:rFonts w:ascii="宋体" w:hAnsi="宋体" w:eastAsia="宋体" w:cs="宋体"/>
+                <w:rFonts w:ascii="宋体" w:eastAsia="宋体" w:hAnsi="宋体" w:cs="宋体"/>
                 <w:sz w:val="20"/>
                 <w:szCs w:val="20"/>
               </w:rPr>
             </w:pPr>
             <w:r>
               <w:rPr>
-                <w:rFonts w:ascii="宋体" w:hAnsi="宋体" w:eastAsia="宋体" w:cs="宋体"/>
+                <w:rFonts w:ascii="宋体" w:eastAsia="宋体" w:hAnsi="宋体" w:cs="宋体"/>
                 <w:spacing w:val="7"/>
                 <w:sz w:val="20"/>
                 <w:szCs w:val="20"/>
@@ -1035,11 +1028,11 @@
               <w:adjustRightInd w:val="0"/>
               <w:snapToGrid w:val="0"/>
               <w:spacing w:before="175" w:line="228" w:lineRule="auto"/>
-              <w:ind w:left="0" w:leftChars="0" w:right="0" w:rightChars="0" w:firstLine="0" w:firstLineChars="0"/>
+              <w:ind w:left="0" w:right="0" w:firstLine="0" w:leftChars="0" w:rightChars="0" w:firstLineChars="0"/>
               <w:jc w:val="center"/>
               <w:textAlignment w:val="baseline"/>
               <w:rPr>
-                <w:rFonts w:hint="eastAsia" w:ascii="宋体" w:hAnsi="宋体" w:eastAsia="宋体" w:cs="宋体"/>
+                <w:rFonts w:ascii="宋体" w:eastAsia="宋体" w:hAnsi="宋体" w:cs="宋体" w:hint="eastAsia"/>
                 <w:spacing w:val="7"/>
                 <w:sz w:val="20"/>
                 <w:szCs w:val="20"/>
@@ -1048,7 +1041,7 @@
             </w:pPr>
             <w:r>
               <w:rPr>
-                <w:rFonts w:hint="eastAsia" w:ascii="宋体" w:hAnsi="宋体" w:cs="宋体"/>
+                <w:rFonts w:ascii="宋体" w:hAnsi="宋体" w:cs="宋体" w:hint="eastAsia"/>
                 <w:spacing w:val="7"/>
                 <w:sz w:val="20"/>
                 <w:szCs w:val="20"/>
@@ -1077,11 +1070,11 @@
               <w:adjustRightInd w:val="0"/>
               <w:snapToGrid w:val="0"/>
               <w:spacing w:before="175" w:line="228" w:lineRule="auto"/>
-              <w:ind w:left="0" w:leftChars="0" w:right="0" w:rightChars="0" w:firstLine="0" w:firstLineChars="0"/>
+              <w:ind w:left="0" w:right="0" w:firstLine="0" w:leftChars="0" w:rightChars="0" w:firstLineChars="0"/>
               <w:jc w:val="center"/>
               <w:textAlignment w:val="baseline"/>
               <w:rPr>
-                <w:rFonts w:hint="default" w:ascii="宋体" w:hAnsi="宋体" w:cs="宋体"/>
+                <w:rFonts w:ascii="宋体" w:hAnsi="宋体" w:cs="宋体" w:hint="default"/>
                 <w:spacing w:val="7"/>
                 <w:sz w:val="20"/>
                 <w:szCs w:val="20"/>
@@ -1090,7 +1083,7 @@
             </w:pPr>
             <w:r>
               <w:rPr>
-                <w:rFonts w:hint="eastAsia" w:ascii="宋体" w:hAnsi="宋体" w:cs="宋体"/>
+                <w:rFonts w:ascii="宋体" w:hAnsi="宋体" w:cs="宋体" w:hint="eastAsia"/>
                 <w:spacing w:val="7"/>
                 <w:sz w:val="20"/>
                 <w:szCs w:val="20"/>
@@ -1119,18 +1112,18 @@
               <w:adjustRightInd w:val="0"/>
               <w:snapToGrid w:val="0"/>
               <w:spacing w:before="176" w:line="229" w:lineRule="auto"/>
-              <w:ind w:left="0" w:leftChars="0" w:right="0" w:rightChars="0" w:firstLine="0" w:firstLineChars="0"/>
+              <w:ind w:left="0" w:right="0" w:firstLine="0" w:leftChars="0" w:rightChars="0" w:firstLineChars="0"/>
               <w:jc w:val="center"/>
               <w:textAlignment w:val="baseline"/>
               <w:rPr>
-                <w:rFonts w:ascii="宋体" w:hAnsi="宋体" w:eastAsia="宋体" w:cs="宋体"/>
+                <w:rFonts w:ascii="宋体" w:eastAsia="宋体" w:hAnsi="宋体" w:cs="宋体"/>
                 <w:sz w:val="20"/>
                 <w:szCs w:val="20"/>
               </w:rPr>
             </w:pPr>
             <w:r>
               <w:rPr>
-                <w:rFonts w:ascii="宋体" w:hAnsi="宋体" w:eastAsia="宋体" w:cs="宋体"/>
+                <w:rFonts w:ascii="宋体" w:eastAsia="宋体" w:hAnsi="宋体" w:cs="宋体"/>
                 <w:spacing w:val="7"/>
                 <w:sz w:val="20"/>
                 <w:szCs w:val="20"/>
@@ -1142,14 +1135,9 @@
       </w:tr>
       <w:tr>
         <w:tblPrEx>
-          <w:tblBorders>
-            <w:top w:val="single" w:color="000000" w:sz="2" w:space="0"/>
-            <w:left w:val="single" w:color="000000" w:sz="2" w:space="0"/>
-            <w:bottom w:val="single" w:color="000000" w:sz="2" w:space="0"/>
-            <w:right w:val="single" w:color="000000" w:sz="2" w:space="0"/>
-            <w:insideH w:val="single" w:color="000000" w:sz="2" w:space="0"/>
-            <w:insideV w:val="single" w:color="000000" w:sz="2" w:space="0"/>
-          </w:tblBorders>
+          <w:tblW w:w="8214" w:type="dxa"/>
+          <w:jc w:val="center"/>
+          <w:tblLayout w:type="fixed"/>
           <w:tblCellMar>
             <w:top w:w="0" w:type="dxa"/>
             <w:left w:w="0" w:type="dxa"/>
@@ -1158,7 +1146,7 @@
           </w:tblCellMar>
         </w:tblPrEx>
         <w:trPr>
-          <w:trHeight w:val="516" w:hRule="atLeast"/>
+          <w:trHeight w:val="516"/>
           <w:jc w:val="center"/>
         </w:trPr>
         <w:tc>
@@ -1180,11 +1168,11 @@
               <w:adjustRightInd w:val="0"/>
               <w:snapToGrid w:val="0"/>
               <w:spacing w:before="173" w:line="267" w:lineRule="exact"/>
-              <w:ind w:left="0" w:leftChars="0" w:right="0" w:rightChars="0" w:firstLine="0" w:firstLineChars="0"/>
+              <w:ind w:left="0" w:right="0" w:firstLine="0" w:leftChars="0" w:rightChars="0" w:firstLineChars="0"/>
               <w:jc w:val="center"/>
               <w:textAlignment w:val="baseline"/>
               <w:rPr>
-                <w:rFonts w:hint="default" w:ascii="宋体" w:hAnsi="宋体" w:eastAsia="宋体" w:cs="宋体"/>
+                <w:rFonts w:ascii="宋体" w:eastAsia="宋体" w:hAnsi="宋体" w:cs="宋体" w:hint="default"/>
                 <w:sz w:val="20"/>
                 <w:szCs w:val="20"/>
                 <w:lang w:val="en-US"/>
@@ -1192,7 +1180,7 @@
             </w:pPr>
             <w:r>
               <w:rPr>
-                <w:rFonts w:ascii="宋体" w:hAnsi="宋体" w:eastAsia="宋体" w:cs="宋体"/>
+                <w:rFonts w:ascii="宋体" w:eastAsia="宋体" w:hAnsi="宋体" w:cs="宋体"/>
                 <w:spacing w:val="3"/>
                 <w:position w:val="1"/>
                 <w:sz w:val="20"/>
@@ -1202,7 +1190,7 @@
             </w:r>
             <w:r>
               <w:rPr>
-                <w:rFonts w:hint="eastAsia" w:ascii="宋体" w:hAnsi="宋体" w:cs="宋体"/>
+                <w:rFonts w:ascii="宋体" w:hAnsi="宋体" w:cs="宋体" w:hint="eastAsia"/>
                 <w:spacing w:val="3"/>
                 <w:position w:val="1"/>
                 <w:sz w:val="20"/>
@@ -1213,7 +1201,7 @@
             </w:r>
             <w:r>
               <w:rPr>
-                <w:rFonts w:ascii="宋体" w:hAnsi="宋体" w:eastAsia="宋体" w:cs="宋体"/>
+                <w:rFonts w:ascii="宋体" w:eastAsia="宋体" w:hAnsi="宋体" w:cs="宋体"/>
                 <w:spacing w:val="3"/>
                 <w:position w:val="1"/>
                 <w:sz w:val="20"/>
@@ -1223,7 +1211,7 @@
             </w:r>
             <w:r>
               <w:rPr>
-                <w:rFonts w:hint="eastAsia" w:ascii="宋体" w:hAnsi="宋体" w:cs="宋体"/>
+                <w:rFonts w:ascii="宋体" w:hAnsi="宋体" w:cs="宋体" w:hint="eastAsia"/>
                 <w:spacing w:val="3"/>
                 <w:position w:val="1"/>
                 <w:sz w:val="20"/>
@@ -1253,18 +1241,18 @@
               <w:adjustRightInd w:val="0"/>
               <w:snapToGrid w:val="0"/>
               <w:spacing w:before="173" w:line="267" w:lineRule="exact"/>
-              <w:ind w:left="0" w:leftChars="0" w:right="0" w:rightChars="0" w:firstLine="0" w:firstLineChars="0"/>
+              <w:ind w:left="0" w:right="0" w:firstLine="0" w:leftChars="0" w:rightChars="0" w:firstLineChars="0"/>
               <w:jc w:val="center"/>
               <w:textAlignment w:val="baseline"/>
               <w:rPr>
-                <w:rFonts w:ascii="宋体" w:hAnsi="宋体" w:eastAsia="宋体" w:cs="宋体"/>
+                <w:rFonts w:ascii="宋体" w:eastAsia="宋体" w:hAnsi="宋体" w:cs="宋体"/>
                 <w:sz w:val="20"/>
                 <w:szCs w:val="20"/>
               </w:rPr>
             </w:pPr>
             <w:r>
               <w:rPr>
-                <w:rFonts w:ascii="宋体" w:hAnsi="宋体" w:eastAsia="宋体" w:cs="宋体"/>
+                <w:rFonts w:ascii="宋体" w:eastAsia="宋体" w:hAnsi="宋体" w:cs="宋体"/>
                 <w:spacing w:val="4"/>
                 <w:position w:val="1"/>
                 <w:sz w:val="20"/>
@@ -1293,18 +1281,18 @@
               <w:adjustRightInd w:val="0"/>
               <w:snapToGrid w:val="0"/>
               <w:spacing w:before="172" w:line="228" w:lineRule="auto"/>
-              <w:ind w:left="0" w:leftChars="0" w:right="0" w:rightChars="0" w:firstLine="0" w:firstLineChars="0"/>
+              <w:ind w:left="0" w:right="0" w:firstLine="0" w:leftChars="0" w:rightChars="0" w:firstLineChars="0"/>
               <w:jc w:val="center"/>
               <w:textAlignment w:val="baseline"/>
               <w:rPr>
-                <w:rFonts w:ascii="宋体" w:hAnsi="宋体" w:eastAsia="宋体" w:cs="宋体"/>
+                <w:rFonts w:ascii="宋体" w:eastAsia="宋体" w:hAnsi="宋体" w:cs="宋体"/>
                 <w:sz w:val="20"/>
                 <w:szCs w:val="20"/>
               </w:rPr>
             </w:pPr>
             <w:r>
               <w:rPr>
-                <w:rFonts w:ascii="宋体" w:hAnsi="宋体" w:eastAsia="宋体" w:cs="宋体"/>
+                <w:rFonts w:ascii="宋体" w:eastAsia="宋体" w:hAnsi="宋体" w:cs="宋体"/>
                 <w:spacing w:val="200"/>
                 <w:kern w:val="0"/>
                 <w:sz w:val="20"/>
@@ -1314,7 +1302,7 @@
             </w:r>
             <w:r>
               <w:rPr>
-                <w:rFonts w:ascii="宋体" w:hAnsi="宋体" w:eastAsia="宋体" w:cs="宋体"/>
+                <w:rFonts w:ascii="宋体" w:eastAsia="宋体" w:hAnsi="宋体" w:cs="宋体"/>
                 <w:spacing w:val="0"/>
                 <w:kern w:val="0"/>
                 <w:sz w:val="20"/>
@@ -1343,11 +1331,11 @@
               <w:adjustRightInd w:val="0"/>
               <w:snapToGrid w:val="0"/>
               <w:spacing w:before="172" w:line="228" w:lineRule="auto"/>
-              <w:ind w:left="0" w:leftChars="0" w:right="0" w:rightChars="0" w:firstLine="0" w:firstLineChars="0"/>
+              <w:ind w:left="0" w:right="0" w:firstLine="0" w:leftChars="0" w:rightChars="0" w:firstLineChars="0"/>
               <w:jc w:val="center"/>
               <w:textAlignment w:val="baseline"/>
               <w:rPr>
-                <w:rFonts w:ascii="宋体" w:hAnsi="宋体" w:eastAsia="宋体" w:cs="宋体"/>
+                <w:rFonts w:ascii="宋体" w:eastAsia="宋体" w:hAnsi="宋体" w:cs="宋体"/>
                 <w:spacing w:val="200"/>
                 <w:kern w:val="0"/>
                 <w:sz w:val="20"/>
@@ -1356,7 +1344,7 @@
             </w:pPr>
             <w:r>
               <w:rPr>
-                <w:rFonts w:hint="eastAsia" w:ascii="宋体" w:hAnsi="宋体" w:eastAsia="宋体" w:cs="宋体"/>
+                <w:rFonts w:ascii="宋体" w:eastAsia="宋体" w:hAnsi="宋体" w:cs="宋体" w:hint="eastAsia"/>
                 <w:spacing w:val="200"/>
                 <w:kern w:val="0"/>
                 <w:sz w:val="20"/>
@@ -1367,7 +1355,7 @@
             </w:r>
             <w:r>
               <w:rPr>
-                <w:rFonts w:hint="eastAsia" w:asciiTheme="minorAscii" w:hAnsiTheme="minorAscii" w:eastAsiaTheme="minorEastAsia"/>
+                <w:rFonts w:asciiTheme="minorAscii" w:eastAsiaTheme="minorEastAsia" w:hAnsiTheme="minorAscii" w:hint="eastAsia"/>
                 <w:spacing w:val="0"/>
                 <w:kern w:val="0"/>
                 <w:sz w:val="21"/>
@@ -1397,11 +1385,11 @@
               <w:adjustRightInd w:val="0"/>
               <w:snapToGrid w:val="0"/>
               <w:spacing w:before="172" w:line="228" w:lineRule="auto"/>
-              <w:ind w:left="0" w:leftChars="0" w:right="0" w:rightChars="0" w:firstLine="0" w:firstLineChars="0"/>
+              <w:ind w:left="0" w:right="0" w:firstLine="0" w:leftChars="0" w:rightChars="0" w:firstLineChars="0"/>
               <w:jc w:val="center"/>
               <w:textAlignment w:val="baseline"/>
               <w:rPr>
-                <w:rFonts w:ascii="宋体" w:hAnsi="宋体" w:eastAsia="宋体" w:cs="宋体"/>
+                <w:rFonts w:ascii="宋体" w:eastAsia="宋体" w:hAnsi="宋体" w:cs="宋体"/>
                 <w:spacing w:val="200"/>
                 <w:kern w:val="0"/>
                 <w:sz w:val="20"/>
@@ -1410,7 +1398,7 @@
             </w:pPr>
             <w:r>
               <w:rPr>
-                <w:rFonts w:hint="eastAsia" w:ascii="宋体" w:hAnsi="宋体" w:eastAsia="宋体" w:cs="宋体"/>
+                <w:rFonts w:ascii="宋体" w:eastAsia="宋体" w:hAnsi="宋体" w:cs="宋体" w:hint="eastAsia"/>
                 <w:spacing w:val="200"/>
                 <w:kern w:val="0"/>
                 <w:sz w:val="20"/>
@@ -1420,7 +1408,7 @@
             </w:r>
             <w:r>
               <w:rPr>
-                <w:rFonts w:hint="eastAsia" w:asciiTheme="minorAscii" w:hAnsiTheme="minorAscii" w:eastAsiaTheme="minorEastAsia"/>
+                <w:rFonts w:asciiTheme="minorAscii" w:eastAsiaTheme="minorEastAsia" w:hAnsiTheme="minorAscii" w:hint="eastAsia"/>
                 <w:spacing w:val="0"/>
                 <w:kern w:val="0"/>
                 <w:sz w:val="21"/>
@@ -1450,18 +1438,18 @@
               <w:adjustRightInd w:val="0"/>
               <w:snapToGrid w:val="0"/>
               <w:spacing w:before="173" w:line="229" w:lineRule="auto"/>
-              <w:ind w:left="0" w:leftChars="0" w:right="0" w:rightChars="0" w:firstLine="0" w:firstLineChars="0"/>
+              <w:ind w:left="0" w:right="0" w:firstLine="0" w:leftChars="0" w:rightChars="0" w:firstLineChars="0"/>
               <w:jc w:val="center"/>
               <w:textAlignment w:val="baseline"/>
               <w:rPr>
-                <w:rFonts w:ascii="宋体" w:hAnsi="宋体" w:eastAsia="宋体" w:cs="宋体"/>
+                <w:rFonts w:ascii="宋体" w:eastAsia="宋体" w:hAnsi="宋体" w:cs="宋体"/>
                 <w:sz w:val="20"/>
                 <w:szCs w:val="20"/>
               </w:rPr>
             </w:pPr>
             <w:r>
               <w:rPr>
-                <w:rFonts w:hint="eastAsia" w:asciiTheme="minorAscii" w:hAnsiTheme="minorAscii" w:eastAsiaTheme="minorEastAsia"/>
+                <w:rFonts w:asciiTheme="minorAscii" w:eastAsiaTheme="minorEastAsia" w:hAnsiTheme="minorAscii" w:hint="eastAsia"/>
                 <w:spacing w:val="0"/>
                 <w:kern w:val="0"/>
                 <w:sz w:val="21"/>
@@ -1475,14 +1463,9 @@
       </w:tr>
       <w:tr>
         <w:tblPrEx>
-          <w:tblBorders>
-            <w:top w:val="single" w:color="000000" w:sz="2" w:space="0"/>
-            <w:left w:val="single" w:color="000000" w:sz="2" w:space="0"/>
-            <w:bottom w:val="single" w:color="000000" w:sz="2" w:space="0"/>
-            <w:right w:val="single" w:color="000000" w:sz="2" w:space="0"/>
-            <w:insideH w:val="single" w:color="000000" w:sz="2" w:space="0"/>
-            <w:insideV w:val="single" w:color="000000" w:sz="2" w:space="0"/>
-          </w:tblBorders>
+          <w:tblW w:w="8214" w:type="dxa"/>
+          <w:jc w:val="center"/>
+          <w:tblLayout w:type="fixed"/>
           <w:tblCellMar>
             <w:top w:w="0" w:type="dxa"/>
             <w:left w:w="0" w:type="dxa"/>
@@ -1491,7 +1474,7 @@
           </w:tblCellMar>
         </w:tblPrEx>
         <w:trPr>
-          <w:trHeight w:val="556" w:hRule="atLeast"/>
+          <w:trHeight w:val="556"/>
           <w:jc w:val="center"/>
         </w:trPr>
         <w:tc>
@@ -1500,7 +1483,7 @@
           </w:tcPr>
           <w:p>
             <w:pPr>
-              <w:pStyle w:val="28"/>
+              <w:pStyle w:val="TableText"/>
               <w:keepNext w:val="0"/>
               <w:keepLines w:val="0"/>
               <w:pageBreakBefore w:val="0"/>
@@ -1513,7 +1496,7 @@
               <w:bidi w:val="0"/>
               <w:adjustRightInd w:val="0"/>
               <w:snapToGrid w:val="0"/>
-              <w:ind w:left="0" w:leftChars="0" w:right="0" w:rightChars="0" w:firstLine="0" w:firstLineChars="0"/>
+              <w:ind w:left="0" w:right="0" w:firstLine="0" w:leftChars="0" w:rightChars="0" w:firstLineChars="0"/>
               <w:jc w:val="center"/>
               <w:textAlignment w:val="baseline"/>
             </w:pPr>
@@ -1525,7 +1508,7 @@
           </w:tcPr>
           <w:p>
             <w:pPr>
-              <w:pStyle w:val="28"/>
+              <w:pStyle w:val="TableText"/>
               <w:keepNext w:val="0"/>
               <w:keepLines w:val="0"/>
               <w:pageBreakBefore w:val="0"/>
@@ -1538,7 +1521,7 @@
               <w:bidi w:val="0"/>
               <w:adjustRightInd w:val="0"/>
               <w:snapToGrid w:val="0"/>
-              <w:ind w:left="0" w:leftChars="0" w:right="0" w:rightChars="0" w:firstLine="0" w:firstLineChars="0"/>
+              <w:ind w:left="0" w:right="0" w:firstLine="0" w:leftChars="0" w:rightChars="0" w:firstLineChars="0"/>
               <w:jc w:val="center"/>
               <w:textAlignment w:val="baseline"/>
             </w:pPr>
@@ -1550,7 +1533,7 @@
           </w:tcPr>
           <w:p>
             <w:pPr>
-              <w:pStyle w:val="28"/>
+              <w:pStyle w:val="TableText"/>
               <w:keepNext w:val="0"/>
               <w:keepLines w:val="0"/>
               <w:pageBreakBefore w:val="0"/>
@@ -1563,7 +1546,7 @@
               <w:bidi w:val="0"/>
               <w:adjustRightInd w:val="0"/>
               <w:snapToGrid w:val="0"/>
-              <w:ind w:left="0" w:leftChars="0" w:right="0" w:rightChars="0" w:firstLine="0" w:firstLineChars="0"/>
+              <w:ind w:left="0" w:right="0" w:firstLine="0" w:leftChars="0" w:rightChars="0" w:firstLineChars="0"/>
               <w:jc w:val="center"/>
               <w:textAlignment w:val="baseline"/>
             </w:pPr>
@@ -1575,7 +1558,7 @@
           </w:tcPr>
           <w:p>
             <w:pPr>
-              <w:pStyle w:val="28"/>
+              <w:pStyle w:val="TableText"/>
               <w:keepNext w:val="0"/>
               <w:keepLines w:val="0"/>
               <w:pageBreakBefore w:val="0"/>
@@ -1588,7 +1571,7 @@
               <w:bidi w:val="0"/>
               <w:adjustRightInd w:val="0"/>
               <w:snapToGrid w:val="0"/>
-              <w:ind w:left="0" w:leftChars="0" w:right="0" w:rightChars="0" w:firstLine="0" w:firstLineChars="0"/>
+              <w:ind w:left="0" w:right="0" w:firstLine="0" w:leftChars="0" w:rightChars="0" w:firstLineChars="0"/>
               <w:jc w:val="center"/>
               <w:textAlignment w:val="baseline"/>
             </w:pPr>
@@ -1600,7 +1583,7 @@
           </w:tcPr>
           <w:p>
             <w:pPr>
-              <w:pStyle w:val="28"/>
+              <w:pStyle w:val="TableText"/>
               <w:keepNext w:val="0"/>
               <w:keepLines w:val="0"/>
               <w:pageBreakBefore w:val="0"/>
@@ -1613,7 +1596,7 @@
               <w:bidi w:val="0"/>
               <w:adjustRightInd w:val="0"/>
               <w:snapToGrid w:val="0"/>
-              <w:ind w:left="0" w:leftChars="0" w:right="0" w:rightChars="0" w:firstLine="0" w:firstLineChars="0"/>
+              <w:ind w:left="0" w:right="0" w:firstLine="0" w:leftChars="0" w:rightChars="0" w:firstLineChars="0"/>
               <w:jc w:val="center"/>
               <w:textAlignment w:val="baseline"/>
             </w:pPr>
@@ -1625,7 +1608,7 @@
           </w:tcPr>
           <w:p>
             <w:pPr>
-              <w:pStyle w:val="28"/>
+              <w:pStyle w:val="TableText"/>
               <w:keepNext w:val="0"/>
               <w:keepLines w:val="0"/>
               <w:pageBreakBefore w:val="0"/>
@@ -1638,7 +1621,7 @@
               <w:bidi w:val="0"/>
               <w:adjustRightInd w:val="0"/>
               <w:snapToGrid w:val="0"/>
-              <w:ind w:left="0" w:leftChars="0" w:right="0" w:rightChars="0" w:firstLine="0" w:firstLineChars="0"/>
+              <w:ind w:left="0" w:right="0" w:firstLine="0" w:leftChars="0" w:rightChars="0" w:firstLineChars="0"/>
               <w:jc w:val="center"/>
               <w:textAlignment w:val="baseline"/>
             </w:pPr>
@@ -1647,14 +1630,9 @@
       </w:tr>
       <w:tr>
         <w:tblPrEx>
-          <w:tblBorders>
-            <w:top w:val="single" w:color="000000" w:sz="2" w:space="0"/>
-            <w:left w:val="single" w:color="000000" w:sz="2" w:space="0"/>
-            <w:bottom w:val="single" w:color="000000" w:sz="2" w:space="0"/>
-            <w:right w:val="single" w:color="000000" w:sz="2" w:space="0"/>
-            <w:insideH w:val="single" w:color="000000" w:sz="2" w:space="0"/>
-            <w:insideV w:val="single" w:color="000000" w:sz="2" w:space="0"/>
-          </w:tblBorders>
+          <w:tblW w:w="8214" w:type="dxa"/>
+          <w:jc w:val="center"/>
+          <w:tblLayout w:type="fixed"/>
           <w:tblCellMar>
             <w:top w:w="0" w:type="dxa"/>
             <w:left w:w="0" w:type="dxa"/>
@@ -1663,7 +1641,7 @@
           </w:tblCellMar>
         </w:tblPrEx>
         <w:trPr>
-          <w:trHeight w:val="556" w:hRule="atLeast"/>
+          <w:trHeight w:val="556"/>
           <w:jc w:val="center"/>
         </w:trPr>
         <w:tc>
@@ -1672,7 +1650,7 @@
           </w:tcPr>
           <w:p>
             <w:pPr>
-              <w:pStyle w:val="28"/>
+              <w:pStyle w:val="TableText"/>
               <w:keepNext w:val="0"/>
               <w:keepLines w:val="0"/>
               <w:pageBreakBefore w:val="0"/>
@@ -1685,7 +1663,7 @@
               <w:bidi w:val="0"/>
               <w:adjustRightInd w:val="0"/>
               <w:snapToGrid w:val="0"/>
-              <w:ind w:left="0" w:leftChars="0" w:right="0" w:rightChars="0" w:firstLine="0" w:firstLineChars="0"/>
+              <w:ind w:left="0" w:right="0" w:firstLine="0" w:leftChars="0" w:rightChars="0" w:firstLineChars="0"/>
               <w:jc w:val="center"/>
               <w:textAlignment w:val="baseline"/>
             </w:pPr>
@@ -1697,7 +1675,7 @@
           </w:tcPr>
           <w:p>
             <w:pPr>
-              <w:pStyle w:val="28"/>
+              <w:pStyle w:val="TableText"/>
               <w:keepNext w:val="0"/>
               <w:keepLines w:val="0"/>
               <w:pageBreakBefore w:val="0"/>
@@ -1710,7 +1688,7 @@
               <w:bidi w:val="0"/>
               <w:adjustRightInd w:val="0"/>
               <w:snapToGrid w:val="0"/>
-              <w:ind w:left="0" w:leftChars="0" w:right="0" w:rightChars="0" w:firstLine="0" w:firstLineChars="0"/>
+              <w:ind w:left="0" w:right="0" w:firstLine="0" w:leftChars="0" w:rightChars="0" w:firstLineChars="0"/>
               <w:jc w:val="center"/>
               <w:textAlignment w:val="baseline"/>
             </w:pPr>
@@ -1722,7 +1700,7 @@
           </w:tcPr>
           <w:p>
             <w:pPr>
-              <w:pStyle w:val="28"/>
+              <w:pStyle w:val="TableText"/>
               <w:keepNext w:val="0"/>
               <w:keepLines w:val="0"/>
               <w:pageBreakBefore w:val="0"/>
@@ -1735,7 +1713,7 @@
               <w:bidi w:val="0"/>
               <w:adjustRightInd w:val="0"/>
               <w:snapToGrid w:val="0"/>
-              <w:ind w:left="0" w:leftChars="0" w:right="0" w:rightChars="0" w:firstLine="0" w:firstLineChars="0"/>
+              <w:ind w:left="0" w:right="0" w:firstLine="0" w:leftChars="0" w:rightChars="0" w:firstLineChars="0"/>
               <w:jc w:val="center"/>
               <w:textAlignment w:val="baseline"/>
             </w:pPr>
@@ -1747,7 +1725,7 @@
           </w:tcPr>
           <w:p>
             <w:pPr>
-              <w:pStyle w:val="28"/>
+              <w:pStyle w:val="TableText"/>
               <w:keepNext w:val="0"/>
               <w:keepLines w:val="0"/>
               <w:pageBreakBefore w:val="0"/>
@@ -1760,7 +1738,7 @@
               <w:bidi w:val="0"/>
               <w:adjustRightInd w:val="0"/>
               <w:snapToGrid w:val="0"/>
-              <w:ind w:left="0" w:leftChars="0" w:right="0" w:rightChars="0" w:firstLine="0" w:firstLineChars="0"/>
+              <w:ind w:left="0" w:right="0" w:firstLine="0" w:leftChars="0" w:rightChars="0" w:firstLineChars="0"/>
               <w:jc w:val="center"/>
               <w:textAlignment w:val="baseline"/>
             </w:pPr>
@@ -1772,7 +1750,7 @@
           </w:tcPr>
           <w:p>
             <w:pPr>
-              <w:pStyle w:val="28"/>
+              <w:pStyle w:val="TableText"/>
               <w:keepNext w:val="0"/>
               <w:keepLines w:val="0"/>
               <w:pageBreakBefore w:val="0"/>
@@ -1785,7 +1763,7 @@
               <w:bidi w:val="0"/>
               <w:adjustRightInd w:val="0"/>
               <w:snapToGrid w:val="0"/>
-              <w:ind w:left="0" w:leftChars="0" w:right="0" w:rightChars="0" w:firstLine="0" w:firstLineChars="0"/>
+              <w:ind w:left="0" w:right="0" w:firstLine="0" w:leftChars="0" w:rightChars="0" w:firstLineChars="0"/>
               <w:jc w:val="center"/>
               <w:textAlignment w:val="baseline"/>
             </w:pPr>
@@ -1797,7 +1775,7 @@
           </w:tcPr>
           <w:p>
             <w:pPr>
-              <w:pStyle w:val="28"/>
+              <w:pStyle w:val="TableText"/>
               <w:keepNext w:val="0"/>
               <w:keepLines w:val="0"/>
               <w:pageBreakBefore w:val="0"/>
@@ -1810,7 +1788,7 @@
               <w:bidi w:val="0"/>
               <w:adjustRightInd w:val="0"/>
               <w:snapToGrid w:val="0"/>
-              <w:ind w:left="0" w:leftChars="0" w:right="0" w:rightChars="0" w:firstLine="0" w:firstLineChars="0"/>
+              <w:ind w:left="0" w:right="0" w:firstLine="0" w:leftChars="0" w:rightChars="0" w:firstLineChars="0"/>
               <w:jc w:val="center"/>
               <w:textAlignment w:val="baseline"/>
             </w:pPr>
@@ -1819,14 +1797,9 @@
       </w:tr>
       <w:tr>
         <w:tblPrEx>
-          <w:tblBorders>
-            <w:top w:val="single" w:color="000000" w:sz="2" w:space="0"/>
-            <w:left w:val="single" w:color="000000" w:sz="2" w:space="0"/>
-            <w:bottom w:val="single" w:color="000000" w:sz="2" w:space="0"/>
-            <w:right w:val="single" w:color="000000" w:sz="2" w:space="0"/>
-            <w:insideH w:val="single" w:color="000000" w:sz="2" w:space="0"/>
-            <w:insideV w:val="single" w:color="000000" w:sz="2" w:space="0"/>
-          </w:tblBorders>
+          <w:tblW w:w="8214" w:type="dxa"/>
+          <w:jc w:val="center"/>
+          <w:tblLayout w:type="fixed"/>
           <w:tblCellMar>
             <w:top w:w="0" w:type="dxa"/>
             <w:left w:w="0" w:type="dxa"/>
@@ -1835,7 +1808,7 @@
           </w:tblCellMar>
         </w:tblPrEx>
         <w:trPr>
-          <w:trHeight w:val="557" w:hRule="atLeast"/>
+          <w:trHeight w:val="557"/>
           <w:jc w:val="center"/>
         </w:trPr>
         <w:tc>
@@ -1844,7 +1817,7 @@
           </w:tcPr>
           <w:p>
             <w:pPr>
-              <w:pStyle w:val="28"/>
+              <w:pStyle w:val="TableText"/>
               <w:keepNext w:val="0"/>
               <w:keepLines w:val="0"/>
               <w:pageBreakBefore w:val="0"/>
@@ -1857,7 +1830,7 @@
               <w:bidi w:val="0"/>
               <w:adjustRightInd w:val="0"/>
               <w:snapToGrid w:val="0"/>
-              <w:ind w:left="0" w:leftChars="0" w:right="0" w:rightChars="0" w:firstLine="0" w:firstLineChars="0"/>
+              <w:ind w:left="0" w:right="0" w:firstLine="0" w:leftChars="0" w:rightChars="0" w:firstLineChars="0"/>
               <w:jc w:val="center"/>
               <w:textAlignment w:val="baseline"/>
             </w:pPr>
@@ -1869,7 +1842,7 @@
           </w:tcPr>
           <w:p>
             <w:pPr>
-              <w:pStyle w:val="28"/>
+              <w:pStyle w:val="TableText"/>
               <w:keepNext w:val="0"/>
               <w:keepLines w:val="0"/>
               <w:pageBreakBefore w:val="0"/>
@@ -1882,7 +1855,7 @@
               <w:bidi w:val="0"/>
               <w:adjustRightInd w:val="0"/>
               <w:snapToGrid w:val="0"/>
-              <w:ind w:left="0" w:leftChars="0" w:right="0" w:rightChars="0" w:firstLine="0" w:firstLineChars="0"/>
+              <w:ind w:left="0" w:right="0" w:firstLine="0" w:leftChars="0" w:rightChars="0" w:firstLineChars="0"/>
               <w:jc w:val="center"/>
               <w:textAlignment w:val="baseline"/>
             </w:pPr>
@@ -1894,7 +1867,7 @@
           </w:tcPr>
           <w:p>
             <w:pPr>
-              <w:pStyle w:val="28"/>
+              <w:pStyle w:val="TableText"/>
               <w:keepNext w:val="0"/>
               <w:keepLines w:val="0"/>
               <w:pageBreakBefore w:val="0"/>
@@ -1907,7 +1880,7 @@
               <w:bidi w:val="0"/>
               <w:adjustRightInd w:val="0"/>
               <w:snapToGrid w:val="0"/>
-              <w:ind w:left="0" w:leftChars="0" w:right="0" w:rightChars="0" w:firstLine="0" w:firstLineChars="0"/>
+              <w:ind w:left="0" w:right="0" w:firstLine="0" w:leftChars="0" w:rightChars="0" w:firstLineChars="0"/>
               <w:jc w:val="center"/>
               <w:textAlignment w:val="baseline"/>
             </w:pPr>
@@ -1919,7 +1892,7 @@
           </w:tcPr>
           <w:p>
             <w:pPr>
-              <w:pStyle w:val="28"/>
+              <w:pStyle w:val="TableText"/>
               <w:keepNext w:val="0"/>
               <w:keepLines w:val="0"/>
               <w:pageBreakBefore w:val="0"/>
@@ -1932,7 +1905,7 @@
               <w:bidi w:val="0"/>
               <w:adjustRightInd w:val="0"/>
               <w:snapToGrid w:val="0"/>
-              <w:ind w:left="0" w:leftChars="0" w:right="0" w:rightChars="0" w:firstLine="0" w:firstLineChars="0"/>
+              <w:ind w:left="0" w:right="0" w:firstLine="0" w:leftChars="0" w:rightChars="0" w:firstLineChars="0"/>
               <w:jc w:val="center"/>
               <w:textAlignment w:val="baseline"/>
             </w:pPr>
@@ -1944,7 +1917,7 @@
           </w:tcPr>
           <w:p>
             <w:pPr>
-              <w:pStyle w:val="28"/>
+              <w:pStyle w:val="TableText"/>
               <w:keepNext w:val="0"/>
               <w:keepLines w:val="0"/>
               <w:pageBreakBefore w:val="0"/>
@@ -1957,7 +1930,7 @@
               <w:bidi w:val="0"/>
               <w:adjustRightInd w:val="0"/>
               <w:snapToGrid w:val="0"/>
-              <w:ind w:left="0" w:leftChars="0" w:right="0" w:rightChars="0" w:firstLine="0" w:firstLineChars="0"/>
+              <w:ind w:left="0" w:right="0" w:firstLine="0" w:leftChars="0" w:rightChars="0" w:firstLineChars="0"/>
               <w:jc w:val="center"/>
               <w:textAlignment w:val="baseline"/>
             </w:pPr>
@@ -1969,7 +1942,7 @@
           </w:tcPr>
           <w:p>
             <w:pPr>
-              <w:pStyle w:val="28"/>
+              <w:pStyle w:val="TableText"/>
               <w:keepNext w:val="0"/>
               <w:keepLines w:val="0"/>
               <w:pageBreakBefore w:val="0"/>
@@ -1982,7 +1955,7 @@
               <w:bidi w:val="0"/>
               <w:adjustRightInd w:val="0"/>
               <w:snapToGrid w:val="0"/>
-              <w:ind w:left="0" w:leftChars="0" w:right="0" w:rightChars="0" w:firstLine="0" w:firstLineChars="0"/>
+              <w:ind w:left="0" w:right="0" w:firstLine="0" w:leftChars="0" w:rightChars="0" w:firstLineChars="0"/>
               <w:jc w:val="center"/>
               <w:textAlignment w:val="baseline"/>
             </w:pPr>
@@ -2013,7 +1986,7 @@
     <w:sdt>
       <w:sdtPr>
         <w:rPr>
-          <w:rFonts w:ascii="宋体" w:hAnsi="宋体" w:eastAsia="宋体" w:cs="Arial"/>
+          <w:rFonts w:ascii="宋体" w:eastAsia="宋体" w:hAnsi="宋体" w:cs="Arial"/>
           <w:snapToGrid w:val="0"/>
           <w:color w:val="000000"/>
           <w:kern w:val="0"/>
@@ -2029,7 +2002,7 @@
       </w:sdtPr>
       <w:sdtEndPr>
         <w:rPr>
-          <w:rFonts w:hint="eastAsia" w:ascii="宋体" w:hAnsi="宋体" w:eastAsia="宋体" w:cs="宋体"/>
+          <w:rFonts w:ascii="宋体" w:eastAsia="宋体" w:hAnsi="宋体" w:cs="宋体" w:hint="eastAsia"/>
           <w:snapToGrid w:val="0"/>
           <w:color w:val="000000"/>
           <w:kern w:val="0"/>
@@ -2054,18 +2027,18 @@
             <w:adjustRightInd w:val="0"/>
             <w:snapToGrid w:val="0"/>
             <w:spacing w:before="0" w:beforeLines="0" w:after="0" w:afterLines="0" w:line="240" w:lineRule="auto"/>
-            <w:ind w:left="0" w:leftChars="0" w:right="0" w:rightChars="0" w:firstLine="0" w:firstLineChars="0"/>
+            <w:ind w:left="0" w:right="0" w:firstLine="0" w:leftChars="0" w:rightChars="0" w:firstLineChars="0"/>
             <w:jc w:val="center"/>
             <w:textAlignment w:val="baseline"/>
             <w:rPr>
-              <w:rFonts w:hint="eastAsia" w:ascii="宋体" w:hAnsi="宋体" w:eastAsia="宋体" w:cs="宋体"/>
+              <w:rFonts w:ascii="宋体" w:eastAsia="宋体" w:hAnsi="宋体" w:cs="宋体" w:hint="eastAsia"/>
               <w:sz w:val="24"/>
               <w:szCs w:val="24"/>
             </w:rPr>
           </w:pPr>
           <w:r>
             <w:rPr>
-              <w:rFonts w:hint="eastAsia" w:ascii="宋体" w:hAnsi="宋体" w:eastAsia="宋体" w:cs="宋体"/>
+              <w:rFonts w:ascii="宋体" w:eastAsia="宋体" w:hAnsi="宋体" w:cs="宋体" w:hint="eastAsia"/>
               <w:sz w:val="24"/>
               <w:szCs w:val="24"/>
             </w:rPr>
@@ -2074,14 +2047,16 @@
         </w:p>
         <w:p>
           <w:pPr>
-            <w:pStyle w:val="16"/>
+            <w:pStyle w:val="TOC1"/>
             <w:tabs>
               <w:tab w:val="right" w:leader="dot" w:pos="8306"/>
             </w:tabs>
           </w:pPr>
-          <w:r>
-            <w:rPr>
-              <w:rFonts w:hint="eastAsia" w:ascii="宋体" w:hAnsi="宋体" w:eastAsia="宋体" w:cs="宋体"/>
+          <w:bookmarkStart w:id="2" w:name="_GoBack"/>
+          <w:bookmarkEnd w:id="2"/>
+          <w:r>
+            <w:rPr>
+              <w:rFonts w:ascii="宋体" w:eastAsia="宋体" w:hAnsi="宋体" w:cs="宋体" w:hint="eastAsia"/>
               <w:sz w:val="24"/>
               <w:szCs w:val="24"/>
             </w:rPr>
@@ -2089,7 +2064,7 @@
           </w:r>
           <w:r>
             <w:rPr>
-              <w:rFonts w:hint="eastAsia" w:ascii="宋体" w:hAnsi="宋体" w:eastAsia="宋体" w:cs="宋体"/>
+              <w:rFonts w:ascii="宋体" w:eastAsia="宋体" w:hAnsi="宋体" w:cs="宋体" w:hint="eastAsia"/>
               <w:sz w:val="24"/>
               <w:szCs w:val="24"/>
             </w:rPr>
@@ -2097,7 +2072,7 @@
           </w:r>
           <w:r>
             <w:rPr>
-              <w:rFonts w:hint="eastAsia" w:ascii="宋体" w:hAnsi="宋体" w:eastAsia="宋体" w:cs="宋体"/>
+              <w:rFonts w:ascii="宋体" w:eastAsia="宋体" w:hAnsi="宋体" w:cs="宋体" w:hint="eastAsia"/>
               <w:sz w:val="24"/>
               <w:szCs w:val="24"/>
             </w:rPr>
@@ -2105,21 +2080,21 @@
           </w:r>
           <w:r>
             <w:rPr>
-              <w:rFonts w:hint="eastAsia" w:ascii="宋体" w:hAnsi="宋体" w:eastAsia="宋体" w:cs="宋体"/>
+              <w:rFonts w:ascii="宋体" w:eastAsia="宋体" w:hAnsi="宋体" w:cs="宋体" w:hint="eastAsia"/>
               <w:szCs w:val="24"/>
             </w:rPr>
             <w:fldChar w:fldCharType="begin"/>
           </w:r>
           <w:r>
             <w:rPr>
-              <w:rFonts w:hint="eastAsia" w:ascii="宋体" w:hAnsi="宋体" w:eastAsia="宋体" w:cs="宋体"/>
+              <w:rFonts w:ascii="宋体" w:eastAsia="宋体" w:hAnsi="宋体" w:cs="宋体" w:hint="eastAsia"/>
               <w:szCs w:val="24"/>
             </w:rPr>
-            <w:instrText xml:space="preserve"> HYPERLINK \l _Toc16007 </w:instrText>
-          </w:r>
-          <w:r>
-            <w:rPr>
-              <w:rFonts w:hint="eastAsia" w:ascii="宋体" w:hAnsi="宋体" w:eastAsia="宋体" w:cs="宋体"/>
+            <w:instrText xml:space="preserve"> HYPERLINK \l _Toc6459 </w:instrText>
+          </w:r>
+          <w:r>
+            <w:rPr>
+              <w:rFonts w:ascii="宋体" w:eastAsia="宋体" w:hAnsi="宋体" w:cs="宋体" w:hint="eastAsia"/>
               <w:szCs w:val="24"/>
             </w:rPr>
             <w:fldChar w:fldCharType="separate"/>
@@ -2138,7 +2113,7 @@
             <w:fldChar w:fldCharType="begin"/>
           </w:r>
           <w:r>
-            <w:instrText xml:space="preserve"> PAGEREF _Toc16007 \h </w:instrText>
+            <w:instrText xml:space="preserve"> PAGEREF _Toc6459 \h </w:instrText>
           </w:r>
           <w:r>
             <w:fldChar w:fldCharType="separate"/>
@@ -2151,7 +2126,7 @@
           </w:r>
           <w:r>
             <w:rPr>
-              <w:rFonts w:hint="eastAsia" w:ascii="宋体" w:hAnsi="宋体" w:eastAsia="宋体" w:cs="宋体"/>
+              <w:rFonts w:ascii="宋体" w:eastAsia="宋体" w:hAnsi="宋体" w:cs="宋体" w:hint="eastAsia"/>
               <w:szCs w:val="24"/>
             </w:rPr>
             <w:fldChar w:fldCharType="end"/>
@@ -2159,28 +2134,28 @@
         </w:p>
         <w:p>
           <w:pPr>
-            <w:pStyle w:val="16"/>
+            <w:pStyle w:val="TOC1"/>
             <w:tabs>
               <w:tab w:val="right" w:leader="dot" w:pos="8306"/>
             </w:tabs>
           </w:pPr>
           <w:r>
             <w:rPr>
-              <w:rFonts w:hint="eastAsia" w:ascii="宋体" w:hAnsi="宋体" w:eastAsia="宋体" w:cs="宋体"/>
+              <w:rFonts w:ascii="宋体" w:eastAsia="宋体" w:hAnsi="宋体" w:cs="宋体" w:hint="eastAsia"/>
               <w:szCs w:val="24"/>
             </w:rPr>
             <w:fldChar w:fldCharType="begin"/>
           </w:r>
           <w:r>
             <w:rPr>
-              <w:rFonts w:hint="eastAsia" w:ascii="宋体" w:hAnsi="宋体" w:eastAsia="宋体" w:cs="宋体"/>
+              <w:rFonts w:ascii="宋体" w:eastAsia="宋体" w:hAnsi="宋体" w:cs="宋体" w:hint="eastAsia"/>
               <w:szCs w:val="24"/>
             </w:rPr>
-            <w:instrText xml:space="preserve"> HYPERLINK \l _Toc12106 </w:instrText>
-          </w:r>
-          <w:r>
-            <w:rPr>
-              <w:rFonts w:hint="eastAsia" w:ascii="宋体" w:hAnsi="宋体" w:eastAsia="宋体" w:cs="宋体"/>
+            <w:instrText xml:space="preserve"> HYPERLINK \l _Toc20106 </w:instrText>
+          </w:r>
+          <w:r>
+            <w:rPr>
+              <w:rFonts w:ascii="宋体" w:eastAsia="宋体" w:hAnsi="宋体" w:cs="宋体" w:hint="eastAsia"/>
               <w:szCs w:val="24"/>
             </w:rPr>
             <w:fldChar w:fldCharType="separate"/>
@@ -2199,7 +2174,7 @@
             <w:fldChar w:fldCharType="begin"/>
           </w:r>
           <w:r>
-            <w:instrText xml:space="preserve"> PAGEREF _Toc12106 \h </w:instrText>
+            <w:instrText xml:space="preserve"> PAGEREF _Toc20106 \h </w:instrText>
           </w:r>
           <w:r>
             <w:fldChar w:fldCharType="separate"/>
@@ -2212,7 +2187,7 @@
           </w:r>
           <w:r>
             <w:rPr>
-              <w:rFonts w:hint="eastAsia" w:ascii="宋体" w:hAnsi="宋体" w:eastAsia="宋体" w:cs="宋体"/>
+              <w:rFonts w:ascii="宋体" w:eastAsia="宋体" w:hAnsi="宋体" w:cs="宋体" w:hint="eastAsia"/>
               <w:szCs w:val="24"/>
             </w:rPr>
             <w:fldChar w:fldCharType="end"/>
@@ -2220,28 +2195,28 @@
         </w:p>
         <w:p>
           <w:pPr>
-            <w:pStyle w:val="16"/>
+            <w:pStyle w:val="TOC1"/>
             <w:tabs>
               <w:tab w:val="right" w:leader="dot" w:pos="8306"/>
             </w:tabs>
           </w:pPr>
           <w:r>
             <w:rPr>
-              <w:rFonts w:hint="eastAsia" w:ascii="宋体" w:hAnsi="宋体" w:eastAsia="宋体" w:cs="宋体"/>
+              <w:rFonts w:ascii="宋体" w:eastAsia="宋体" w:hAnsi="宋体" w:cs="宋体" w:hint="eastAsia"/>
               <w:szCs w:val="24"/>
             </w:rPr>
             <w:fldChar w:fldCharType="begin"/>
           </w:r>
           <w:r>
             <w:rPr>
-              <w:rFonts w:hint="eastAsia" w:ascii="宋体" w:hAnsi="宋体" w:eastAsia="宋体" w:cs="宋体"/>
+              <w:rFonts w:ascii="宋体" w:eastAsia="宋体" w:hAnsi="宋体" w:cs="宋体" w:hint="eastAsia"/>
               <w:szCs w:val="24"/>
             </w:rPr>
-            <w:instrText xml:space="preserve"> HYPERLINK \l _Toc1128 </w:instrText>
-          </w:r>
-          <w:r>
-            <w:rPr>
-              <w:rFonts w:hint="eastAsia" w:ascii="宋体" w:hAnsi="宋体" w:eastAsia="宋体" w:cs="宋体"/>
+            <w:instrText xml:space="preserve"> HYPERLINK \l _Toc827 </w:instrText>
+          </w:r>
+          <w:r>
+            <w:rPr>
+              <w:rFonts w:ascii="宋体" w:eastAsia="宋体" w:hAnsi="宋体" w:cs="宋体" w:hint="eastAsia"/>
               <w:szCs w:val="24"/>
             </w:rPr>
             <w:fldChar w:fldCharType="separate"/>
@@ -2267,7 +2242,7 @@
             <w:fldChar w:fldCharType="begin"/>
           </w:r>
           <w:r>
-            <w:instrText xml:space="preserve"> PAGEREF _Toc1128 \h </w:instrText>
+            <w:instrText xml:space="preserve"> PAGEREF _Toc827 \h </w:instrText>
           </w:r>
           <w:r>
             <w:fldChar w:fldCharType="separate"/>
@@ -2280,7 +2255,7 @@
           </w:r>
           <w:r>
             <w:rPr>
-              <w:rFonts w:hint="eastAsia" w:ascii="宋体" w:hAnsi="宋体" w:eastAsia="宋体" w:cs="宋体"/>
+              <w:rFonts w:ascii="宋体" w:eastAsia="宋体" w:hAnsi="宋体" w:cs="宋体" w:hint="eastAsia"/>
               <w:szCs w:val="24"/>
             </w:rPr>
             <w:fldChar w:fldCharType="end"/>
@@ -2288,28 +2263,28 @@
         </w:p>
         <w:p>
           <w:pPr>
-            <w:pStyle w:val="17"/>
+            <w:pStyle w:val="TOC2"/>
             <w:tabs>
               <w:tab w:val="right" w:leader="dot" w:pos="8306"/>
             </w:tabs>
           </w:pPr>
           <w:r>
             <w:rPr>
-              <w:rFonts w:hint="eastAsia" w:ascii="宋体" w:hAnsi="宋体" w:eastAsia="宋体" w:cs="宋体"/>
+              <w:rFonts w:ascii="宋体" w:eastAsia="宋体" w:hAnsi="宋体" w:cs="宋体" w:hint="eastAsia"/>
               <w:szCs w:val="24"/>
             </w:rPr>
             <w:fldChar w:fldCharType="begin"/>
           </w:r>
           <w:r>
             <w:rPr>
-              <w:rFonts w:hint="eastAsia" w:ascii="宋体" w:hAnsi="宋体" w:eastAsia="宋体" w:cs="宋体"/>
+              <w:rFonts w:ascii="宋体" w:eastAsia="宋体" w:hAnsi="宋体" w:cs="宋体" w:hint="eastAsia"/>
               <w:szCs w:val="24"/>
             </w:rPr>
-            <w:instrText xml:space="preserve"> HYPERLINK \l _Toc10633 </w:instrText>
-          </w:r>
-          <w:r>
-            <w:rPr>
-              <w:rFonts w:hint="eastAsia" w:ascii="宋体" w:hAnsi="宋体" w:eastAsia="宋体" w:cs="宋体"/>
+            <w:instrText xml:space="preserve"> HYPERLINK \l _Toc22397 </w:instrText>
+          </w:r>
+          <w:r>
+            <w:rPr>
+              <w:rFonts w:ascii="宋体" w:eastAsia="宋体" w:hAnsi="宋体" w:cs="宋体" w:hint="eastAsia"/>
               <w:szCs w:val="24"/>
             </w:rPr>
             <w:fldChar w:fldCharType="separate"/>
@@ -2335,7 +2310,7 @@
             <w:fldChar w:fldCharType="begin"/>
           </w:r>
           <w:r>
-            <w:instrText xml:space="preserve"> PAGEREF _Toc10633 \h </w:instrText>
+            <w:instrText xml:space="preserve"> PAGEREF _Toc22397 \h </w:instrText>
           </w:r>
           <w:r>
             <w:fldChar w:fldCharType="separate"/>
@@ -2348,7 +2323,7 @@
           </w:r>
           <w:r>
             <w:rPr>
-              <w:rFonts w:hint="eastAsia" w:ascii="宋体" w:hAnsi="宋体" w:eastAsia="宋体" w:cs="宋体"/>
+              <w:rFonts w:ascii="宋体" w:eastAsia="宋体" w:hAnsi="宋体" w:cs="宋体" w:hint="eastAsia"/>
               <w:szCs w:val="24"/>
             </w:rPr>
             <w:fldChar w:fldCharType="end"/>
@@ -2356,28 +2331,28 @@
         </w:p>
         <w:p>
           <w:pPr>
-            <w:pStyle w:val="17"/>
+            <w:pStyle w:val="TOC2"/>
             <w:tabs>
               <w:tab w:val="right" w:leader="dot" w:pos="8306"/>
             </w:tabs>
           </w:pPr>
           <w:r>
             <w:rPr>
-              <w:rFonts w:hint="eastAsia" w:ascii="宋体" w:hAnsi="宋体" w:eastAsia="宋体" w:cs="宋体"/>
+              <w:rFonts w:ascii="宋体" w:eastAsia="宋体" w:hAnsi="宋体" w:cs="宋体" w:hint="eastAsia"/>
               <w:szCs w:val="24"/>
             </w:rPr>
             <w:fldChar w:fldCharType="begin"/>
           </w:r>
           <w:r>
             <w:rPr>
-              <w:rFonts w:hint="eastAsia" w:ascii="宋体" w:hAnsi="宋体" w:eastAsia="宋体" w:cs="宋体"/>
+              <w:rFonts w:ascii="宋体" w:eastAsia="宋体" w:hAnsi="宋体" w:cs="宋体" w:hint="eastAsia"/>
               <w:szCs w:val="24"/>
             </w:rPr>
-            <w:instrText xml:space="preserve"> HYPERLINK \l _Toc15524 </w:instrText>
-          </w:r>
-          <w:r>
-            <w:rPr>
-              <w:rFonts w:hint="eastAsia" w:ascii="宋体" w:hAnsi="宋体" w:eastAsia="宋体" w:cs="宋体"/>
+            <w:instrText xml:space="preserve"> HYPERLINK \l _Toc29479 </w:instrText>
+          </w:r>
+          <w:r>
+            <w:rPr>
+              <w:rFonts w:ascii="宋体" w:eastAsia="宋体" w:hAnsi="宋体" w:cs="宋体" w:hint="eastAsia"/>
               <w:szCs w:val="24"/>
             </w:rPr>
             <w:fldChar w:fldCharType="separate"/>
@@ -2403,7 +2378,7 @@
             <w:fldChar w:fldCharType="begin"/>
           </w:r>
           <w:r>
-            <w:instrText xml:space="preserve"> PAGEREF _Toc15524 \h </w:instrText>
+            <w:instrText xml:space="preserve"> PAGEREF _Toc29479 \h </w:instrText>
           </w:r>
           <w:r>
             <w:fldChar w:fldCharType="separate"/>
@@ -2416,7 +2391,7 @@
           </w:r>
           <w:r>
             <w:rPr>
-              <w:rFonts w:hint="eastAsia" w:ascii="宋体" w:hAnsi="宋体" w:eastAsia="宋体" w:cs="宋体"/>
+              <w:rFonts w:ascii="宋体" w:eastAsia="宋体" w:hAnsi="宋体" w:cs="宋体" w:hint="eastAsia"/>
               <w:szCs w:val="24"/>
             </w:rPr>
             <w:fldChar w:fldCharType="end"/>
@@ -2424,28 +2399,28 @@
         </w:p>
         <w:p>
           <w:pPr>
-            <w:pStyle w:val="16"/>
+            <w:pStyle w:val="TOC1"/>
             <w:tabs>
               <w:tab w:val="right" w:leader="dot" w:pos="8306"/>
             </w:tabs>
           </w:pPr>
           <w:r>
             <w:rPr>
-              <w:rFonts w:hint="eastAsia" w:ascii="宋体" w:hAnsi="宋体" w:eastAsia="宋体" w:cs="宋体"/>
+              <w:rFonts w:ascii="宋体" w:eastAsia="宋体" w:hAnsi="宋体" w:cs="宋体" w:hint="eastAsia"/>
               <w:szCs w:val="24"/>
             </w:rPr>
             <w:fldChar w:fldCharType="begin"/>
           </w:r>
           <w:r>
             <w:rPr>
-              <w:rFonts w:hint="eastAsia" w:ascii="宋体" w:hAnsi="宋体" w:eastAsia="宋体" w:cs="宋体"/>
+              <w:rFonts w:ascii="宋体" w:eastAsia="宋体" w:hAnsi="宋体" w:cs="宋体" w:hint="eastAsia"/>
               <w:szCs w:val="24"/>
             </w:rPr>
-            <w:instrText xml:space="preserve"> HYPERLINK \l _Toc27656 </w:instrText>
-          </w:r>
-          <w:r>
-            <w:rPr>
-              <w:rFonts w:hint="eastAsia" w:ascii="宋体" w:hAnsi="宋体" w:eastAsia="宋体" w:cs="宋体"/>
+            <w:instrText xml:space="preserve"> HYPERLINK \l _Toc18567 </w:instrText>
+          </w:r>
+          <w:r>
+            <w:rPr>
+              <w:rFonts w:ascii="宋体" w:eastAsia="宋体" w:hAnsi="宋体" w:cs="宋体" w:hint="eastAsia"/>
               <w:szCs w:val="24"/>
             </w:rPr>
             <w:fldChar w:fldCharType="separate"/>
@@ -2471,7 +2446,7 @@
             <w:fldChar w:fldCharType="begin"/>
           </w:r>
           <w:r>
-            <w:instrText xml:space="preserve"> PAGEREF _Toc27656 \h </w:instrText>
+            <w:instrText xml:space="preserve"> PAGEREF _Toc18567 \h </w:instrText>
           </w:r>
           <w:r>
             <w:fldChar w:fldCharType="separate"/>
@@ -2484,7 +2459,7 @@
           </w:r>
           <w:r>
             <w:rPr>
-              <w:rFonts w:hint="eastAsia" w:ascii="宋体" w:hAnsi="宋体" w:eastAsia="宋体" w:cs="宋体"/>
+              <w:rFonts w:ascii="宋体" w:eastAsia="宋体" w:hAnsi="宋体" w:cs="宋体" w:hint="eastAsia"/>
               <w:szCs w:val="24"/>
             </w:rPr>
             <w:fldChar w:fldCharType="end"/>
@@ -2492,28 +2467,28 @@
         </w:p>
         <w:p>
           <w:pPr>
-            <w:pStyle w:val="17"/>
+            <w:pStyle w:val="TOC2"/>
             <w:tabs>
               <w:tab w:val="right" w:leader="dot" w:pos="8306"/>
             </w:tabs>
           </w:pPr>
           <w:r>
             <w:rPr>
-              <w:rFonts w:hint="eastAsia" w:ascii="宋体" w:hAnsi="宋体" w:eastAsia="宋体" w:cs="宋体"/>
+              <w:rFonts w:ascii="宋体" w:eastAsia="宋体" w:hAnsi="宋体" w:cs="宋体" w:hint="eastAsia"/>
               <w:szCs w:val="24"/>
             </w:rPr>
             <w:fldChar w:fldCharType="begin"/>
           </w:r>
           <w:r>
             <w:rPr>
-              <w:rFonts w:hint="eastAsia" w:ascii="宋体" w:hAnsi="宋体" w:eastAsia="宋体" w:cs="宋体"/>
+              <w:rFonts w:ascii="宋体" w:eastAsia="宋体" w:hAnsi="宋体" w:cs="宋体" w:hint="eastAsia"/>
               <w:szCs w:val="24"/>
             </w:rPr>
-            <w:instrText xml:space="preserve"> HYPERLINK \l _Toc4909 </w:instrText>
-          </w:r>
-          <w:r>
-            <w:rPr>
-              <w:rFonts w:hint="eastAsia" w:ascii="宋体" w:hAnsi="宋体" w:eastAsia="宋体" w:cs="宋体"/>
+            <w:instrText xml:space="preserve"> HYPERLINK \l _Toc14910 </w:instrText>
+          </w:r>
+          <w:r>
+            <w:rPr>
+              <w:rFonts w:ascii="宋体" w:eastAsia="宋体" w:hAnsi="宋体" w:cs="宋体" w:hint="eastAsia"/>
               <w:szCs w:val="24"/>
             </w:rPr>
             <w:fldChar w:fldCharType="separate"/>
@@ -2539,7 +2514,7 @@
             <w:fldChar w:fldCharType="begin"/>
           </w:r>
           <w:r>
-            <w:instrText xml:space="preserve"> PAGEREF _Toc4909 \h </w:instrText>
+            <w:instrText xml:space="preserve"> PAGEREF _Toc14910 \h </w:instrText>
           </w:r>
           <w:r>
             <w:fldChar w:fldCharType="separate"/>
@@ -2552,7 +2527,7 @@
           </w:r>
           <w:r>
             <w:rPr>
-              <w:rFonts w:hint="eastAsia" w:ascii="宋体" w:hAnsi="宋体" w:eastAsia="宋体" w:cs="宋体"/>
+              <w:rFonts w:ascii="宋体" w:eastAsia="宋体" w:hAnsi="宋体" w:cs="宋体" w:hint="eastAsia"/>
               <w:szCs w:val="24"/>
             </w:rPr>
             <w:fldChar w:fldCharType="end"/>
@@ -2560,28 +2535,28 @@
         </w:p>
         <w:p>
           <w:pPr>
-            <w:pStyle w:val="17"/>
+            <w:pStyle w:val="TOC2"/>
             <w:tabs>
               <w:tab w:val="right" w:leader="dot" w:pos="8306"/>
             </w:tabs>
           </w:pPr>
           <w:r>
             <w:rPr>
-              <w:rFonts w:hint="eastAsia" w:ascii="宋体" w:hAnsi="宋体" w:eastAsia="宋体" w:cs="宋体"/>
+              <w:rFonts w:ascii="宋体" w:eastAsia="宋体" w:hAnsi="宋体" w:cs="宋体" w:hint="eastAsia"/>
               <w:szCs w:val="24"/>
             </w:rPr>
             <w:fldChar w:fldCharType="begin"/>
           </w:r>
           <w:r>
             <w:rPr>
-              <w:rFonts w:hint="eastAsia" w:ascii="宋体" w:hAnsi="宋体" w:eastAsia="宋体" w:cs="宋体"/>
+              <w:rFonts w:ascii="宋体" w:eastAsia="宋体" w:hAnsi="宋体" w:cs="宋体" w:hint="eastAsia"/>
               <w:szCs w:val="24"/>
             </w:rPr>
-            <w:instrText xml:space="preserve"> HYPERLINK \l _Toc28540 </w:instrText>
-          </w:r>
-          <w:r>
-            <w:rPr>
-              <w:rFonts w:hint="eastAsia" w:ascii="宋体" w:hAnsi="宋体" w:eastAsia="宋体" w:cs="宋体"/>
+            <w:instrText xml:space="preserve"> HYPERLINK \l _Toc3782 </w:instrText>
+          </w:r>
+          <w:r>
+            <w:rPr>
+              <w:rFonts w:ascii="宋体" w:eastAsia="宋体" w:hAnsi="宋体" w:cs="宋体" w:hint="eastAsia"/>
               <w:szCs w:val="24"/>
             </w:rPr>
             <w:fldChar w:fldCharType="separate"/>
@@ -2607,7 +2582,7 @@
             <w:fldChar w:fldCharType="begin"/>
           </w:r>
           <w:r>
-            <w:instrText xml:space="preserve"> PAGEREF _Toc28540 \h </w:instrText>
+            <w:instrText xml:space="preserve"> PAGEREF _Toc3782 \h </w:instrText>
           </w:r>
           <w:r>
             <w:fldChar w:fldCharType="separate"/>
@@ -2620,7 +2595,7 @@
           </w:r>
           <w:r>
             <w:rPr>
-              <w:rFonts w:hint="eastAsia" w:ascii="宋体" w:hAnsi="宋体" w:eastAsia="宋体" w:cs="宋体"/>
+              <w:rFonts w:ascii="宋体" w:eastAsia="宋体" w:hAnsi="宋体" w:cs="宋体" w:hint="eastAsia"/>
               <w:szCs w:val="24"/>
             </w:rPr>
             <w:fldChar w:fldCharType="end"/>
@@ -2628,28 +2603,28 @@
         </w:p>
         <w:p>
           <w:pPr>
-            <w:pStyle w:val="17"/>
+            <w:pStyle w:val="TOC2"/>
             <w:tabs>
               <w:tab w:val="right" w:leader="dot" w:pos="8306"/>
             </w:tabs>
           </w:pPr>
           <w:r>
             <w:rPr>
-              <w:rFonts w:hint="eastAsia" w:ascii="宋体" w:hAnsi="宋体" w:eastAsia="宋体" w:cs="宋体"/>
+              <w:rFonts w:ascii="宋体" w:eastAsia="宋体" w:hAnsi="宋体" w:cs="宋体" w:hint="eastAsia"/>
               <w:szCs w:val="24"/>
             </w:rPr>
             <w:fldChar w:fldCharType="begin"/>
           </w:r>
           <w:r>
             <w:rPr>
-              <w:rFonts w:hint="eastAsia" w:ascii="宋体" w:hAnsi="宋体" w:eastAsia="宋体" w:cs="宋体"/>
+              <w:rFonts w:ascii="宋体" w:eastAsia="宋体" w:hAnsi="宋体" w:cs="宋体" w:hint="eastAsia"/>
               <w:szCs w:val="24"/>
             </w:rPr>
-            <w:instrText xml:space="preserve"> HYPERLINK \l _Toc20549 </w:instrText>
-          </w:r>
-          <w:r>
-            <w:rPr>
-              <w:rFonts w:hint="eastAsia" w:ascii="宋体" w:hAnsi="宋体" w:eastAsia="宋体" w:cs="宋体"/>
+            <w:instrText xml:space="preserve"> HYPERLINK \l _Toc22166 </w:instrText>
+          </w:r>
+          <w:r>
+            <w:rPr>
+              <w:rFonts w:ascii="宋体" w:eastAsia="宋体" w:hAnsi="宋体" w:cs="宋体" w:hint="eastAsia"/>
               <w:szCs w:val="24"/>
             </w:rPr>
             <w:fldChar w:fldCharType="separate"/>
@@ -2675,7 +2650,7 @@
             <w:fldChar w:fldCharType="begin"/>
           </w:r>
           <w:r>
-            <w:instrText xml:space="preserve"> PAGEREF _Toc20549 \h </w:instrText>
+            <w:instrText xml:space="preserve"> PAGEREF _Toc22166 \h </w:instrText>
           </w:r>
           <w:r>
             <w:fldChar w:fldCharType="separate"/>
@@ -2688,7 +2663,7 @@
           </w:r>
           <w:r>
             <w:rPr>
-              <w:rFonts w:hint="eastAsia" w:ascii="宋体" w:hAnsi="宋体" w:eastAsia="宋体" w:cs="宋体"/>
+              <w:rFonts w:ascii="宋体" w:eastAsia="宋体" w:hAnsi="宋体" w:cs="宋体" w:hint="eastAsia"/>
               <w:szCs w:val="24"/>
             </w:rPr>
             <w:fldChar w:fldCharType="end"/>
@@ -2696,28 +2671,28 @@
         </w:p>
         <w:p>
           <w:pPr>
-            <w:pStyle w:val="17"/>
+            <w:pStyle w:val="TOC2"/>
             <w:tabs>
               <w:tab w:val="right" w:leader="dot" w:pos="8306"/>
             </w:tabs>
           </w:pPr>
           <w:r>
             <w:rPr>
-              <w:rFonts w:hint="eastAsia" w:ascii="宋体" w:hAnsi="宋体" w:eastAsia="宋体" w:cs="宋体"/>
+              <w:rFonts w:ascii="宋体" w:eastAsia="宋体" w:hAnsi="宋体" w:cs="宋体" w:hint="eastAsia"/>
               <w:szCs w:val="24"/>
             </w:rPr>
             <w:fldChar w:fldCharType="begin"/>
           </w:r>
           <w:r>
             <w:rPr>
-              <w:rFonts w:hint="eastAsia" w:ascii="宋体" w:hAnsi="宋体" w:eastAsia="宋体" w:cs="宋体"/>
+              <w:rFonts w:ascii="宋体" w:eastAsia="宋体" w:hAnsi="宋体" w:cs="宋体" w:hint="eastAsia"/>
               <w:szCs w:val="24"/>
             </w:rPr>
-            <w:instrText xml:space="preserve"> HYPERLINK \l _Toc19448 </w:instrText>
-          </w:r>
-          <w:r>
-            <w:rPr>
-              <w:rFonts w:hint="eastAsia" w:ascii="宋体" w:hAnsi="宋体" w:eastAsia="宋体" w:cs="宋体"/>
+            <w:instrText xml:space="preserve"> HYPERLINK \l _Toc10146 </w:instrText>
+          </w:r>
+          <w:r>
+            <w:rPr>
+              <w:rFonts w:ascii="宋体" w:eastAsia="宋体" w:hAnsi="宋体" w:cs="宋体" w:hint="eastAsia"/>
               <w:szCs w:val="24"/>
             </w:rPr>
             <w:fldChar w:fldCharType="separate"/>
@@ -2743,7 +2718,7 @@
             <w:fldChar w:fldCharType="begin"/>
           </w:r>
           <w:r>
-            <w:instrText xml:space="preserve"> PAGEREF _Toc19448 \h </w:instrText>
+            <w:instrText xml:space="preserve"> PAGEREF _Toc10146 \h </w:instrText>
           </w:r>
           <w:r>
             <w:fldChar w:fldCharType="separate"/>
@@ -2756,7 +2731,7 @@
           </w:r>
           <w:r>
             <w:rPr>
-              <w:rFonts w:hint="eastAsia" w:ascii="宋体" w:hAnsi="宋体" w:eastAsia="宋体" w:cs="宋体"/>
+              <w:rFonts w:ascii="宋体" w:eastAsia="宋体" w:hAnsi="宋体" w:cs="宋体" w:hint="eastAsia"/>
               <w:szCs w:val="24"/>
             </w:rPr>
             <w:fldChar w:fldCharType="end"/>
@@ -2764,28 +2739,28 @@
         </w:p>
         <w:p>
           <w:pPr>
-            <w:pStyle w:val="17"/>
+            <w:pStyle w:val="TOC2"/>
             <w:tabs>
               <w:tab w:val="right" w:leader="dot" w:pos="8306"/>
             </w:tabs>
           </w:pPr>
           <w:r>
             <w:rPr>
-              <w:rFonts w:hint="eastAsia" w:ascii="宋体" w:hAnsi="宋体" w:eastAsia="宋体" w:cs="宋体"/>
+              <w:rFonts w:ascii="宋体" w:eastAsia="宋体" w:hAnsi="宋体" w:cs="宋体" w:hint="eastAsia"/>
               <w:szCs w:val="24"/>
             </w:rPr>
             <w:fldChar w:fldCharType="begin"/>
           </w:r>
           <w:r>
             <w:rPr>
-              <w:rFonts w:hint="eastAsia" w:ascii="宋体" w:hAnsi="宋体" w:eastAsia="宋体" w:cs="宋体"/>
+              <w:rFonts w:ascii="宋体" w:eastAsia="宋体" w:hAnsi="宋体" w:cs="宋体" w:hint="eastAsia"/>
               <w:szCs w:val="24"/>
             </w:rPr>
-            <w:instrText xml:space="preserve"> HYPERLINK \l _Toc16679 </w:instrText>
-          </w:r>
-          <w:r>
-            <w:rPr>
-              <w:rFonts w:hint="eastAsia" w:ascii="宋体" w:hAnsi="宋体" w:eastAsia="宋体" w:cs="宋体"/>
+            <w:instrText xml:space="preserve"> HYPERLINK \l _Toc4343 </w:instrText>
+          </w:r>
+          <w:r>
+            <w:rPr>
+              <w:rFonts w:ascii="宋体" w:eastAsia="宋体" w:hAnsi="宋体" w:cs="宋体" w:hint="eastAsia"/>
               <w:szCs w:val="24"/>
             </w:rPr>
             <w:fldChar w:fldCharType="separate"/>
@@ -2811,7 +2786,7 @@
             <w:fldChar w:fldCharType="begin"/>
           </w:r>
           <w:r>
-            <w:instrText xml:space="preserve"> PAGEREF _Toc16679 \h </w:instrText>
+            <w:instrText xml:space="preserve"> PAGEREF _Toc4343 \h </w:instrText>
           </w:r>
           <w:r>
             <w:fldChar w:fldCharType="separate"/>
@@ -2824,7 +2799,7 @@
           </w:r>
           <w:r>
             <w:rPr>
-              <w:rFonts w:hint="eastAsia" w:ascii="宋体" w:hAnsi="宋体" w:eastAsia="宋体" w:cs="宋体"/>
+              <w:rFonts w:ascii="宋体" w:eastAsia="宋体" w:hAnsi="宋体" w:cs="宋体" w:hint="eastAsia"/>
               <w:szCs w:val="24"/>
             </w:rPr>
             <w:fldChar w:fldCharType="end"/>
@@ -2832,28 +2807,28 @@
         </w:p>
         <w:p>
           <w:pPr>
-            <w:pStyle w:val="16"/>
+            <w:pStyle w:val="TOC1"/>
             <w:tabs>
               <w:tab w:val="right" w:leader="dot" w:pos="8306"/>
             </w:tabs>
           </w:pPr>
           <w:r>
             <w:rPr>
-              <w:rFonts w:hint="eastAsia" w:ascii="宋体" w:hAnsi="宋体" w:eastAsia="宋体" w:cs="宋体"/>
+              <w:rFonts w:ascii="宋体" w:eastAsia="宋体" w:hAnsi="宋体" w:cs="宋体" w:hint="eastAsia"/>
               <w:szCs w:val="24"/>
             </w:rPr>
             <w:fldChar w:fldCharType="begin"/>
           </w:r>
           <w:r>
             <w:rPr>
-              <w:rFonts w:hint="eastAsia" w:ascii="宋体" w:hAnsi="宋体" w:eastAsia="宋体" w:cs="宋体"/>
+              <w:rFonts w:ascii="宋体" w:eastAsia="宋体" w:hAnsi="宋体" w:cs="宋体" w:hint="eastAsia"/>
               <w:szCs w:val="24"/>
             </w:rPr>
-            <w:instrText xml:space="preserve"> HYPERLINK \l _Toc8568 </w:instrText>
-          </w:r>
-          <w:r>
-            <w:rPr>
-              <w:rFonts w:hint="eastAsia" w:ascii="宋体" w:hAnsi="宋体" w:eastAsia="宋体" w:cs="宋体"/>
+            <w:instrText xml:space="preserve"> HYPERLINK \l _Toc32187 </w:instrText>
+          </w:r>
+          <w:r>
+            <w:rPr>
+              <w:rFonts w:ascii="宋体" w:eastAsia="宋体" w:hAnsi="宋体" w:cs="宋体" w:hint="eastAsia"/>
               <w:szCs w:val="24"/>
             </w:rPr>
             <w:fldChar w:fldCharType="separate"/>
@@ -2879,7 +2854,7 @@
             <w:fldChar w:fldCharType="begin"/>
           </w:r>
           <w:r>
-            <w:instrText xml:space="preserve"> PAGEREF _Toc8568 \h </w:instrText>
+            <w:instrText xml:space="preserve"> PAGEREF _Toc32187 \h </w:instrText>
           </w:r>
           <w:r>
             <w:fldChar w:fldCharType="separate"/>
@@ -2892,7 +2867,7 @@
           </w:r>
           <w:r>
             <w:rPr>
-              <w:rFonts w:hint="eastAsia" w:ascii="宋体" w:hAnsi="宋体" w:eastAsia="宋体" w:cs="宋体"/>
+              <w:rFonts w:ascii="宋体" w:eastAsia="宋体" w:hAnsi="宋体" w:cs="宋体" w:hint="eastAsia"/>
               <w:szCs w:val="24"/>
             </w:rPr>
             <w:fldChar w:fldCharType="end"/>
@@ -2900,28 +2875,28 @@
         </w:p>
         <w:p>
           <w:pPr>
-            <w:pStyle w:val="17"/>
+            <w:pStyle w:val="TOC2"/>
             <w:tabs>
               <w:tab w:val="right" w:leader="dot" w:pos="8306"/>
             </w:tabs>
           </w:pPr>
           <w:r>
             <w:rPr>
-              <w:rFonts w:hint="eastAsia" w:ascii="宋体" w:hAnsi="宋体" w:eastAsia="宋体" w:cs="宋体"/>
+              <w:rFonts w:ascii="宋体" w:eastAsia="宋体" w:hAnsi="宋体" w:cs="宋体" w:hint="eastAsia"/>
               <w:szCs w:val="24"/>
             </w:rPr>
             <w:fldChar w:fldCharType="begin"/>
           </w:r>
           <w:r>
             <w:rPr>
-              <w:rFonts w:hint="eastAsia" w:ascii="宋体" w:hAnsi="宋体" w:eastAsia="宋体" w:cs="宋体"/>
+              <w:rFonts w:ascii="宋体" w:eastAsia="宋体" w:hAnsi="宋体" w:cs="宋体" w:hint="eastAsia"/>
               <w:szCs w:val="24"/>
             </w:rPr>
-            <w:instrText xml:space="preserve"> HYPERLINK \l _Toc5854 </w:instrText>
-          </w:r>
-          <w:r>
-            <w:rPr>
-              <w:rFonts w:hint="eastAsia" w:ascii="宋体" w:hAnsi="宋体" w:eastAsia="宋体" w:cs="宋体"/>
+            <w:instrText xml:space="preserve"> HYPERLINK \l _Toc17046 </w:instrText>
+          </w:r>
+          <w:r>
+            <w:rPr>
+              <w:rFonts w:ascii="宋体" w:eastAsia="宋体" w:hAnsi="宋体" w:cs="宋体" w:hint="eastAsia"/>
               <w:szCs w:val="24"/>
             </w:rPr>
             <w:fldChar w:fldCharType="separate"/>
@@ -2947,7 +2922,7 @@
             <w:fldChar w:fldCharType="begin"/>
           </w:r>
           <w:r>
-            <w:instrText xml:space="preserve"> PAGEREF _Toc5854 \h </w:instrText>
+            <w:instrText xml:space="preserve"> PAGEREF _Toc17046 \h </w:instrText>
           </w:r>
           <w:r>
             <w:fldChar w:fldCharType="separate"/>
@@ -2960,7 +2935,7 @@
           </w:r>
           <w:r>
             <w:rPr>
-              <w:rFonts w:hint="eastAsia" w:ascii="宋体" w:hAnsi="宋体" w:eastAsia="宋体" w:cs="宋体"/>
+              <w:rFonts w:ascii="宋体" w:eastAsia="宋体" w:hAnsi="宋体" w:cs="宋体" w:hint="eastAsia"/>
               <w:szCs w:val="24"/>
             </w:rPr>
             <w:fldChar w:fldCharType="end"/>
@@ -2968,28 +2943,28 @@
         </w:p>
         <w:p>
           <w:pPr>
-            <w:pStyle w:val="17"/>
+            <w:pStyle w:val="TOC2"/>
             <w:tabs>
               <w:tab w:val="right" w:leader="dot" w:pos="8306"/>
             </w:tabs>
           </w:pPr>
           <w:r>
             <w:rPr>
-              <w:rFonts w:hint="eastAsia" w:ascii="宋体" w:hAnsi="宋体" w:eastAsia="宋体" w:cs="宋体"/>
+              <w:rFonts w:ascii="宋体" w:eastAsia="宋体" w:hAnsi="宋体" w:cs="宋体" w:hint="eastAsia"/>
               <w:szCs w:val="24"/>
             </w:rPr>
             <w:fldChar w:fldCharType="begin"/>
           </w:r>
           <w:r>
             <w:rPr>
-              <w:rFonts w:hint="eastAsia" w:ascii="宋体" w:hAnsi="宋体" w:eastAsia="宋体" w:cs="宋体"/>
+              <w:rFonts w:ascii="宋体" w:eastAsia="宋体" w:hAnsi="宋体" w:cs="宋体" w:hint="eastAsia"/>
               <w:szCs w:val="24"/>
             </w:rPr>
-            <w:instrText xml:space="preserve"> HYPERLINK \l _Toc12751 </w:instrText>
-          </w:r>
-          <w:r>
-            <w:rPr>
-              <w:rFonts w:hint="eastAsia" w:ascii="宋体" w:hAnsi="宋体" w:eastAsia="宋体" w:cs="宋体"/>
+            <w:instrText xml:space="preserve"> HYPERLINK \l _Toc573 </w:instrText>
+          </w:r>
+          <w:r>
+            <w:rPr>
+              <w:rFonts w:ascii="宋体" w:eastAsia="宋体" w:hAnsi="宋体" w:cs="宋体" w:hint="eastAsia"/>
               <w:szCs w:val="24"/>
             </w:rPr>
             <w:fldChar w:fldCharType="separate"/>
@@ -3015,7 +2990,7 @@
             <w:fldChar w:fldCharType="begin"/>
           </w:r>
           <w:r>
-            <w:instrText xml:space="preserve"> PAGEREF _Toc12751 \h </w:instrText>
+            <w:instrText xml:space="preserve"> PAGEREF _Toc573 \h </w:instrText>
           </w:r>
           <w:r>
             <w:fldChar w:fldCharType="separate"/>
@@ -3028,7 +3003,7 @@
           </w:r>
           <w:r>
             <w:rPr>
-              <w:rFonts w:hint="eastAsia" w:ascii="宋体" w:hAnsi="宋体" w:eastAsia="宋体" w:cs="宋体"/>
+              <w:rFonts w:ascii="宋体" w:eastAsia="宋体" w:hAnsi="宋体" w:cs="宋体" w:hint="eastAsia"/>
               <w:szCs w:val="24"/>
             </w:rPr>
             <w:fldChar w:fldCharType="end"/>
@@ -3036,28 +3011,28 @@
         </w:p>
         <w:p>
           <w:pPr>
-            <w:pStyle w:val="16"/>
+            <w:pStyle w:val="TOC1"/>
             <w:tabs>
               <w:tab w:val="right" w:leader="dot" w:pos="8306"/>
             </w:tabs>
           </w:pPr>
           <w:r>
             <w:rPr>
-              <w:rFonts w:hint="eastAsia" w:ascii="宋体" w:hAnsi="宋体" w:eastAsia="宋体" w:cs="宋体"/>
+              <w:rFonts w:ascii="宋体" w:eastAsia="宋体" w:hAnsi="宋体" w:cs="宋体" w:hint="eastAsia"/>
               <w:szCs w:val="24"/>
             </w:rPr>
             <w:fldChar w:fldCharType="begin"/>
           </w:r>
           <w:r>
             <w:rPr>
-              <w:rFonts w:hint="eastAsia" w:ascii="宋体" w:hAnsi="宋体" w:eastAsia="宋体" w:cs="宋体"/>
+              <w:rFonts w:ascii="宋体" w:eastAsia="宋体" w:hAnsi="宋体" w:cs="宋体" w:hint="eastAsia"/>
               <w:szCs w:val="24"/>
             </w:rPr>
-            <w:instrText xml:space="preserve"> HYPERLINK \l _Toc29955 </w:instrText>
-          </w:r>
-          <w:r>
-            <w:rPr>
-              <w:rFonts w:hint="eastAsia" w:ascii="宋体" w:hAnsi="宋体" w:eastAsia="宋体" w:cs="宋体"/>
+            <w:instrText xml:space="preserve"> HYPERLINK \l _Toc18834 </w:instrText>
+          </w:r>
+          <w:r>
+            <w:rPr>
+              <w:rFonts w:ascii="宋体" w:eastAsia="宋体" w:hAnsi="宋体" w:cs="宋体" w:hint="eastAsia"/>
               <w:szCs w:val="24"/>
             </w:rPr>
             <w:fldChar w:fldCharType="separate"/>
@@ -3074,7 +3049,7 @@
               <w:rFonts w:hint="eastAsia"/>
               <w:lang w:val="en-US" w:eastAsia="zh-CN"/>
             </w:rPr>
-            <w:t>采购部</w:t>
+            <w:t>研究总院</w:t>
           </w:r>
           <w:r>
             <w:tab/>
@@ -3083,7 +3058,7 @@
             <w:fldChar w:fldCharType="begin"/>
           </w:r>
           <w:r>
-            <w:instrText xml:space="preserve"> PAGEREF _Toc29955 \h </w:instrText>
+            <w:instrText xml:space="preserve"> PAGEREF _Toc18834 \h </w:instrText>
           </w:r>
           <w:r>
             <w:fldChar w:fldCharType="separate"/>
@@ -3096,7 +3071,7 @@
           </w:r>
           <w:r>
             <w:rPr>
-              <w:rFonts w:hint="eastAsia" w:ascii="宋体" w:hAnsi="宋体" w:eastAsia="宋体" w:cs="宋体"/>
+              <w:rFonts w:ascii="宋体" w:eastAsia="宋体" w:hAnsi="宋体" w:cs="宋体" w:hint="eastAsia"/>
               <w:szCs w:val="24"/>
             </w:rPr>
             <w:fldChar w:fldCharType="end"/>
@@ -3104,28 +3079,28 @@
         </w:p>
         <w:p>
           <w:pPr>
-            <w:pStyle w:val="17"/>
+            <w:pStyle w:val="TOC2"/>
             <w:tabs>
               <w:tab w:val="right" w:leader="dot" w:pos="8306"/>
             </w:tabs>
           </w:pPr>
           <w:r>
             <w:rPr>
-              <w:rFonts w:hint="eastAsia" w:ascii="宋体" w:hAnsi="宋体" w:eastAsia="宋体" w:cs="宋体"/>
+              <w:rFonts w:ascii="宋体" w:eastAsia="宋体" w:hAnsi="宋体" w:cs="宋体" w:hint="eastAsia"/>
               <w:szCs w:val="24"/>
             </w:rPr>
             <w:fldChar w:fldCharType="begin"/>
           </w:r>
           <w:r>
             <w:rPr>
-              <w:rFonts w:hint="eastAsia" w:ascii="宋体" w:hAnsi="宋体" w:eastAsia="宋体" w:cs="宋体"/>
+              <w:rFonts w:ascii="宋体" w:eastAsia="宋体" w:hAnsi="宋体" w:cs="宋体" w:hint="eastAsia"/>
               <w:szCs w:val="24"/>
             </w:rPr>
-            <w:instrText xml:space="preserve"> HYPERLINK \l _Toc7933 </w:instrText>
-          </w:r>
-          <w:r>
-            <w:rPr>
-              <w:rFonts w:hint="eastAsia" w:ascii="宋体" w:hAnsi="宋体" w:eastAsia="宋体" w:cs="宋体"/>
+            <w:instrText xml:space="preserve"> HYPERLINK \l _Toc3560 </w:instrText>
+          </w:r>
+          <w:r>
+            <w:rPr>
+              <w:rFonts w:ascii="宋体" w:eastAsia="宋体" w:hAnsi="宋体" w:cs="宋体" w:hint="eastAsia"/>
               <w:szCs w:val="24"/>
             </w:rPr>
             <w:fldChar w:fldCharType="separate"/>
@@ -3142,7 +3117,7 @@
               <w:rFonts w:hint="eastAsia"/>
               <w:lang w:val="en-US" w:eastAsia="zh-CN"/>
             </w:rPr>
-            <w:t>采购部经理</w:t>
+            <w:t>研究总院经理</w:t>
           </w:r>
           <w:r>
             <w:tab/>
@@ -3151,7 +3126,7 @@
             <w:fldChar w:fldCharType="begin"/>
           </w:r>
           <w:r>
-            <w:instrText xml:space="preserve"> PAGEREF _Toc7933 \h </w:instrText>
+            <w:instrText xml:space="preserve"> PAGEREF _Toc3560 \h </w:instrText>
           </w:r>
           <w:r>
             <w:fldChar w:fldCharType="separate"/>
@@ -3164,7 +3139,7 @@
           </w:r>
           <w:r>
             <w:rPr>
-              <w:rFonts w:hint="eastAsia" w:ascii="宋体" w:hAnsi="宋体" w:eastAsia="宋体" w:cs="宋体"/>
+              <w:rFonts w:ascii="宋体" w:eastAsia="宋体" w:hAnsi="宋体" w:cs="宋体" w:hint="eastAsia"/>
               <w:szCs w:val="24"/>
             </w:rPr>
             <w:fldChar w:fldCharType="end"/>
@@ -3172,28 +3147,28 @@
         </w:p>
         <w:p>
           <w:pPr>
-            <w:pStyle w:val="17"/>
+            <w:pStyle w:val="TOC2"/>
             <w:tabs>
               <w:tab w:val="right" w:leader="dot" w:pos="8306"/>
             </w:tabs>
           </w:pPr>
           <w:r>
             <w:rPr>
-              <w:rFonts w:hint="eastAsia" w:ascii="宋体" w:hAnsi="宋体" w:eastAsia="宋体" w:cs="宋体"/>
+              <w:rFonts w:ascii="宋体" w:eastAsia="宋体" w:hAnsi="宋体" w:cs="宋体" w:hint="eastAsia"/>
               <w:szCs w:val="24"/>
             </w:rPr>
             <w:fldChar w:fldCharType="begin"/>
           </w:r>
           <w:r>
             <w:rPr>
-              <w:rFonts w:hint="eastAsia" w:ascii="宋体" w:hAnsi="宋体" w:eastAsia="宋体" w:cs="宋体"/>
+              <w:rFonts w:ascii="宋体" w:eastAsia="宋体" w:hAnsi="宋体" w:cs="宋体" w:hint="eastAsia"/>
               <w:szCs w:val="24"/>
             </w:rPr>
-            <w:instrText xml:space="preserve"> HYPERLINK \l _Toc30522 </w:instrText>
-          </w:r>
-          <w:r>
-            <w:rPr>
-              <w:rFonts w:hint="eastAsia" w:ascii="宋体" w:hAnsi="宋体" w:eastAsia="宋体" w:cs="宋体"/>
+            <w:instrText xml:space="preserve"> HYPERLINK \l _Toc10843 </w:instrText>
+          </w:r>
+          <w:r>
+            <w:rPr>
+              <w:rFonts w:ascii="宋体" w:eastAsia="宋体" w:hAnsi="宋体" w:cs="宋体" w:hint="eastAsia"/>
               <w:szCs w:val="24"/>
             </w:rPr>
             <w:fldChar w:fldCharType="separate"/>
@@ -3210,7 +3185,7 @@
               <w:rFonts w:hint="eastAsia"/>
               <w:lang w:val="en-US" w:eastAsia="zh-CN"/>
             </w:rPr>
-            <w:t>采购专员</w:t>
+            <w:t>开发工程师</w:t>
           </w:r>
           <w:r>
             <w:tab/>
@@ -3219,7 +3194,7 @@
             <w:fldChar w:fldCharType="begin"/>
           </w:r>
           <w:r>
-            <w:instrText xml:space="preserve"> PAGEREF _Toc30522 \h </w:instrText>
+            <w:instrText xml:space="preserve"> PAGEREF _Toc10843 \h </w:instrText>
           </w:r>
           <w:r>
             <w:fldChar w:fldCharType="separate"/>
@@ -3232,7 +3207,7 @@
           </w:r>
           <w:r>
             <w:rPr>
-              <w:rFonts w:hint="eastAsia" w:ascii="宋体" w:hAnsi="宋体" w:eastAsia="宋体" w:cs="宋体"/>
+              <w:rFonts w:ascii="宋体" w:eastAsia="宋体" w:hAnsi="宋体" w:cs="宋体" w:hint="eastAsia"/>
               <w:szCs w:val="24"/>
             </w:rPr>
             <w:fldChar w:fldCharType="end"/>
@@ -3240,28 +3215,28 @@
         </w:p>
         <w:p>
           <w:pPr>
-            <w:pStyle w:val="17"/>
+            <w:pStyle w:val="TOC2"/>
             <w:tabs>
               <w:tab w:val="right" w:leader="dot" w:pos="8306"/>
             </w:tabs>
           </w:pPr>
           <w:r>
             <w:rPr>
-              <w:rFonts w:hint="eastAsia" w:ascii="宋体" w:hAnsi="宋体" w:eastAsia="宋体" w:cs="宋体"/>
+              <w:rFonts w:ascii="宋体" w:eastAsia="宋体" w:hAnsi="宋体" w:cs="宋体" w:hint="eastAsia"/>
               <w:szCs w:val="24"/>
             </w:rPr>
             <w:fldChar w:fldCharType="begin"/>
           </w:r>
           <w:r>
             <w:rPr>
-              <w:rFonts w:hint="eastAsia" w:ascii="宋体" w:hAnsi="宋体" w:eastAsia="宋体" w:cs="宋体"/>
+              <w:rFonts w:ascii="宋体" w:eastAsia="宋体" w:hAnsi="宋体" w:cs="宋体" w:hint="eastAsia"/>
               <w:szCs w:val="24"/>
             </w:rPr>
-            <w:instrText xml:space="preserve"> HYPERLINK \l _Toc6454 </w:instrText>
-          </w:r>
-          <w:r>
-            <w:rPr>
-              <w:rFonts w:hint="eastAsia" w:ascii="宋体" w:hAnsi="宋体" w:eastAsia="宋体" w:cs="宋体"/>
+            <w:instrText xml:space="preserve"> HYPERLINK \l _Toc12111 </w:instrText>
+          </w:r>
+          <w:r>
+            <w:rPr>
+              <w:rFonts w:ascii="宋体" w:eastAsia="宋体" w:hAnsi="宋体" w:cs="宋体" w:hint="eastAsia"/>
               <w:szCs w:val="24"/>
             </w:rPr>
             <w:fldChar w:fldCharType="separate"/>
@@ -3278,7 +3253,7 @@
               <w:rFonts w:hint="eastAsia"/>
               <w:lang w:val="en-US" w:eastAsia="zh-CN"/>
             </w:rPr>
-            <w:t>备品备件管理员</w:t>
+            <w:t>需求分析师</w:t>
           </w:r>
           <w:r>
             <w:tab/>
@@ -3287,7 +3262,7 @@
             <w:fldChar w:fldCharType="begin"/>
           </w:r>
           <w:r>
-            <w:instrText xml:space="preserve"> PAGEREF _Toc6454 \h </w:instrText>
+            <w:instrText xml:space="preserve"> PAGEREF _Toc12111 \h </w:instrText>
           </w:r>
           <w:r>
             <w:fldChar w:fldCharType="separate"/>
@@ -3300,7 +3275,7 @@
           </w:r>
           <w:r>
             <w:rPr>
-              <w:rFonts w:hint="eastAsia" w:ascii="宋体" w:hAnsi="宋体" w:eastAsia="宋体" w:cs="宋体"/>
+              <w:rFonts w:ascii="宋体" w:eastAsia="宋体" w:hAnsi="宋体" w:cs="宋体" w:hint="eastAsia"/>
               <w:szCs w:val="24"/>
             </w:rPr>
             <w:fldChar w:fldCharType="end"/>
@@ -3308,28 +3283,28 @@
         </w:p>
         <w:p>
           <w:pPr>
-            <w:pStyle w:val="16"/>
+            <w:pStyle w:val="TOC2"/>
             <w:tabs>
               <w:tab w:val="right" w:leader="dot" w:pos="8306"/>
             </w:tabs>
           </w:pPr>
           <w:r>
             <w:rPr>
-              <w:rFonts w:hint="eastAsia" w:ascii="宋体" w:hAnsi="宋体" w:eastAsia="宋体" w:cs="宋体"/>
+              <w:rFonts w:ascii="宋体" w:eastAsia="宋体" w:hAnsi="宋体" w:cs="宋体" w:hint="eastAsia"/>
               <w:szCs w:val="24"/>
             </w:rPr>
             <w:fldChar w:fldCharType="begin"/>
           </w:r>
           <w:r>
             <w:rPr>
-              <w:rFonts w:hint="eastAsia" w:ascii="宋体" w:hAnsi="宋体" w:eastAsia="宋体" w:cs="宋体"/>
+              <w:rFonts w:ascii="宋体" w:eastAsia="宋体" w:hAnsi="宋体" w:cs="宋体" w:hint="eastAsia"/>
               <w:szCs w:val="24"/>
             </w:rPr>
-            <w:instrText xml:space="preserve"> HYPERLINK \l _Toc27543 </w:instrText>
-          </w:r>
-          <w:r>
-            <w:rPr>
-              <w:rFonts w:hint="eastAsia" w:ascii="宋体" w:hAnsi="宋体" w:eastAsia="宋体" w:cs="宋体"/>
+            <w:instrText xml:space="preserve"> HYPERLINK \l _Toc3448 </w:instrText>
+          </w:r>
+          <w:r>
+            <w:rPr>
+              <w:rFonts w:ascii="宋体" w:eastAsia="宋体" w:hAnsi="宋体" w:cs="宋体" w:hint="eastAsia"/>
               <w:szCs w:val="24"/>
             </w:rPr>
             <w:fldChar w:fldCharType="separate"/>
@@ -3339,14 +3314,14 @@
               <w:rFonts w:hint="default"/>
               <w:lang w:val="en-US" w:eastAsia="zh-CN"/>
             </w:rPr>
-            <w:t xml:space="preserve">5. </w:t>
+            <w:t xml:space="preserve">4.4. </w:t>
           </w:r>
           <w:r>
             <w:rPr>
               <w:rFonts w:hint="eastAsia"/>
               <w:lang w:val="en-US" w:eastAsia="zh-CN"/>
             </w:rPr>
-            <w:t>研究总院</w:t>
+            <w:t>测试工程师</w:t>
           </w:r>
           <w:r>
             <w:tab/>
@@ -3355,7 +3330,7 @@
             <w:fldChar w:fldCharType="begin"/>
           </w:r>
           <w:r>
-            <w:instrText xml:space="preserve"> PAGEREF _Toc27543 \h </w:instrText>
+            <w:instrText xml:space="preserve"> PAGEREF _Toc3448 \h </w:instrText>
           </w:r>
           <w:r>
             <w:fldChar w:fldCharType="separate"/>
@@ -3368,279 +3343,7 @@
           </w:r>
           <w:r>
             <w:rPr>
-              <w:rFonts w:hint="eastAsia" w:ascii="宋体" w:hAnsi="宋体" w:eastAsia="宋体" w:cs="宋体"/>
-              <w:szCs w:val="24"/>
-            </w:rPr>
-            <w:fldChar w:fldCharType="end"/>
-          </w:r>
-        </w:p>
-        <w:p>
-          <w:pPr>
-            <w:pStyle w:val="17"/>
-            <w:tabs>
-              <w:tab w:val="right" w:leader="dot" w:pos="8306"/>
-            </w:tabs>
-          </w:pPr>
-          <w:r>
-            <w:rPr>
-              <w:rFonts w:hint="eastAsia" w:ascii="宋体" w:hAnsi="宋体" w:eastAsia="宋体" w:cs="宋体"/>
-              <w:szCs w:val="24"/>
-            </w:rPr>
-            <w:fldChar w:fldCharType="begin"/>
-          </w:r>
-          <w:r>
-            <w:rPr>
-              <w:rFonts w:hint="eastAsia" w:ascii="宋体" w:hAnsi="宋体" w:eastAsia="宋体" w:cs="宋体"/>
-              <w:szCs w:val="24"/>
-            </w:rPr>
-            <w:instrText xml:space="preserve"> HYPERLINK \l _Toc25123 </w:instrText>
-          </w:r>
-          <w:r>
-            <w:rPr>
-              <w:rFonts w:hint="eastAsia" w:ascii="宋体" w:hAnsi="宋体" w:eastAsia="宋体" w:cs="宋体"/>
-              <w:szCs w:val="24"/>
-            </w:rPr>
-            <w:fldChar w:fldCharType="separate"/>
-          </w:r>
-          <w:r>
-            <w:rPr>
-              <w:rFonts w:hint="default"/>
-              <w:lang w:val="en-US" w:eastAsia="zh-CN"/>
-            </w:rPr>
-            <w:t xml:space="preserve">5.1. </w:t>
-          </w:r>
-          <w:r>
-            <w:rPr>
-              <w:rFonts w:hint="eastAsia"/>
-              <w:lang w:val="en-US" w:eastAsia="zh-CN"/>
-            </w:rPr>
-            <w:t>研究总院经理</w:t>
-          </w:r>
-          <w:r>
-            <w:tab/>
-          </w:r>
-          <w:r>
-            <w:fldChar w:fldCharType="begin"/>
-          </w:r>
-          <w:r>
-            <w:instrText xml:space="preserve"> PAGEREF _Toc25123 \h </w:instrText>
-          </w:r>
-          <w:r>
-            <w:fldChar w:fldCharType="separate"/>
-          </w:r>
-          <w:r>
-            <w:t>16</w:t>
-          </w:r>
-          <w:r>
-            <w:fldChar w:fldCharType="end"/>
-          </w:r>
-          <w:r>
-            <w:rPr>
-              <w:rFonts w:hint="eastAsia" w:ascii="宋体" w:hAnsi="宋体" w:eastAsia="宋体" w:cs="宋体"/>
-              <w:szCs w:val="24"/>
-            </w:rPr>
-            <w:fldChar w:fldCharType="end"/>
-          </w:r>
-        </w:p>
-        <w:p>
-          <w:pPr>
-            <w:pStyle w:val="17"/>
-            <w:tabs>
-              <w:tab w:val="right" w:leader="dot" w:pos="8306"/>
-            </w:tabs>
-          </w:pPr>
-          <w:r>
-            <w:rPr>
-              <w:rFonts w:hint="eastAsia" w:ascii="宋体" w:hAnsi="宋体" w:eastAsia="宋体" w:cs="宋体"/>
-              <w:szCs w:val="24"/>
-            </w:rPr>
-            <w:fldChar w:fldCharType="begin"/>
-          </w:r>
-          <w:r>
-            <w:rPr>
-              <w:rFonts w:hint="eastAsia" w:ascii="宋体" w:hAnsi="宋体" w:eastAsia="宋体" w:cs="宋体"/>
-              <w:szCs w:val="24"/>
-            </w:rPr>
-            <w:instrText xml:space="preserve"> HYPERLINK \l _Toc12644 </w:instrText>
-          </w:r>
-          <w:r>
-            <w:rPr>
-              <w:rFonts w:hint="eastAsia" w:ascii="宋体" w:hAnsi="宋体" w:eastAsia="宋体" w:cs="宋体"/>
-              <w:szCs w:val="24"/>
-            </w:rPr>
-            <w:fldChar w:fldCharType="separate"/>
-          </w:r>
-          <w:r>
-            <w:rPr>
-              <w:rFonts w:hint="default"/>
-              <w:lang w:val="en-US" w:eastAsia="zh-CN"/>
-            </w:rPr>
-            <w:t xml:space="preserve">5.2. </w:t>
-          </w:r>
-          <w:r>
-            <w:rPr>
-              <w:rFonts w:hint="eastAsia"/>
-              <w:lang w:val="en-US" w:eastAsia="zh-CN"/>
-            </w:rPr>
-            <w:t>开发工程师</w:t>
-          </w:r>
-          <w:r>
-            <w:tab/>
-          </w:r>
-          <w:r>
-            <w:fldChar w:fldCharType="begin"/>
-          </w:r>
-          <w:r>
-            <w:instrText xml:space="preserve"> PAGEREF _Toc12644 \h </w:instrText>
-          </w:r>
-          <w:r>
-            <w:fldChar w:fldCharType="separate"/>
-          </w:r>
-          <w:r>
-            <w:t>17</w:t>
-          </w:r>
-          <w:r>
-            <w:fldChar w:fldCharType="end"/>
-          </w:r>
-          <w:r>
-            <w:rPr>
-              <w:rFonts w:hint="eastAsia" w:ascii="宋体" w:hAnsi="宋体" w:eastAsia="宋体" w:cs="宋体"/>
-              <w:szCs w:val="24"/>
-            </w:rPr>
-            <w:fldChar w:fldCharType="end"/>
-          </w:r>
-        </w:p>
-        <w:p>
-          <w:pPr>
-            <w:pStyle w:val="17"/>
-            <w:tabs>
-              <w:tab w:val="right" w:leader="dot" w:pos="8306"/>
-            </w:tabs>
-          </w:pPr>
-          <w:r>
-            <w:rPr>
-              <w:rFonts w:hint="eastAsia" w:ascii="宋体" w:hAnsi="宋体" w:eastAsia="宋体" w:cs="宋体"/>
-              <w:szCs w:val="24"/>
-            </w:rPr>
-            <w:fldChar w:fldCharType="begin"/>
-          </w:r>
-          <w:r>
-            <w:rPr>
-              <w:rFonts w:hint="eastAsia" w:ascii="宋体" w:hAnsi="宋体" w:eastAsia="宋体" w:cs="宋体"/>
-              <w:szCs w:val="24"/>
-            </w:rPr>
-            <w:instrText xml:space="preserve"> HYPERLINK \l _Toc30497 </w:instrText>
-          </w:r>
-          <w:r>
-            <w:rPr>
-              <w:rFonts w:hint="eastAsia" w:ascii="宋体" w:hAnsi="宋体" w:eastAsia="宋体" w:cs="宋体"/>
-              <w:szCs w:val="24"/>
-            </w:rPr>
-            <w:fldChar w:fldCharType="separate"/>
-          </w:r>
-          <w:r>
-            <w:rPr>
-              <w:rFonts w:hint="default"/>
-              <w:lang w:val="en-US" w:eastAsia="zh-CN"/>
-            </w:rPr>
-            <w:t xml:space="preserve">5.3. </w:t>
-          </w:r>
-          <w:r>
-            <w:rPr>
-              <w:rFonts w:hint="eastAsia"/>
-              <w:lang w:val="en-US" w:eastAsia="zh-CN"/>
-            </w:rPr>
-            <w:t>需求分析师</w:t>
-          </w:r>
-          <w:r>
-            <w:tab/>
-          </w:r>
-          <w:r>
-            <w:fldChar w:fldCharType="begin"/>
-          </w:r>
-          <w:r>
-            <w:instrText xml:space="preserve"> PAGEREF _Toc30497 \h </w:instrText>
-          </w:r>
-          <w:r>
-            <w:fldChar w:fldCharType="separate"/>
-          </w:r>
-          <w:r>
-            <w:t>18</w:t>
-          </w:r>
-          <w:r>
-            <w:fldChar w:fldCharType="end"/>
-          </w:r>
-          <w:r>
-            <w:rPr>
-              <w:rFonts w:hint="eastAsia" w:ascii="宋体" w:hAnsi="宋体" w:eastAsia="宋体" w:cs="宋体"/>
-              <w:szCs w:val="24"/>
-            </w:rPr>
-            <w:fldChar w:fldCharType="end"/>
-          </w:r>
-        </w:p>
-        <w:p>
-          <w:pPr>
-            <w:pStyle w:val="17"/>
-            <w:tabs>
-              <w:tab w:val="right" w:leader="dot" w:pos="8306"/>
-            </w:tabs>
-          </w:pPr>
-          <w:r>
-            <w:rPr>
-              <w:rFonts w:hint="eastAsia" w:ascii="宋体" w:hAnsi="宋体" w:eastAsia="宋体" w:cs="宋体"/>
-              <w:szCs w:val="24"/>
-            </w:rPr>
-            <w:fldChar w:fldCharType="begin"/>
-          </w:r>
-          <w:r>
-            <w:rPr>
-              <w:rFonts w:hint="eastAsia" w:ascii="宋体" w:hAnsi="宋体" w:eastAsia="宋体" w:cs="宋体"/>
-              <w:szCs w:val="24"/>
-            </w:rPr>
-            <w:instrText xml:space="preserve"> HYPERLINK \l _Toc26332 </w:instrText>
-          </w:r>
-          <w:r>
-            <w:rPr>
-              <w:rFonts w:hint="eastAsia" w:ascii="宋体" w:hAnsi="宋体" w:eastAsia="宋体" w:cs="宋体"/>
-              <w:szCs w:val="24"/>
-            </w:rPr>
-            <w:fldChar w:fldCharType="separate"/>
-          </w:r>
-          <w:r>
-            <w:rPr>
-              <w:rFonts w:hint="default"/>
-              <w:lang w:val="en-US" w:eastAsia="zh-CN"/>
-            </w:rPr>
-            <w:t xml:space="preserve">5.4. </w:t>
-          </w:r>
-          <w:r>
-            <w:rPr>
-              <w:rFonts w:hint="eastAsia"/>
-              <w:lang w:val="en-US" w:eastAsia="zh-CN"/>
-            </w:rPr>
-            <w:t>测试工程师</w:t>
-          </w:r>
-          <w:r>
-            <w:tab/>
-          </w:r>
-          <w:r>
-            <w:fldChar w:fldCharType="begin"/>
-          </w:r>
-          <w:r>
-            <w:instrText xml:space="preserve"> PAGEREF _Toc26332 \h </w:instrText>
-          </w:r>
-          <w:r>
-            <w:fldChar w:fldCharType="separate"/>
-          </w:r>
-          <w:r>
-            <w:t>19</w:t>
-          </w:r>
-          <w:r>
-            <w:fldChar w:fldCharType="end"/>
-          </w:r>
-          <w:r>
-            <w:rPr>
-              <w:rFonts w:hint="eastAsia" w:ascii="宋体" w:hAnsi="宋体" w:eastAsia="宋体" w:cs="宋体"/>
+              <w:rFonts w:ascii="宋体" w:eastAsia="宋体" w:hAnsi="宋体" w:cs="宋体" w:hint="eastAsia"/>
               <w:szCs w:val="24"/>
             </w:rPr>
             <w:fldChar w:fldCharType="end"/>
@@ -3662,7 +3365,7 @@
             <w:snapToGrid w:val="0"/>
             <w:textAlignment w:val="baseline"/>
             <w:rPr>
-              <w:rFonts w:hint="eastAsia" w:ascii="宋体" w:hAnsi="宋体" w:eastAsia="宋体" w:cs="宋体"/>
+              <w:rFonts w:ascii="宋体" w:eastAsia="宋体" w:hAnsi="宋体" w:cs="宋体" w:hint="eastAsia"/>
               <w:snapToGrid w:val="0"/>
               <w:color w:val="000000"/>
               <w:kern w:val="0"/>
@@ -3673,7 +3376,7 @@
           </w:pPr>
           <w:r>
             <w:rPr>
-              <w:rFonts w:hint="eastAsia" w:ascii="宋体" w:hAnsi="宋体" w:eastAsia="宋体" w:cs="宋体"/>
+              <w:rFonts w:ascii="宋体" w:eastAsia="宋体" w:hAnsi="宋体" w:cs="宋体" w:hint="eastAsia"/>
               <w:szCs w:val="24"/>
             </w:rPr>
             <w:fldChar w:fldCharType="end"/>
@@ -3697,7 +3400,7 @@
         <w:snapToGrid w:val="0"/>
         <w:textAlignment w:val="baseline"/>
         <w:rPr>
-          <w:rFonts w:ascii="Arial" w:hAnsi="Arial" w:eastAsia="Arial" w:cs="Arial"/>
+          <w:rFonts w:ascii="Arial" w:eastAsia="Arial" w:hAnsi="Arial" w:cs="Arial"/>
           <w:snapToGrid w:val="0"/>
           <w:color w:val="000000"/>
           <w:kern w:val="0"/>
@@ -3708,7 +3411,7 @@
       </w:pPr>
       <w:r>
         <w:rPr>
-          <w:rFonts w:ascii="Arial" w:hAnsi="Arial" w:eastAsia="Arial" w:cs="Arial"/>
+          <w:rFonts w:ascii="Arial" w:eastAsia="Arial" w:hAnsi="Arial" w:cs="Arial"/>
           <w:snapToGrid w:val="0"/>
           <w:color w:val="000000"/>
           <w:kern w:val="0"/>
@@ -3721,14 +3424,14 @@
     </w:p>
     <w:p>
       <w:pPr>
-        <w:pStyle w:val="29"/>
-        <w:bidi w:val="0"/>
-        <w:rPr>
-          <w:rFonts w:hint="default"/>
-          <w:lang w:val="en-US" w:eastAsia="zh-CN"/>
-        </w:rPr>
-      </w:pPr>
-      <w:bookmarkStart w:id="2" w:name="_Toc1128"/>
+        <w:pStyle w:val="1"/>
+        <w:bidi w:val="0"/>
+        <w:rPr>
+          <w:rFonts w:hint="default"/>
+          <w:lang w:val="en-US" w:eastAsia="zh-CN"/>
+        </w:rPr>
+      </w:pPr>
+      <w:bookmarkStart w:id="3" w:name="_Toc827"/>
       <w:r>
         <w:rPr>
           <w:rFonts w:hint="eastAsia"/>
@@ -3736,18 +3439,18 @@
         </w:rPr>
         <w:t>人力部</w:t>
       </w:r>
-      <w:bookmarkEnd w:id="2"/>
-    </w:p>
-    <w:p>
-      <w:pPr>
-        <w:pStyle w:val="31"/>
-        <w:bidi w:val="0"/>
-        <w:rPr>
-          <w:rFonts w:hint="eastAsia"/>
-          <w:lang w:val="en-US" w:eastAsia="zh-CN"/>
-        </w:rPr>
-      </w:pPr>
-      <w:bookmarkStart w:id="3" w:name="_Toc10633"/>
+      <w:bookmarkEnd w:id="3"/>
+    </w:p>
+    <w:p>
+      <w:pPr>
+        <w:pStyle w:val="2"/>
+        <w:bidi w:val="0"/>
+        <w:rPr>
+          <w:rFonts w:hint="eastAsia"/>
+          <w:lang w:val="en-US" w:eastAsia="zh-CN"/>
+        </w:rPr>
+      </w:pPr>
+      <w:bookmarkStart w:id="4" w:name="_Toc22397"/>
       <w:r>
         <w:rPr>
           <w:rFonts w:hint="eastAsia"/>
@@ -3755,11 +3458,11 @@
         </w:rPr>
         <w:t>人力部经理</w:t>
       </w:r>
-      <w:bookmarkEnd w:id="3"/>
-    </w:p>
-    <w:p>
-      <w:pPr>
-        <w:pStyle w:val="41"/>
+      <w:bookmarkEnd w:id="4"/>
+    </w:p>
+    <w:p>
+      <w:pPr>
+        <w:pStyle w:val="a3"/>
         <w:bidi w:val="0"/>
         <w:rPr>
           <w:rFonts w:hint="eastAsia"/>
@@ -3789,7 +3492,7 @@
     </w:p>
     <w:p>
       <w:pPr>
-        <w:pStyle w:val="41"/>
+        <w:pStyle w:val="a3"/>
         <w:bidi w:val="0"/>
         <w:rPr>
           <w:rFonts w:hint="eastAsia"/>
@@ -3819,7 +3522,7 @@
     </w:p>
     <w:p>
       <w:pPr>
-        <w:pStyle w:val="41"/>
+        <w:pStyle w:val="a3"/>
         <w:bidi w:val="0"/>
         <w:rPr>
           <w:rFonts w:hint="eastAsia"/>
@@ -3849,7 +3552,7 @@
     </w:p>
     <w:p>
       <w:pPr>
-        <w:pStyle w:val="41"/>
+        <w:pStyle w:val="a3"/>
         <w:bidi w:val="0"/>
         <w:rPr>
           <w:rFonts w:hint="eastAsia"/>
@@ -3879,7 +3582,7 @@
     </w:p>
     <w:p>
       <w:pPr>
-        <w:pStyle w:val="41"/>
+        <w:pStyle w:val="a3"/>
         <w:bidi w:val="0"/>
         <w:rPr>
           <w:rFonts w:hint="eastAsia"/>
@@ -3900,7 +3603,7 @@
     </w:p>
     <w:p>
       <w:pPr>
-        <w:pStyle w:val="30"/>
+        <w:pStyle w:val="a1"/>
         <w:rPr>
           <w:rFonts w:hint="eastAsia"/>
           <w:lang w:val="en-US" w:eastAsia="zh-CN"/>
@@ -3925,7 +3628,7 @@
     </w:p>
     <w:p>
       <w:pPr>
-        <w:pStyle w:val="30"/>
+        <w:pStyle w:val="a1"/>
         <w:rPr>
           <w:rFonts w:hint="eastAsia"/>
           <w:lang w:val="en-US" w:eastAsia="zh-CN"/>
@@ -3950,7 +3653,7 @@
     </w:p>
     <w:p>
       <w:pPr>
-        <w:pStyle w:val="30"/>
+        <w:pStyle w:val="a1"/>
         <w:rPr>
           <w:rFonts w:hint="eastAsia"/>
           <w:lang w:val="en-US" w:eastAsia="zh-CN"/>
@@ -3975,7 +3678,7 @@
     </w:p>
     <w:p>
       <w:pPr>
-        <w:pStyle w:val="30"/>
+        <w:pStyle w:val="a1"/>
         <w:rPr>
           <w:rFonts w:hint="eastAsia"/>
           <w:lang w:val="en-US" w:eastAsia="zh-CN"/>
@@ -4000,7 +3703,7 @@
     </w:p>
     <w:p>
       <w:pPr>
-        <w:pStyle w:val="30"/>
+        <w:pStyle w:val="a1"/>
         <w:rPr>
           <w:rFonts w:hint="eastAsia"/>
           <w:lang w:val="en-US" w:eastAsia="zh-CN"/>
@@ -4025,7 +3728,7 @@
     </w:p>
     <w:p>
       <w:pPr>
-        <w:pStyle w:val="30"/>
+        <w:pStyle w:val="a1"/>
         <w:rPr>
           <w:rFonts w:hint="eastAsia"/>
           <w:lang w:val="en-US" w:eastAsia="zh-CN"/>
@@ -4050,7 +3753,7 @@
     </w:p>
     <w:p>
       <w:pPr>
-        <w:pStyle w:val="30"/>
+        <w:pStyle w:val="a1"/>
         <w:rPr>
           <w:rFonts w:hint="eastAsia"/>
           <w:lang w:val="en-US" w:eastAsia="zh-CN"/>
@@ -4075,7 +3778,7 @@
     </w:p>
     <w:p>
       <w:pPr>
-        <w:pStyle w:val="30"/>
+        <w:pStyle w:val="a1"/>
         <w:rPr>
           <w:rFonts w:hint="eastAsia"/>
           <w:lang w:val="en-US" w:eastAsia="zh-CN"/>
@@ -4105,7 +3808,6 @@
           <w:lang w:val="en-US" w:eastAsia="zh-CN"/>
         </w:rPr>
       </w:pPr>
-      <w:bookmarkStart w:id="4" w:name="_Toc15524"/>
       <w:r>
         <w:rPr>
           <w:rFonts w:hint="eastAsia"/>
@@ -4116,13 +3818,14 @@
     </w:p>
     <w:p>
       <w:pPr>
-        <w:pStyle w:val="31"/>
-        <w:bidi w:val="0"/>
-        <w:rPr>
-          <w:rFonts w:hint="eastAsia"/>
-          <w:lang w:val="en-US" w:eastAsia="zh-CN"/>
-        </w:rPr>
-      </w:pPr>
+        <w:pStyle w:val="2"/>
+        <w:bidi w:val="0"/>
+        <w:rPr>
+          <w:rFonts w:hint="eastAsia"/>
+          <w:lang w:val="en-US" w:eastAsia="zh-CN"/>
+        </w:rPr>
+      </w:pPr>
+      <w:bookmarkStart w:id="5" w:name="_Toc29479"/>
       <w:r>
         <w:rPr>
           <w:rFonts w:hint="eastAsia"/>
@@ -4130,11 +3833,11 @@
         </w:rPr>
         <w:t>人力部专员</w:t>
       </w:r>
-      <w:bookmarkEnd w:id="4"/>
-    </w:p>
-    <w:p>
-      <w:pPr>
-        <w:pStyle w:val="41"/>
+      <w:bookmarkEnd w:id="5"/>
+    </w:p>
+    <w:p>
+      <w:pPr>
+        <w:pStyle w:val="a3"/>
         <w:bidi w:val="0"/>
         <w:rPr>
           <w:rFonts w:hint="eastAsia"/>
@@ -4160,7 +3863,7 @@
     </w:p>
     <w:p>
       <w:pPr>
-        <w:pStyle w:val="41"/>
+        <w:pStyle w:val="a3"/>
         <w:bidi w:val="0"/>
         <w:rPr>
           <w:rFonts w:hint="eastAsia"/>
@@ -4186,7 +3889,7 @@
     </w:p>
     <w:p>
       <w:pPr>
-        <w:pStyle w:val="41"/>
+        <w:pStyle w:val="a3"/>
         <w:bidi w:val="0"/>
         <w:rPr>
           <w:rFonts w:hint="eastAsia"/>
@@ -4212,7 +3915,7 @@
     </w:p>
     <w:p>
       <w:pPr>
-        <w:pStyle w:val="41"/>
+        <w:pStyle w:val="a3"/>
         <w:bidi w:val="0"/>
         <w:rPr>
           <w:rFonts w:hint="eastAsia"/>
@@ -4238,7 +3941,7 @@
     </w:p>
     <w:p>
       <w:pPr>
-        <w:pStyle w:val="41"/>
+        <w:pStyle w:val="a3"/>
         <w:bidi w:val="0"/>
         <w:rPr>
           <w:rFonts w:hint="eastAsia"/>
@@ -4257,7 +3960,7 @@
     </w:p>
     <w:p>
       <w:pPr>
-        <w:pStyle w:val="30"/>
+        <w:pStyle w:val="a1"/>
         <w:bidi w:val="0"/>
         <w:rPr>
           <w:rFonts w:hint="eastAsia"/>
@@ -4283,7 +3986,7 @@
     </w:p>
     <w:p>
       <w:pPr>
-        <w:pStyle w:val="30"/>
+        <w:pStyle w:val="a1"/>
         <w:bidi w:val="0"/>
         <w:rPr>
           <w:rFonts w:hint="eastAsia"/>
@@ -4309,7 +4012,7 @@
     </w:p>
     <w:p>
       <w:pPr>
-        <w:pStyle w:val="30"/>
+        <w:pStyle w:val="a1"/>
         <w:bidi w:val="0"/>
         <w:rPr>
           <w:rFonts w:hint="eastAsia"/>
@@ -4335,7 +4038,7 @@
     </w:p>
     <w:p>
       <w:pPr>
-        <w:pStyle w:val="30"/>
+        <w:pStyle w:val="a1"/>
         <w:bidi w:val="0"/>
         <w:rPr>
           <w:rFonts w:hint="eastAsia"/>
@@ -4361,7 +4064,7 @@
     </w:p>
     <w:p>
       <w:pPr>
-        <w:pStyle w:val="30"/>
+        <w:pStyle w:val="a1"/>
         <w:bidi w:val="0"/>
         <w:rPr>
           <w:rFonts w:hint="eastAsia"/>
@@ -4387,7 +4090,7 @@
     </w:p>
     <w:p>
       <w:pPr>
-        <w:pStyle w:val="30"/>
+        <w:pStyle w:val="a1"/>
         <w:bidi w:val="0"/>
         <w:rPr>
           <w:rFonts w:hint="eastAsia"/>
@@ -4413,7 +4116,7 @@
     </w:p>
     <w:p>
       <w:pPr>
-        <w:pStyle w:val="30"/>
+        <w:pStyle w:val="a1"/>
         <w:bidi w:val="0"/>
         <w:rPr>
           <w:rFonts w:hint="eastAsia"/>
@@ -4430,7 +4133,7 @@
     </w:p>
     <w:p>
       <w:pPr>
-        <w:pStyle w:val="30"/>
+        <w:pStyle w:val="a1"/>
         <w:bidi w:val="0"/>
         <w:rPr>
           <w:rFonts w:hint="eastAsia"/>
@@ -4463,14 +4166,14 @@
     </w:p>
     <w:p>
       <w:pPr>
-        <w:pStyle w:val="29"/>
-        <w:bidi w:val="0"/>
-        <w:rPr>
-          <w:rFonts w:hint="eastAsia"/>
-          <w:lang w:val="en-US" w:eastAsia="zh-CN"/>
-        </w:rPr>
-      </w:pPr>
-      <w:bookmarkStart w:id="5" w:name="_Toc27656"/>
+        <w:pStyle w:val="1"/>
+        <w:bidi w:val="0"/>
+        <w:rPr>
+          <w:rFonts w:hint="eastAsia"/>
+          <w:lang w:val="en-US" w:eastAsia="zh-CN"/>
+        </w:rPr>
+      </w:pPr>
+      <w:bookmarkStart w:id="6" w:name="_Toc18567"/>
       <w:r>
         <w:rPr>
           <w:rFonts w:hint="eastAsia"/>
@@ -4478,18 +4181,18 @@
         </w:rPr>
         <w:t>数智运营部</w:t>
       </w:r>
-      <w:bookmarkEnd w:id="5"/>
-    </w:p>
-    <w:p>
-      <w:pPr>
-        <w:pStyle w:val="31"/>
-        <w:bidi w:val="0"/>
-        <w:rPr>
-          <w:rFonts w:hint="eastAsia"/>
-          <w:lang w:val="en-US" w:eastAsia="zh-CN"/>
-        </w:rPr>
-      </w:pPr>
-      <w:bookmarkStart w:id="6" w:name="_Toc4909"/>
+      <w:bookmarkEnd w:id="6"/>
+    </w:p>
+    <w:p>
+      <w:pPr>
+        <w:pStyle w:val="2"/>
+        <w:bidi w:val="0"/>
+        <w:rPr>
+          <w:rFonts w:hint="eastAsia"/>
+          <w:lang w:val="en-US" w:eastAsia="zh-CN"/>
+        </w:rPr>
+      </w:pPr>
+      <w:bookmarkStart w:id="7" w:name="_Toc14910"/>
       <w:r>
         <w:rPr>
           <w:rFonts w:hint="eastAsia"/>
@@ -4497,11 +4200,11 @@
         </w:rPr>
         <w:t>数智运营部经理</w:t>
       </w:r>
-      <w:bookmarkEnd w:id="6"/>
-    </w:p>
-    <w:p>
-      <w:pPr>
-        <w:pStyle w:val="41"/>
+      <w:bookmarkEnd w:id="7"/>
+    </w:p>
+    <w:p>
+      <w:pPr>
+        <w:pStyle w:val="a3"/>
         <w:bidi w:val="0"/>
         <w:rPr>
           <w:rFonts w:hint="eastAsia"/>
@@ -4527,7 +4230,7 @@
     </w:p>
     <w:p>
       <w:pPr>
-        <w:pStyle w:val="41"/>
+        <w:pStyle w:val="a3"/>
         <w:bidi w:val="0"/>
         <w:rPr>
           <w:rFonts w:hint="eastAsia"/>
@@ -4553,7 +4256,7 @@
     </w:p>
     <w:p>
       <w:pPr>
-        <w:pStyle w:val="41"/>
+        <w:pStyle w:val="a3"/>
         <w:bidi w:val="0"/>
         <w:rPr>
           <w:rFonts w:hint="eastAsia"/>
@@ -4579,7 +4282,7 @@
     </w:p>
     <w:p>
       <w:pPr>
-        <w:pStyle w:val="41"/>
+        <w:pStyle w:val="a3"/>
         <w:bidi w:val="0"/>
         <w:rPr>
           <w:rFonts w:hint="eastAsia"/>
@@ -4605,7 +4308,7 @@
     </w:p>
     <w:p>
       <w:pPr>
-        <w:pStyle w:val="41"/>
+        <w:pStyle w:val="a3"/>
         <w:bidi w:val="0"/>
         <w:rPr>
           <w:rFonts w:hint="eastAsia"/>
@@ -4624,7 +4327,7 @@
     </w:p>
     <w:p>
       <w:pPr>
-        <w:pStyle w:val="30"/>
+        <w:pStyle w:val="a1"/>
         <w:bidi w:val="0"/>
         <w:rPr>
           <w:rFonts w:hint="eastAsia"/>
@@ -4650,7 +4353,7 @@
     </w:p>
     <w:p>
       <w:pPr>
-        <w:pStyle w:val="30"/>
+        <w:pStyle w:val="a1"/>
         <w:bidi w:val="0"/>
         <w:rPr>
           <w:rFonts w:hint="eastAsia"/>
@@ -4676,7 +4379,7 @@
     </w:p>
     <w:p>
       <w:pPr>
-        <w:pStyle w:val="30"/>
+        <w:pStyle w:val="a1"/>
         <w:bidi w:val="0"/>
         <w:rPr>
           <w:rFonts w:hint="eastAsia"/>
@@ -4702,7 +4405,7 @@
     </w:p>
     <w:p>
       <w:pPr>
-        <w:pStyle w:val="30"/>
+        <w:pStyle w:val="a1"/>
         <w:bidi w:val="0"/>
         <w:rPr>
           <w:rFonts w:hint="eastAsia"/>
@@ -4728,7 +4431,7 @@
     </w:p>
     <w:p>
       <w:pPr>
-        <w:pStyle w:val="30"/>
+        <w:pStyle w:val="a1"/>
         <w:bidi w:val="0"/>
         <w:rPr>
           <w:rFonts w:hint="eastAsia"/>
@@ -4754,7 +4457,7 @@
     </w:p>
     <w:p>
       <w:pPr>
-        <w:pStyle w:val="30"/>
+        <w:pStyle w:val="a1"/>
         <w:bidi w:val="0"/>
         <w:rPr>
           <w:rFonts w:hint="eastAsia"/>
@@ -4780,7 +4483,7 @@
     </w:p>
     <w:p>
       <w:pPr>
-        <w:pStyle w:val="30"/>
+        <w:pStyle w:val="a1"/>
         <w:bidi w:val="0"/>
         <w:rPr>
           <w:rFonts w:hint="eastAsia"/>
@@ -4806,7 +4509,7 @@
     </w:p>
     <w:p>
       <w:pPr>
-        <w:pStyle w:val="30"/>
+        <w:pStyle w:val="a1"/>
         <w:bidi w:val="0"/>
         <w:rPr>
           <w:rFonts w:hint="eastAsia"/>
@@ -4839,14 +4542,14 @@
     </w:p>
     <w:p>
       <w:pPr>
-        <w:pStyle w:val="31"/>
-        <w:bidi w:val="0"/>
-        <w:rPr>
-          <w:rFonts w:hint="eastAsia"/>
-          <w:lang w:val="en-US" w:eastAsia="zh-CN"/>
-        </w:rPr>
-      </w:pPr>
-      <w:bookmarkStart w:id="7" w:name="_Toc28540"/>
+        <w:pStyle w:val="2"/>
+        <w:bidi w:val="0"/>
+        <w:rPr>
+          <w:rFonts w:hint="eastAsia"/>
+          <w:lang w:val="en-US" w:eastAsia="zh-CN"/>
+        </w:rPr>
+      </w:pPr>
+      <w:bookmarkStart w:id="8" w:name="_Toc3782"/>
       <w:r>
         <w:rPr>
           <w:rFonts w:hint="eastAsia"/>
@@ -4854,11 +4557,11 @@
         </w:rPr>
         <w:t>运维项目经理</w:t>
       </w:r>
-      <w:bookmarkEnd w:id="7"/>
-    </w:p>
-    <w:p>
-      <w:pPr>
-        <w:pStyle w:val="41"/>
+      <w:bookmarkEnd w:id="8"/>
+    </w:p>
+    <w:p>
+      <w:pPr>
+        <w:pStyle w:val="a3"/>
         <w:bidi w:val="0"/>
         <w:rPr>
           <w:rFonts w:hint="default"/>
@@ -4888,7 +4591,7 @@
     </w:p>
     <w:p>
       <w:pPr>
-        <w:pStyle w:val="41"/>
+        <w:pStyle w:val="a3"/>
         <w:bidi w:val="0"/>
         <w:rPr>
           <w:rFonts w:hint="default"/>
@@ -4918,7 +4621,7 @@
     </w:p>
     <w:p>
       <w:pPr>
-        <w:pStyle w:val="41"/>
+        <w:pStyle w:val="a3"/>
         <w:bidi w:val="0"/>
         <w:rPr>
           <w:rFonts w:hint="default"/>
@@ -4948,7 +4651,7 @@
     </w:p>
     <w:p>
       <w:pPr>
-        <w:pStyle w:val="41"/>
+        <w:pStyle w:val="a3"/>
         <w:bidi w:val="0"/>
         <w:rPr>
           <w:rFonts w:hint="default"/>
@@ -4978,7 +4681,7 @@
     </w:p>
     <w:p>
       <w:pPr>
-        <w:pStyle w:val="41"/>
+        <w:pStyle w:val="a3"/>
         <w:bidi w:val="0"/>
         <w:rPr>
           <w:rFonts w:hint="default"/>
@@ -4999,7 +4702,7 @@
     </w:p>
     <w:p>
       <w:pPr>
-        <w:pStyle w:val="30"/>
+        <w:pStyle w:val="a1"/>
         <w:bidi w:val="0"/>
         <w:rPr>
           <w:rFonts w:hint="default"/>
@@ -5025,7 +4728,7 @@
     </w:p>
     <w:p>
       <w:pPr>
-        <w:pStyle w:val="30"/>
+        <w:pStyle w:val="a1"/>
         <w:bidi w:val="0"/>
         <w:rPr>
           <w:rFonts w:hint="default"/>
@@ -5051,7 +4754,7 @@
     </w:p>
     <w:p>
       <w:pPr>
-        <w:pStyle w:val="30"/>
+        <w:pStyle w:val="a1"/>
         <w:bidi w:val="0"/>
         <w:rPr>
           <w:rFonts w:hint="default"/>
@@ -5077,7 +4780,7 @@
     </w:p>
     <w:p>
       <w:pPr>
-        <w:pStyle w:val="30"/>
+        <w:pStyle w:val="a1"/>
         <w:bidi w:val="0"/>
         <w:rPr>
           <w:rFonts w:hint="default"/>
@@ -5094,7 +4797,7 @@
     </w:p>
     <w:p>
       <w:pPr>
-        <w:pStyle w:val="30"/>
+        <w:pStyle w:val="a1"/>
         <w:bidi w:val="0"/>
         <w:rPr>
           <w:rFonts w:hint="default"/>
@@ -5120,7 +4823,7 @@
     </w:p>
     <w:p>
       <w:pPr>
-        <w:pStyle w:val="30"/>
+        <w:pStyle w:val="a1"/>
         <w:bidi w:val="0"/>
         <w:rPr>
           <w:rFonts w:hint="default"/>
@@ -5146,7 +4849,7 @@
     </w:p>
     <w:p>
       <w:pPr>
-        <w:pStyle w:val="30"/>
+        <w:pStyle w:val="a1"/>
         <w:bidi w:val="0"/>
         <w:rPr>
           <w:rFonts w:hint="default"/>
@@ -5179,14 +4882,14 @@
     </w:p>
     <w:p>
       <w:pPr>
-        <w:pStyle w:val="31"/>
-        <w:bidi w:val="0"/>
-        <w:rPr>
-          <w:rFonts w:hint="default"/>
-          <w:lang w:val="en-US" w:eastAsia="zh-CN"/>
-        </w:rPr>
-      </w:pPr>
-      <w:bookmarkStart w:id="8" w:name="_Toc20549"/>
+        <w:pStyle w:val="2"/>
+        <w:bidi w:val="0"/>
+        <w:rPr>
+          <w:rFonts w:hint="default"/>
+          <w:lang w:val="en-US" w:eastAsia="zh-CN"/>
+        </w:rPr>
+      </w:pPr>
+      <w:bookmarkStart w:id="9" w:name="_Toc22166"/>
       <w:r>
         <w:rPr>
           <w:rFonts w:hint="eastAsia"/>
@@ -5194,11 +4897,11 @@
         </w:rPr>
         <w:t>运维工程师</w:t>
       </w:r>
-      <w:bookmarkEnd w:id="8"/>
-    </w:p>
-    <w:p>
-      <w:pPr>
-        <w:pStyle w:val="41"/>
+      <w:bookmarkEnd w:id="9"/>
+    </w:p>
+    <w:p>
+      <w:pPr>
+        <w:pStyle w:val="a3"/>
         <w:bidi w:val="0"/>
         <w:rPr>
           <w:rFonts w:hint="eastAsia"/>
@@ -5224,7 +4927,7 @@
     </w:p>
     <w:p>
       <w:pPr>
-        <w:pStyle w:val="41"/>
+        <w:pStyle w:val="a3"/>
         <w:bidi w:val="0"/>
         <w:rPr>
           <w:rFonts w:hint="eastAsia"/>
@@ -5250,7 +4953,7 @@
     </w:p>
     <w:p>
       <w:pPr>
-        <w:pStyle w:val="41"/>
+        <w:pStyle w:val="a3"/>
         <w:bidi w:val="0"/>
         <w:rPr>
           <w:rFonts w:hint="eastAsia"/>
@@ -5276,7 +4979,7 @@
     </w:p>
     <w:p>
       <w:pPr>
-        <w:pStyle w:val="41"/>
+        <w:pStyle w:val="a3"/>
         <w:bidi w:val="0"/>
         <w:rPr>
           <w:rFonts w:hint="eastAsia"/>
@@ -5302,7 +5005,7 @@
     </w:p>
     <w:p>
       <w:pPr>
-        <w:pStyle w:val="41"/>
+        <w:pStyle w:val="a3"/>
         <w:bidi w:val="0"/>
         <w:rPr>
           <w:rFonts w:hint="eastAsia"/>
@@ -5321,7 +5024,7 @@
     </w:p>
     <w:p>
       <w:pPr>
-        <w:pStyle w:val="30"/>
+        <w:pStyle w:val="a1"/>
         <w:bidi w:val="0"/>
         <w:rPr>
           <w:rFonts w:hint="eastAsia"/>
@@ -5347,7 +5050,7 @@
     </w:p>
     <w:p>
       <w:pPr>
-        <w:pStyle w:val="30"/>
+        <w:pStyle w:val="a1"/>
         <w:bidi w:val="0"/>
         <w:rPr>
           <w:rFonts w:hint="eastAsia"/>
@@ -5373,7 +5076,7 @@
     </w:p>
     <w:p>
       <w:pPr>
-        <w:pStyle w:val="30"/>
+        <w:pStyle w:val="a1"/>
         <w:bidi w:val="0"/>
         <w:rPr>
           <w:rFonts w:hint="eastAsia"/>
@@ -5399,7 +5102,7 @@
     </w:p>
     <w:p>
       <w:pPr>
-        <w:pStyle w:val="30"/>
+        <w:pStyle w:val="a1"/>
         <w:bidi w:val="0"/>
         <w:rPr>
           <w:rFonts w:hint="eastAsia"/>
@@ -5425,7 +5128,7 @@
     </w:p>
     <w:p>
       <w:pPr>
-        <w:pStyle w:val="30"/>
+        <w:pStyle w:val="a1"/>
         <w:bidi w:val="0"/>
         <w:rPr>
           <w:rFonts w:hint="eastAsia"/>
@@ -5451,7 +5154,7 @@
     </w:p>
     <w:p>
       <w:pPr>
-        <w:pStyle w:val="30"/>
+        <w:pStyle w:val="a1"/>
         <w:bidi w:val="0"/>
         <w:rPr>
           <w:rFonts w:hint="eastAsia"/>
@@ -5477,7 +5180,7 @@
     </w:p>
     <w:p>
       <w:pPr>
-        <w:pStyle w:val="30"/>
+        <w:pStyle w:val="a1"/>
         <w:bidi w:val="0"/>
         <w:rPr>
           <w:rFonts w:hint="eastAsia"/>
@@ -5503,7 +5206,7 @@
     </w:p>
     <w:p>
       <w:pPr>
-        <w:pStyle w:val="30"/>
+        <w:pStyle w:val="a1"/>
         <w:bidi w:val="0"/>
         <w:rPr>
           <w:rFonts w:hint="eastAsia"/>
@@ -5529,7 +5232,7 @@
     </w:p>
     <w:p>
       <w:pPr>
-        <w:pStyle w:val="30"/>
+        <w:pStyle w:val="a1"/>
         <w:bidi w:val="0"/>
         <w:rPr>
           <w:rFonts w:hint="eastAsia"/>
@@ -5555,7 +5258,7 @@
     </w:p>
     <w:p>
       <w:pPr>
-        <w:pStyle w:val="30"/>
+        <w:pStyle w:val="a1"/>
         <w:bidi w:val="0"/>
         <w:rPr>
           <w:rFonts w:hint="eastAsia"/>
@@ -5581,7 +5284,7 @@
     </w:p>
     <w:p>
       <w:pPr>
-        <w:pStyle w:val="31"/>
+        <w:pStyle w:val="2"/>
         <w:bidi w:val="0"/>
         <w:rPr>
           <w:rFonts w:hint="eastAsia"/>
@@ -5595,7 +5298,7 @@
         </w:rPr>
         <w:br w:type="page"/>
       </w:r>
-      <w:bookmarkStart w:id="9" w:name="_Toc19448"/>
+      <w:bookmarkStart w:id="10" w:name="_Toc10146"/>
       <w:r>
         <w:rPr>
           <w:rFonts w:hint="eastAsia"/>
@@ -5603,11 +5306,11 @@
         </w:rPr>
         <w:t>服务台专员</w:t>
       </w:r>
-      <w:bookmarkEnd w:id="9"/>
-    </w:p>
-    <w:p>
-      <w:pPr>
-        <w:pStyle w:val="41"/>
+      <w:bookmarkEnd w:id="10"/>
+    </w:p>
+    <w:p>
+      <w:pPr>
+        <w:pStyle w:val="a3"/>
         <w:bidi w:val="0"/>
         <w:rPr>
           <w:rFonts w:hint="eastAsia"/>
@@ -5633,7 +5336,7 @@
     </w:p>
     <w:p>
       <w:pPr>
-        <w:pStyle w:val="41"/>
+        <w:pStyle w:val="a3"/>
         <w:bidi w:val="0"/>
         <w:rPr>
           <w:rFonts w:hint="eastAsia"/>
@@ -5659,7 +5362,7 @@
     </w:p>
     <w:p>
       <w:pPr>
-        <w:pStyle w:val="41"/>
+        <w:pStyle w:val="a3"/>
         <w:bidi w:val="0"/>
         <w:rPr>
           <w:rFonts w:hint="eastAsia"/>
@@ -5685,7 +5388,7 @@
     </w:p>
     <w:p>
       <w:pPr>
-        <w:pStyle w:val="41"/>
+        <w:pStyle w:val="a3"/>
         <w:bidi w:val="0"/>
         <w:rPr>
           <w:rFonts w:hint="eastAsia"/>
@@ -5711,7 +5414,7 @@
     </w:p>
     <w:p>
       <w:pPr>
-        <w:pStyle w:val="41"/>
+        <w:pStyle w:val="a3"/>
         <w:bidi w:val="0"/>
         <w:rPr>
           <w:rFonts w:hint="eastAsia"/>
@@ -5730,7 +5433,7 @@
     </w:p>
     <w:p>
       <w:pPr>
-        <w:pStyle w:val="30"/>
+        <w:pStyle w:val="a1"/>
         <w:bidi w:val="0"/>
         <w:rPr>
           <w:rFonts w:hint="eastAsia"/>
@@ -5756,7 +5459,7 @@
     </w:p>
     <w:p>
       <w:pPr>
-        <w:pStyle w:val="30"/>
+        <w:pStyle w:val="a1"/>
         <w:bidi w:val="0"/>
         <w:rPr>
           <w:rFonts w:hint="eastAsia"/>
@@ -5782,7 +5485,7 @@
     </w:p>
     <w:p>
       <w:pPr>
-        <w:pStyle w:val="30"/>
+        <w:pStyle w:val="a1"/>
         <w:bidi w:val="0"/>
         <w:rPr>
           <w:rFonts w:hint="eastAsia"/>
@@ -5808,7 +5511,7 @@
     </w:p>
     <w:p>
       <w:pPr>
-        <w:pStyle w:val="30"/>
+        <w:pStyle w:val="a1"/>
         <w:bidi w:val="0"/>
         <w:rPr>
           <w:rFonts w:hint="eastAsia"/>
@@ -5834,7 +5537,7 @@
     </w:p>
     <w:p>
       <w:pPr>
-        <w:pStyle w:val="30"/>
+        <w:pStyle w:val="a1"/>
         <w:bidi w:val="0"/>
         <w:rPr>
           <w:rFonts w:hint="eastAsia"/>
@@ -5860,7 +5563,7 @@
     </w:p>
     <w:p>
       <w:pPr>
-        <w:pStyle w:val="30"/>
+        <w:pStyle w:val="a1"/>
         <w:bidi w:val="0"/>
         <w:rPr>
           <w:rFonts w:hint="eastAsia"/>
@@ -5877,7 +5580,7 @@
     </w:p>
     <w:p>
       <w:pPr>
-        <w:pStyle w:val="30"/>
+        <w:pStyle w:val="a1"/>
         <w:bidi w:val="0"/>
         <w:rPr>
           <w:rFonts w:hint="eastAsia"/>
@@ -5908,7 +5611,6 @@
           <w:lang w:val="en-US" w:eastAsia="zh-CN"/>
         </w:rPr>
       </w:pPr>
-      <w:bookmarkStart w:id="10" w:name="_Toc16679"/>
       <w:r>
         <w:rPr>
           <w:rFonts w:hint="eastAsia"/>
@@ -5919,13 +5621,14 @@
     </w:p>
     <w:p>
       <w:pPr>
-        <w:pStyle w:val="31"/>
-        <w:bidi w:val="0"/>
-        <w:rPr>
-          <w:rFonts w:hint="default"/>
-          <w:lang w:val="en-US" w:eastAsia="zh-CN"/>
-        </w:rPr>
-      </w:pPr>
+        <w:pStyle w:val="2"/>
+        <w:bidi w:val="0"/>
+        <w:rPr>
+          <w:rFonts w:hint="default"/>
+          <w:lang w:val="en-US" w:eastAsia="zh-CN"/>
+        </w:rPr>
+      </w:pPr>
+      <w:bookmarkStart w:id="11" w:name="_Toc4343"/>
       <w:r>
         <w:rPr>
           <w:rFonts w:hint="eastAsia"/>
@@ -5933,11 +5636,11 @@
         </w:rPr>
         <w:t>服务知识专员</w:t>
       </w:r>
-      <w:bookmarkEnd w:id="10"/>
-    </w:p>
-    <w:p>
-      <w:pPr>
-        <w:pStyle w:val="30"/>
+      <w:bookmarkEnd w:id="11"/>
+    </w:p>
+    <w:p>
+      <w:pPr>
+        <w:pStyle w:val="a1"/>
         <w:rPr>
           <w:rFonts w:hint="default"/>
           <w:lang w:val="en-US" w:eastAsia="zh-CN"/>
@@ -5962,7 +5665,7 @@
     </w:p>
     <w:p>
       <w:pPr>
-        <w:pStyle w:val="30"/>
+        <w:pStyle w:val="a1"/>
         <w:rPr>
           <w:rFonts w:hint="default"/>
           <w:lang w:val="en-US" w:eastAsia="zh-CN"/>
@@ -5987,7 +5690,7 @@
     </w:p>
     <w:p>
       <w:pPr>
-        <w:pStyle w:val="30"/>
+        <w:pStyle w:val="a1"/>
         <w:rPr>
           <w:rFonts w:hint="default"/>
           <w:lang w:val="en-US" w:eastAsia="zh-CN"/>
@@ -6012,7 +5715,7 @@
     </w:p>
     <w:p>
       <w:pPr>
-        <w:pStyle w:val="30"/>
+        <w:pStyle w:val="a1"/>
         <w:rPr>
           <w:rFonts w:hint="default"/>
           <w:lang w:val="en-US" w:eastAsia="zh-CN"/>
@@ -6037,7 +5740,7 @@
     </w:p>
     <w:p>
       <w:pPr>
-        <w:pStyle w:val="30"/>
+        <w:pStyle w:val="a1"/>
         <w:rPr>
           <w:rFonts w:hint="default"/>
           <w:lang w:val="en-US" w:eastAsia="zh-CN"/>
@@ -6055,7 +5758,7 @@
     </w:p>
     <w:p>
       <w:pPr>
-        <w:pStyle w:val="30"/>
+        <w:pStyle w:val="a1"/>
         <w:rPr>
           <w:rFonts w:hint="default"/>
           <w:lang w:val="en-US" w:eastAsia="zh-CN"/>
@@ -6089,7 +5792,7 @@
     </w:p>
     <w:p>
       <w:pPr>
-        <w:pStyle w:val="30"/>
+        <w:pStyle w:val="a1"/>
         <w:rPr>
           <w:rFonts w:hint="default"/>
           <w:lang w:val="en-US" w:eastAsia="zh-CN"/>
@@ -6114,7 +5817,7 @@
     </w:p>
     <w:p>
       <w:pPr>
-        <w:pStyle w:val="30"/>
+        <w:pStyle w:val="a1"/>
         <w:rPr>
           <w:rFonts w:hint="default"/>
           <w:lang w:val="en-US" w:eastAsia="zh-CN"/>
@@ -6139,7 +5842,7 @@
     </w:p>
     <w:p>
       <w:pPr>
-        <w:pStyle w:val="30"/>
+        <w:pStyle w:val="a1"/>
         <w:rPr>
           <w:rFonts w:hint="default"/>
           <w:lang w:val="en-US" w:eastAsia="zh-CN"/>
@@ -6164,7 +5867,7 @@
     </w:p>
     <w:p>
       <w:pPr>
-        <w:pStyle w:val="30"/>
+        <w:pStyle w:val="a1"/>
         <w:rPr>
           <w:rFonts w:hint="default"/>
           <w:lang w:val="en-US" w:eastAsia="zh-CN"/>
@@ -6189,7 +5892,7 @@
     </w:p>
     <w:p>
       <w:pPr>
-        <w:pStyle w:val="30"/>
+        <w:pStyle w:val="a1"/>
         <w:rPr>
           <w:rFonts w:hint="default"/>
           <w:lang w:val="en-US" w:eastAsia="zh-CN"/>
@@ -6219,7 +5922,6 @@
           <w:lang w:val="en-US" w:eastAsia="zh-CN"/>
         </w:rPr>
       </w:pPr>
-      <w:bookmarkStart w:id="11" w:name="_Toc8568"/>
       <w:r>
         <w:rPr>
           <w:rFonts w:hint="eastAsia"/>
@@ -6230,13 +5932,14 @@
     </w:p>
     <w:p>
       <w:pPr>
-        <w:pStyle w:val="29"/>
-        <w:bidi w:val="0"/>
-        <w:rPr>
-          <w:rFonts w:hint="eastAsia"/>
-          <w:lang w:val="en-US" w:eastAsia="zh-CN"/>
-        </w:rPr>
-      </w:pPr>
+        <w:pStyle w:val="1"/>
+        <w:bidi w:val="0"/>
+        <w:rPr>
+          <w:rFonts w:hint="eastAsia"/>
+          <w:lang w:val="en-US" w:eastAsia="zh-CN"/>
+        </w:rPr>
+      </w:pPr>
+      <w:bookmarkStart w:id="12" w:name="_Toc32187"/>
       <w:r>
         <w:rPr>
           <w:rFonts w:hint="eastAsia"/>
@@ -6244,18 +5947,18 @@
         </w:rPr>
         <w:t>质量管理部</w:t>
       </w:r>
-      <w:bookmarkEnd w:id="11"/>
-    </w:p>
-    <w:p>
-      <w:pPr>
-        <w:pStyle w:val="31"/>
-        <w:bidi w:val="0"/>
-        <w:rPr>
-          <w:rFonts w:hint="eastAsia"/>
-          <w:lang w:val="en-US" w:eastAsia="zh-CN"/>
-        </w:rPr>
-      </w:pPr>
-      <w:bookmarkStart w:id="12" w:name="_Toc5854"/>
+      <w:bookmarkEnd w:id="12"/>
+    </w:p>
+    <w:p>
+      <w:pPr>
+        <w:pStyle w:val="2"/>
+        <w:bidi w:val="0"/>
+        <w:rPr>
+          <w:rFonts w:hint="eastAsia"/>
+          <w:lang w:val="en-US" w:eastAsia="zh-CN"/>
+        </w:rPr>
+      </w:pPr>
+      <w:bookmarkStart w:id="13" w:name="_Toc17046"/>
       <w:r>
         <w:rPr>
           <w:rFonts w:hint="eastAsia"/>
@@ -6263,11 +5966,11 @@
         </w:rPr>
         <w:t>质量管理部经理</w:t>
       </w:r>
-      <w:bookmarkEnd w:id="12"/>
-    </w:p>
-    <w:p>
-      <w:pPr>
-        <w:pStyle w:val="30"/>
+      <w:bookmarkEnd w:id="13"/>
+    </w:p>
+    <w:p>
+      <w:pPr>
+        <w:pStyle w:val="a1"/>
         <w:rPr>
           <w:rFonts w:hint="eastAsia"/>
           <w:b/>
@@ -6296,7 +5999,7 @@
     </w:p>
     <w:p>
       <w:pPr>
-        <w:pStyle w:val="30"/>
+        <w:pStyle w:val="a1"/>
         <w:rPr>
           <w:rFonts w:hint="eastAsia"/>
           <w:b/>
@@ -6325,7 +6028,7 @@
     </w:p>
     <w:p>
       <w:pPr>
-        <w:pStyle w:val="30"/>
+        <w:pStyle w:val="a1"/>
         <w:rPr>
           <w:rFonts w:hint="eastAsia"/>
           <w:b/>
@@ -6354,7 +6057,7 @@
     </w:p>
     <w:p>
       <w:pPr>
-        <w:pStyle w:val="30"/>
+        <w:pStyle w:val="a1"/>
         <w:rPr>
           <w:rFonts w:hint="eastAsia"/>
           <w:b/>
@@ -6383,7 +6086,7 @@
     </w:p>
     <w:p>
       <w:pPr>
-        <w:pStyle w:val="30"/>
+        <w:pStyle w:val="a1"/>
         <w:rPr>
           <w:rFonts w:hint="eastAsia"/>
           <w:b/>
@@ -6403,7 +6106,7 @@
     </w:p>
     <w:p>
       <w:pPr>
-        <w:pStyle w:val="30"/>
+        <w:pStyle w:val="a1"/>
         <w:rPr>
           <w:rFonts w:hint="eastAsia"/>
           <w:lang w:val="en-US" w:eastAsia="zh-CN"/>
@@ -6428,7 +6131,7 @@
     </w:p>
     <w:p>
       <w:pPr>
-        <w:pStyle w:val="30"/>
+        <w:pStyle w:val="a1"/>
         <w:rPr>
           <w:rFonts w:hint="eastAsia"/>
           <w:lang w:val="en-US" w:eastAsia="zh-CN"/>
@@ -6453,7 +6156,7 @@
     </w:p>
     <w:p>
       <w:pPr>
-        <w:pStyle w:val="30"/>
+        <w:pStyle w:val="a1"/>
         <w:rPr>
           <w:rFonts w:hint="eastAsia"/>
           <w:lang w:val="en-US" w:eastAsia="zh-CN"/>
@@ -6478,7 +6181,7 @@
     </w:p>
     <w:p>
       <w:pPr>
-        <w:pStyle w:val="30"/>
+        <w:pStyle w:val="a1"/>
         <w:rPr>
           <w:rFonts w:hint="eastAsia"/>
           <w:lang w:val="en-US" w:eastAsia="zh-CN"/>
@@ -6503,7 +6206,7 @@
     </w:p>
     <w:p>
       <w:pPr>
-        <w:pStyle w:val="30"/>
+        <w:pStyle w:val="a1"/>
         <w:rPr>
           <w:rFonts w:hint="eastAsia"/>
           <w:lang w:val="en-US" w:eastAsia="zh-CN"/>
@@ -6528,7 +6231,7 @@
     </w:p>
     <w:p>
       <w:pPr>
-        <w:pStyle w:val="30"/>
+        <w:pStyle w:val="a1"/>
         <w:rPr>
           <w:rFonts w:hint="eastAsia"/>
           <w:lang w:val="en-US" w:eastAsia="zh-CN"/>
@@ -6553,7 +6256,7 @@
     </w:p>
     <w:p>
       <w:pPr>
-        <w:pStyle w:val="30"/>
+        <w:pStyle w:val="a1"/>
         <w:rPr>
           <w:rFonts w:hint="eastAsia"/>
           <w:lang w:val="en-US" w:eastAsia="zh-CN"/>
@@ -6593,15 +6296,15 @@
     </w:p>
     <w:p>
       <w:pPr>
-        <w:pStyle w:val="31"/>
-        <w:bidi w:val="0"/>
-        <w:rPr>
-          <w:rFonts w:hint="default"/>
-          <w:lang w:val="en-US" w:eastAsia="zh-CN"/>
-        </w:rPr>
-      </w:pPr>
-      <w:bookmarkStart w:id="13" w:name="_Toc12751"/>
+        <w:pStyle w:val="2"/>
+        <w:bidi w:val="0"/>
+        <w:rPr>
+          <w:rFonts w:hint="default"/>
+          <w:lang w:val="en-US" w:eastAsia="zh-CN"/>
+        </w:rPr>
+      </w:pPr>
       <w:bookmarkStart w:id="14" w:name="_Toc27044"/>
+      <w:bookmarkStart w:id="15" w:name="_Toc573"/>
       <w:r>
         <w:rPr>
           <w:rFonts w:hint="eastAsia"/>
@@ -6609,12 +6312,12 @@
         </w:rPr>
         <w:t>质量管理专员</w:t>
       </w:r>
-      <w:bookmarkEnd w:id="13"/>
       <w:bookmarkEnd w:id="14"/>
-    </w:p>
-    <w:p>
-      <w:pPr>
-        <w:pStyle w:val="41"/>
+      <w:bookmarkEnd w:id="15"/>
+    </w:p>
+    <w:p>
+      <w:pPr>
+        <w:pStyle w:val="a3"/>
         <w:bidi w:val="0"/>
         <w:rPr>
           <w:rFonts w:hint="eastAsia"/>
@@ -6640,7 +6343,7 @@
     </w:p>
     <w:p>
       <w:pPr>
-        <w:pStyle w:val="41"/>
+        <w:pStyle w:val="a3"/>
         <w:bidi w:val="0"/>
         <w:rPr>
           <w:rFonts w:hint="eastAsia"/>
@@ -6666,7 +6369,7 @@
     </w:p>
     <w:p>
       <w:pPr>
-        <w:pStyle w:val="41"/>
+        <w:pStyle w:val="a3"/>
         <w:bidi w:val="0"/>
         <w:rPr>
           <w:rFonts w:hint="eastAsia"/>
@@ -6692,7 +6395,7 @@
     </w:p>
     <w:p>
       <w:pPr>
-        <w:pStyle w:val="41"/>
+        <w:pStyle w:val="a3"/>
         <w:bidi w:val="0"/>
         <w:rPr>
           <w:rFonts w:hint="eastAsia"/>
@@ -6718,7 +6421,7 @@
     </w:p>
     <w:p>
       <w:pPr>
-        <w:pStyle w:val="41"/>
+        <w:pStyle w:val="a3"/>
         <w:bidi w:val="0"/>
         <w:rPr>
           <w:rFonts w:hint="eastAsia"/>
@@ -6737,7 +6440,7 @@
     </w:p>
     <w:p>
       <w:pPr>
-        <w:pStyle w:val="30"/>
+        <w:pStyle w:val="a1"/>
         <w:bidi w:val="0"/>
         <w:rPr>
           <w:rFonts w:hint="eastAsia"/>
@@ -6763,7 +6466,7 @@
     </w:p>
     <w:p>
       <w:pPr>
-        <w:pStyle w:val="30"/>
+        <w:pStyle w:val="a1"/>
         <w:bidi w:val="0"/>
         <w:rPr>
           <w:rFonts w:hint="eastAsia"/>
@@ -6789,7 +6492,7 @@
     </w:p>
     <w:p>
       <w:pPr>
-        <w:pStyle w:val="30"/>
+        <w:pStyle w:val="a1"/>
         <w:bidi w:val="0"/>
         <w:rPr>
           <w:rFonts w:hint="eastAsia"/>
@@ -6815,7 +6518,7 @@
     </w:p>
     <w:p>
       <w:pPr>
-        <w:pStyle w:val="30"/>
+        <w:pStyle w:val="a1"/>
         <w:bidi w:val="0"/>
         <w:rPr>
           <w:rFonts w:hint="eastAsia"/>
@@ -6836,19 +6539,12 @@
           <w:rFonts w:hint="eastAsia"/>
           <w:lang w:val="en-US" w:eastAsia="zh-CN"/>
         </w:rPr>
-        <w:t>具体执行客户满意度</w:t>
-      </w:r>
-      <w:r>
-        <w:rPr>
-          <w:rFonts w:hint="eastAsia"/>
-          <w:lang w:val="en-US" w:eastAsia="zh-CN"/>
-        </w:rPr>
-        <w:t>问卷调查、电话回访等工作，整理初步分析结果。</w:t>
-      </w:r>
-    </w:p>
-    <w:p>
-      <w:pPr>
-        <w:pStyle w:val="30"/>
+        <w:t>具体执行客户满意度问卷调查、电话回访等工作，整理初步分析结果。</w:t>
+      </w:r>
+    </w:p>
+    <w:p>
+      <w:pPr>
+        <w:pStyle w:val="a1"/>
         <w:bidi w:val="0"/>
         <w:rPr>
           <w:rFonts w:hint="eastAsia"/>
@@ -6881,14 +6577,14 @@
     </w:p>
     <w:p>
       <w:pPr>
-        <w:pStyle w:val="29"/>
-        <w:bidi w:val="0"/>
-        <w:rPr>
-          <w:rFonts w:hint="default"/>
-          <w:lang w:val="en-US" w:eastAsia="zh-CN"/>
-        </w:rPr>
-      </w:pPr>
-      <w:bookmarkStart w:id="15" w:name="_Toc27543"/>
+        <w:pStyle w:val="1"/>
+        <w:bidi w:val="0"/>
+        <w:rPr>
+          <w:rFonts w:hint="default"/>
+          <w:lang w:val="en-US" w:eastAsia="zh-CN"/>
+        </w:rPr>
+      </w:pPr>
+      <w:bookmarkStart w:id="16" w:name="_Toc18834"/>
       <w:r>
         <w:rPr>
           <w:rFonts w:hint="eastAsia"/>
@@ -6896,18 +6592,18 @@
         </w:rPr>
         <w:t>研究总院</w:t>
       </w:r>
-      <w:bookmarkEnd w:id="15"/>
-    </w:p>
-    <w:p>
-      <w:pPr>
-        <w:pStyle w:val="31"/>
-        <w:bidi w:val="0"/>
-        <w:rPr>
-          <w:rFonts w:hint="eastAsia"/>
-          <w:lang w:val="en-US" w:eastAsia="zh-CN"/>
-        </w:rPr>
-      </w:pPr>
-      <w:bookmarkStart w:id="16" w:name="_Toc25123"/>
+      <w:bookmarkEnd w:id="16"/>
+    </w:p>
+    <w:p>
+      <w:pPr>
+        <w:pStyle w:val="2"/>
+        <w:bidi w:val="0"/>
+        <w:rPr>
+          <w:rFonts w:hint="eastAsia"/>
+          <w:lang w:val="en-US" w:eastAsia="zh-CN"/>
+        </w:rPr>
+      </w:pPr>
+      <w:bookmarkStart w:id="17" w:name="_Toc3560"/>
       <w:r>
         <w:rPr>
           <w:rFonts w:hint="eastAsia"/>
@@ -6915,11 +6611,11 @@
         </w:rPr>
         <w:t>研究总院经理</w:t>
       </w:r>
-      <w:bookmarkEnd w:id="16"/>
-    </w:p>
-    <w:p>
-      <w:pPr>
-        <w:pStyle w:val="41"/>
+      <w:bookmarkEnd w:id="17"/>
+    </w:p>
+    <w:p>
+      <w:pPr>
+        <w:pStyle w:val="a3"/>
         <w:bidi w:val="0"/>
         <w:rPr>
           <w:rFonts w:hint="eastAsia"/>
@@ -6945,7 +6641,7 @@
     </w:p>
     <w:p>
       <w:pPr>
-        <w:pStyle w:val="41"/>
+        <w:pStyle w:val="a3"/>
         <w:bidi w:val="0"/>
         <w:rPr>
           <w:rFonts w:hint="eastAsia"/>
@@ -6971,7 +6667,7 @@
     </w:p>
     <w:p>
       <w:pPr>
-        <w:pStyle w:val="41"/>
+        <w:pStyle w:val="a3"/>
         <w:bidi w:val="0"/>
         <w:rPr>
           <w:rFonts w:hint="eastAsia"/>
@@ -6997,7 +6693,7 @@
     </w:p>
     <w:p>
       <w:pPr>
-        <w:pStyle w:val="41"/>
+        <w:pStyle w:val="a3"/>
         <w:bidi w:val="0"/>
         <w:rPr>
           <w:rFonts w:hint="eastAsia"/>
@@ -7023,7 +6719,7 @@
     </w:p>
     <w:p>
       <w:pPr>
-        <w:pStyle w:val="41"/>
+        <w:pStyle w:val="a3"/>
         <w:bidi w:val="0"/>
         <w:rPr>
           <w:rFonts w:hint="eastAsia"/>
@@ -7044,7 +6740,7 @@
     </w:p>
     <w:p>
       <w:pPr>
-        <w:pStyle w:val="30"/>
+        <w:pStyle w:val="a1"/>
         <w:bidi w:val="0"/>
         <w:rPr>
           <w:rFonts w:hint="eastAsia"/>
@@ -7070,7 +6766,7 @@
     </w:p>
     <w:p>
       <w:pPr>
-        <w:pStyle w:val="30"/>
+        <w:pStyle w:val="a1"/>
         <w:bidi w:val="0"/>
         <w:rPr>
           <w:rFonts w:hint="eastAsia"/>
@@ -7096,7 +6792,7 @@
     </w:p>
     <w:p>
       <w:pPr>
-        <w:pStyle w:val="30"/>
+        <w:pStyle w:val="a1"/>
         <w:bidi w:val="0"/>
         <w:rPr>
           <w:rFonts w:hint="eastAsia"/>
@@ -7122,7 +6818,7 @@
     </w:p>
     <w:p>
       <w:pPr>
-        <w:pStyle w:val="30"/>
+        <w:pStyle w:val="a1"/>
         <w:bidi w:val="0"/>
         <w:rPr>
           <w:rFonts w:hint="eastAsia"/>
@@ -7148,7 +6844,7 @@
     </w:p>
     <w:p>
       <w:pPr>
-        <w:pStyle w:val="30"/>
+        <w:pStyle w:val="a1"/>
         <w:bidi w:val="0"/>
         <w:rPr>
           <w:rFonts w:hint="eastAsia"/>
@@ -7174,7 +6870,7 @@
     </w:p>
     <w:p>
       <w:pPr>
-        <w:pStyle w:val="30"/>
+        <w:pStyle w:val="a1"/>
         <w:bidi w:val="0"/>
         <w:rPr>
           <w:rFonts w:hint="eastAsia"/>
@@ -7207,23 +6903,23 @@
     </w:p>
     <w:p>
       <w:pPr>
-        <w:pStyle w:val="30"/>
-        <w:rPr>
-          <w:rFonts w:hint="eastAsia"/>
-          <w:lang w:val="en-US" w:eastAsia="zh-CN"/>
-        </w:rPr>
-      </w:pPr>
-    </w:p>
-    <w:p>
-      <w:pPr>
-        <w:pStyle w:val="31"/>
-        <w:bidi w:val="0"/>
-        <w:rPr>
-          <w:rFonts w:hint="default"/>
-          <w:lang w:val="en-US" w:eastAsia="zh-CN"/>
-        </w:rPr>
-      </w:pPr>
-      <w:bookmarkStart w:id="17" w:name="_Toc12644"/>
+        <w:pStyle w:val="a1"/>
+        <w:rPr>
+          <w:rFonts w:hint="eastAsia"/>
+          <w:lang w:val="en-US" w:eastAsia="zh-CN"/>
+        </w:rPr>
+      </w:pPr>
+    </w:p>
+    <w:p>
+      <w:pPr>
+        <w:pStyle w:val="2"/>
+        <w:bidi w:val="0"/>
+        <w:rPr>
+          <w:rFonts w:hint="default"/>
+          <w:lang w:val="en-US" w:eastAsia="zh-CN"/>
+        </w:rPr>
+      </w:pPr>
+      <w:bookmarkStart w:id="18" w:name="_Toc10843"/>
       <w:r>
         <w:rPr>
           <w:rFonts w:hint="eastAsia"/>
@@ -7231,11 +6927,11 @@
         </w:rPr>
         <w:t>开发工程师</w:t>
       </w:r>
-      <w:bookmarkEnd w:id="17"/>
-    </w:p>
-    <w:p>
-      <w:pPr>
-        <w:pStyle w:val="41"/>
+      <w:bookmarkEnd w:id="18"/>
+    </w:p>
+    <w:p>
+      <w:pPr>
+        <w:pStyle w:val="a3"/>
         <w:bidi w:val="0"/>
         <w:rPr>
           <w:rFonts w:hint="default"/>
@@ -7261,7 +6957,7 @@
     </w:p>
     <w:p>
       <w:pPr>
-        <w:pStyle w:val="41"/>
+        <w:pStyle w:val="a3"/>
         <w:bidi w:val="0"/>
         <w:rPr>
           <w:rFonts w:hint="default"/>
@@ -7287,7 +6983,7 @@
     </w:p>
     <w:p>
       <w:pPr>
-        <w:pStyle w:val="41"/>
+        <w:pStyle w:val="a3"/>
         <w:bidi w:val="0"/>
         <w:rPr>
           <w:rFonts w:hint="default"/>
@@ -7313,7 +7009,7 @@
     </w:p>
     <w:p>
       <w:pPr>
-        <w:pStyle w:val="41"/>
+        <w:pStyle w:val="a3"/>
         <w:bidi w:val="0"/>
         <w:rPr>
           <w:rFonts w:hint="default"/>
@@ -7339,7 +7035,7 @@
     </w:p>
     <w:p>
       <w:pPr>
-        <w:pStyle w:val="41"/>
+        <w:pStyle w:val="a3"/>
         <w:bidi w:val="0"/>
         <w:rPr>
           <w:rFonts w:hint="default"/>
@@ -7358,7 +7054,7 @@
     </w:p>
     <w:p>
       <w:pPr>
-        <w:pStyle w:val="30"/>
+        <w:pStyle w:val="a1"/>
         <w:bidi w:val="0"/>
         <w:rPr>
           <w:rFonts w:hint="default"/>
@@ -7384,7 +7080,7 @@
     </w:p>
     <w:p>
       <w:pPr>
-        <w:pStyle w:val="30"/>
+        <w:pStyle w:val="a1"/>
         <w:bidi w:val="0"/>
         <w:rPr>
           <w:rFonts w:hint="default"/>
@@ -7410,7 +7106,7 @@
     </w:p>
     <w:p>
       <w:pPr>
-        <w:pStyle w:val="30"/>
+        <w:pStyle w:val="a1"/>
         <w:bidi w:val="0"/>
         <w:rPr>
           <w:rFonts w:hint="default"/>
@@ -7436,7 +7132,7 @@
     </w:p>
     <w:p>
       <w:pPr>
-        <w:pStyle w:val="30"/>
+        <w:pStyle w:val="a1"/>
         <w:bidi w:val="0"/>
         <w:rPr>
           <w:rFonts w:hint="default"/>
@@ -7462,7 +7158,7 @@
     </w:p>
     <w:p>
       <w:pPr>
-        <w:pStyle w:val="30"/>
+        <w:pStyle w:val="a1"/>
         <w:bidi w:val="0"/>
         <w:rPr>
           <w:rFonts w:hint="default"/>
@@ -7495,14 +7191,14 @@
     </w:p>
     <w:p>
       <w:pPr>
-        <w:pStyle w:val="31"/>
-        <w:bidi w:val="0"/>
-        <w:rPr>
-          <w:rFonts w:hint="default"/>
-          <w:lang w:val="en-US" w:eastAsia="zh-CN"/>
-        </w:rPr>
-      </w:pPr>
-      <w:bookmarkStart w:id="18" w:name="_Toc30497"/>
+        <w:pStyle w:val="2"/>
+        <w:bidi w:val="0"/>
+        <w:rPr>
+          <w:rFonts w:hint="default"/>
+          <w:lang w:val="en-US" w:eastAsia="zh-CN"/>
+        </w:rPr>
+      </w:pPr>
+      <w:bookmarkStart w:id="19" w:name="_Toc12111"/>
       <w:r>
         <w:rPr>
           <w:rFonts w:hint="eastAsia"/>
@@ -7510,11 +7206,11 @@
         </w:rPr>
         <w:t>需求分析师</w:t>
       </w:r>
-      <w:bookmarkEnd w:id="18"/>
-    </w:p>
-    <w:p>
-      <w:pPr>
-        <w:pStyle w:val="41"/>
+      <w:bookmarkEnd w:id="19"/>
+    </w:p>
+    <w:p>
+      <w:pPr>
+        <w:pStyle w:val="a3"/>
         <w:bidi w:val="0"/>
         <w:rPr>
           <w:rFonts w:hint="default"/>
@@ -7540,7 +7236,7 @@
     </w:p>
     <w:p>
       <w:pPr>
-        <w:pStyle w:val="41"/>
+        <w:pStyle w:val="a3"/>
         <w:bidi w:val="0"/>
         <w:rPr>
           <w:rFonts w:hint="default"/>
@@ -7566,7 +7262,7 @@
     </w:p>
     <w:p>
       <w:pPr>
-        <w:pStyle w:val="41"/>
+        <w:pStyle w:val="a3"/>
         <w:bidi w:val="0"/>
         <w:rPr>
           <w:rFonts w:hint="default"/>
@@ -7592,7 +7288,7 @@
     </w:p>
     <w:p>
       <w:pPr>
-        <w:pStyle w:val="41"/>
+        <w:pStyle w:val="a3"/>
         <w:bidi w:val="0"/>
         <w:rPr>
           <w:rFonts w:hint="default"/>
@@ -7618,7 +7314,7 @@
     </w:p>
     <w:p>
       <w:pPr>
-        <w:pStyle w:val="41"/>
+        <w:pStyle w:val="a3"/>
         <w:bidi w:val="0"/>
         <w:rPr>
           <w:rFonts w:hint="default"/>
@@ -7637,7 +7333,7 @@
     </w:p>
     <w:p>
       <w:pPr>
-        <w:pStyle w:val="30"/>
+        <w:pStyle w:val="a1"/>
         <w:bidi w:val="0"/>
         <w:rPr>
           <w:rFonts w:hint="default"/>
@@ -7663,7 +7359,7 @@
     </w:p>
     <w:p>
       <w:pPr>
-        <w:pStyle w:val="30"/>
+        <w:pStyle w:val="a1"/>
         <w:bidi w:val="0"/>
         <w:rPr>
           <w:rFonts w:hint="default"/>
@@ -7689,7 +7385,7 @@
     </w:p>
     <w:p>
       <w:pPr>
-        <w:pStyle w:val="30"/>
+        <w:pStyle w:val="a1"/>
         <w:bidi w:val="0"/>
         <w:rPr>
           <w:rFonts w:hint="default"/>
@@ -7715,7 +7411,7 @@
     </w:p>
     <w:p>
       <w:pPr>
-        <w:pStyle w:val="30"/>
+        <w:pStyle w:val="a1"/>
         <w:bidi w:val="0"/>
         <w:rPr>
           <w:rFonts w:hint="default"/>
@@ -7741,7 +7437,7 @@
     </w:p>
     <w:p>
       <w:pPr>
-        <w:pStyle w:val="30"/>
+        <w:pStyle w:val="a1"/>
         <w:bidi w:val="0"/>
         <w:rPr>
           <w:rFonts w:hint="default"/>
@@ -7774,14 +7470,14 @@
     </w:p>
     <w:p>
       <w:pPr>
-        <w:pStyle w:val="31"/>
-        <w:bidi w:val="0"/>
-        <w:rPr>
-          <w:rFonts w:hint="default"/>
-          <w:lang w:val="en-US" w:eastAsia="zh-CN"/>
-        </w:rPr>
-      </w:pPr>
-      <w:bookmarkStart w:id="19" w:name="_Toc26332"/>
+        <w:pStyle w:val="2"/>
+        <w:bidi w:val="0"/>
+        <w:rPr>
+          <w:rFonts w:hint="default"/>
+          <w:lang w:val="en-US" w:eastAsia="zh-CN"/>
+        </w:rPr>
+      </w:pPr>
+      <w:bookmarkStart w:id="20" w:name="_Toc3448"/>
       <w:r>
         <w:rPr>
           <w:rFonts w:hint="eastAsia"/>
@@ -7789,11 +7485,11 @@
         </w:rPr>
         <w:t>测试工程师</w:t>
       </w:r>
-      <w:bookmarkEnd w:id="19"/>
-    </w:p>
-    <w:p>
-      <w:pPr>
-        <w:pStyle w:val="30"/>
+      <w:bookmarkEnd w:id="20"/>
+    </w:p>
+    <w:p>
+      <w:pPr>
+        <w:pStyle w:val="a1"/>
         <w:rPr>
           <w:rFonts w:hint="default"/>
           <w:lang w:val="en-US" w:eastAsia="zh-CN"/>
@@ -7818,7 +7514,7 @@
     </w:p>
     <w:p>
       <w:pPr>
-        <w:pStyle w:val="30"/>
+        <w:pStyle w:val="a1"/>
         <w:rPr>
           <w:rFonts w:hint="default"/>
           <w:lang w:val="en-US" w:eastAsia="zh-CN"/>
@@ -7843,7 +7539,7 @@
     </w:p>
     <w:p>
       <w:pPr>
-        <w:pStyle w:val="30"/>
+        <w:pStyle w:val="a1"/>
         <w:rPr>
           <w:rFonts w:hint="default"/>
           <w:lang w:val="en-US" w:eastAsia="zh-CN"/>
@@ -7868,7 +7564,7 @@
     </w:p>
     <w:p>
       <w:pPr>
-        <w:pStyle w:val="30"/>
+        <w:pStyle w:val="a1"/>
         <w:rPr>
           <w:rFonts w:hint="default"/>
           <w:lang w:val="en-US" w:eastAsia="zh-CN"/>
@@ -7893,7 +7589,7 @@
     </w:p>
     <w:p>
       <w:pPr>
-        <w:pStyle w:val="30"/>
+        <w:pStyle w:val="a1"/>
         <w:rPr>
           <w:rFonts w:hint="default"/>
           <w:lang w:val="en-US" w:eastAsia="zh-CN"/>
@@ -7908,12 +7604,10 @@
         </w:rPr>
         <w:t>工作内容：</w:t>
       </w:r>
-      <w:bookmarkStart w:id="20" w:name="_GoBack"/>
-      <w:bookmarkEnd w:id="20"/>
-    </w:p>
-    <w:p>
-      <w:pPr>
-        <w:pStyle w:val="30"/>
+    </w:p>
+    <w:p>
+      <w:pPr>
+        <w:pStyle w:val="a1"/>
         <w:rPr>
           <w:rFonts w:hint="default"/>
           <w:lang w:val="en-US" w:eastAsia="zh-CN"/>
@@ -7938,7 +7632,7 @@
     </w:p>
     <w:p>
       <w:pPr>
-        <w:pStyle w:val="30"/>
+        <w:pStyle w:val="a1"/>
         <w:rPr>
           <w:rFonts w:hint="default"/>
           <w:lang w:val="en-US" w:eastAsia="zh-CN"/>
@@ -7963,7 +7657,7 @@
     </w:p>
     <w:p>
       <w:pPr>
-        <w:pStyle w:val="30"/>
+        <w:pStyle w:val="a1"/>
         <w:rPr>
           <w:rFonts w:hint="default"/>
           <w:lang w:val="en-US" w:eastAsia="zh-CN"/>
@@ -7988,7 +7682,7 @@
     </w:p>
     <w:p>
       <w:pPr>
-        <w:pStyle w:val="30"/>
+        <w:pStyle w:val="a1"/>
         <w:rPr>
           <w:rFonts w:hint="default"/>
           <w:lang w:val="en-US" w:eastAsia="zh-CN"/>
@@ -8013,7 +7707,7 @@
     </w:p>
     <w:p>
       <w:pPr>
-        <w:pStyle w:val="30"/>
+        <w:pStyle w:val="a1"/>
         <w:rPr>
           <w:rFonts w:hint="default"/>
           <w:lang w:val="en-US" w:eastAsia="zh-CN"/>
@@ -8037,57 +7731,32 @@
       </w:r>
     </w:p>
     <w:sectPr>
-      <w:headerReference r:id="rId5" w:type="default"/>
-      <w:footerReference r:id="rId6" w:type="default"/>
+      <w:headerReference w:type="default" r:id="rId7"/>
+      <w:footerReference w:type="default" r:id="rId8"/>
       <w:pgSz w:w="11906" w:h="16838"/>
       <w:pgMar w:top="1417" w:right="1800" w:bottom="1440" w:left="1800" w:header="1140" w:footer="992" w:gutter="0"/>
-      <w:cols w:space="425" w:num="1"/>
+      <w:cols w:num="1" w:space="425"/>
       <w:docGrid w:type="lines" w:linePitch="312" w:charSpace="0"/>
     </w:sectPr>
   </w:body>
 </w:document>
 </file>
 
-<file path=word/endnotes.xml><?xml version="1.0" encoding="utf-8"?>
-<w:endnotes xmlns:wpc="http://schemas.microsoft.com/office/word/2010/wordprocessingCanvas" xmlns:mc="http://schemas.openxmlformats.org/markup-compatibility/2006" xmlns:o="urn:schemas-microsoft-com:office:office" xmlns:r="http://schemas.openxmlformats.org/officeDocument/2006/relationships" xmlns:m="http://schemas.openxmlformats.org/officeDocument/2006/math" xmlns:v="urn:schemas-microsoft-com:vml" xmlns:wp14="http://schemas.microsoft.com/office/word/2010/wordprocessingDrawing" xmlns:wp="http://schemas.openxmlformats.org/drawingml/2006/wordprocessingDrawing" xmlns:w="http://schemas.openxmlformats.org/wordprocessingml/2006/main" xmlns:w14="http://schemas.microsoft.com/office/word/2010/wordml" xmlns:w15="http://schemas.microsoft.com/office/word/2012/wordml" xmlns:w10="urn:schemas-microsoft-com:office:word" xmlns:wpg="http://schemas.microsoft.com/office/word/2010/wordprocessingGroup" xmlns:wpi="http://schemas.microsoft.com/office/word/2010/wordprocessingInk" xmlns:wne="http://schemas.microsoft.com/office/word/2006/wordml" xmlns:wps="http://schemas.microsoft.com/office/word/2010/wordprocessingShape" xmlns:wpsCustomData="http://www.wps.cn/officeDocument/2013/wpsCustomData" mc:Ignorable="w14 w15 wp14">
-  <w:endnote w:type="separator" w:id="0">
-    <w:p>
-      <w:pPr>
-        <w:spacing w:line="240" w:lineRule="auto"/>
-      </w:pPr>
-      <w:r>
-        <w:separator/>
-      </w:r>
-    </w:p>
-  </w:endnote>
-  <w:endnote w:type="continuationSeparator" w:id="1">
-    <w:p>
-      <w:pPr>
-        <w:spacing w:line="240" w:lineRule="auto"/>
-      </w:pPr>
-      <w:r>
-        <w:continuationSeparator/>
-      </w:r>
-    </w:p>
-  </w:endnote>
-</w:endnotes>
-</file>
-
 <file path=word/footer1.xml><?xml version="1.0" encoding="utf-8"?>
-<w:ftr xmlns:wpc="http://schemas.microsoft.com/office/word/2010/wordprocessingCanvas" xmlns:mc="http://schemas.openxmlformats.org/markup-compatibility/2006" xmlns:o="urn:schemas-microsoft-com:office:office" xmlns:r="http://schemas.openxmlformats.org/officeDocument/2006/relationships" xmlns:m="http://schemas.openxmlformats.org/officeDocument/2006/math" xmlns:v="urn:schemas-microsoft-com:vml" xmlns:wp14="http://schemas.microsoft.com/office/word/2010/wordprocessingDrawing" xmlns:wp="http://schemas.openxmlformats.org/drawingml/2006/wordprocessingDrawing" xmlns:w10="urn:schemas-microsoft-com:office:word" xmlns:w="http://schemas.openxmlformats.org/wordprocessingml/2006/main" xmlns:w14="http://schemas.microsoft.com/office/word/2010/wordml" xmlns:w15="http://schemas.microsoft.com/office/word/2012/wordml" xmlns:wpg="http://schemas.microsoft.com/office/word/2010/wordprocessingGroup" xmlns:wpi="http://schemas.microsoft.com/office/word/2010/wordprocessingInk" xmlns:wne="http://schemas.microsoft.com/office/word/2006/wordml" xmlns:wps="http://schemas.microsoft.com/office/word/2010/wordprocessingShape" xmlns:wpsCustomData="http://www.wps.cn/officeDocument/2013/wpsCustomData" mc:Ignorable="w14 w15 wp14">
+<w:ftr xmlns:wpc="http://schemas.microsoft.com/office/word/2010/wordprocessingCanvas" xmlns:mc="http://schemas.openxmlformats.org/markup-compatibility/2006" xmlns:o="urn:schemas-microsoft-com:office:office" xmlns:r="http://schemas.openxmlformats.org/officeDocument/2006/relationships" xmlns:m="http://schemas.openxmlformats.org/officeDocument/2006/math" xmlns:v="urn:schemas-microsoft-com:vml" xmlns:wp14="http://schemas.microsoft.com/office/word/2010/wordprocessingDrawing" xmlns:wp="http://schemas.openxmlformats.org/drawingml/2006/wordprocessingDrawing" xmlns:w10="urn:schemas-microsoft-com:office:word" xmlns:w="http://schemas.openxmlformats.org/wordprocessingml/2006/main" xmlns:w14="http://schemas.microsoft.com/office/word/2010/wordml" xmlns:w15="http://schemas.microsoft.com/office/word/2012/wordml" xmlns:wne="http://schemas.microsoft.com/office/word/2006/wordml" xmlns:wpg="http://schemas.microsoft.com/office/word/2010/wordprocessingGroup" xmlns:wpi="http://schemas.microsoft.com/office/word/2010/wordprocessingInk" xmlns:wps="http://schemas.microsoft.com/office/word/2010/wordprocessingShape" mc:Ignorable="w14 w15 wp14">
   <w:p>
     <w:pPr>
       <w:spacing w:line="167" w:lineRule="auto"/>
       <w:ind w:left="4575"/>
       <w:rPr>
-        <w:rFonts w:ascii="Calibri" w:hAnsi="Calibri" w:eastAsia="Calibri" w:cs="Calibri"/>
+        <w:rFonts w:ascii="Calibri" w:eastAsia="Calibri" w:hAnsi="Calibri" w:cs="Calibri"/>
         <w:sz w:val="18"/>
         <w:szCs w:val="18"/>
       </w:rPr>
     </w:pPr>
     <w:r>
       <w:rPr>
-        <w:rFonts w:ascii="Calibri" w:hAnsi="Calibri" w:eastAsia="Calibri" w:cs="Calibri"/>
+        <w:rFonts w:ascii="Calibri" w:eastAsia="Calibri" w:hAnsi="Calibri" w:cs="Calibri"/>
         <w:sz w:val="18"/>
         <w:szCs w:val="18"/>
       </w:rPr>
@@ -8097,38 +7766,13 @@
 </w:ftr>
 </file>
 
-<file path=word/footnotes.xml><?xml version="1.0" encoding="utf-8"?>
-<w:footnotes xmlns:wpc="http://schemas.microsoft.com/office/word/2010/wordprocessingCanvas" xmlns:mc="http://schemas.openxmlformats.org/markup-compatibility/2006" xmlns:o="urn:schemas-microsoft-com:office:office" xmlns:r="http://schemas.openxmlformats.org/officeDocument/2006/relationships" xmlns:m="http://schemas.openxmlformats.org/officeDocument/2006/math" xmlns:v="urn:schemas-microsoft-com:vml" xmlns:wp14="http://schemas.microsoft.com/office/word/2010/wordprocessingDrawing" xmlns:wp="http://schemas.openxmlformats.org/drawingml/2006/wordprocessingDrawing" xmlns:w="http://schemas.openxmlformats.org/wordprocessingml/2006/main" xmlns:w14="http://schemas.microsoft.com/office/word/2010/wordml" xmlns:w15="http://schemas.microsoft.com/office/word/2012/wordml" xmlns:w10="urn:schemas-microsoft-com:office:word" xmlns:wpg="http://schemas.microsoft.com/office/word/2010/wordprocessingGroup" xmlns:wpi="http://schemas.microsoft.com/office/word/2010/wordprocessingInk" xmlns:wne="http://schemas.microsoft.com/office/word/2006/wordml" xmlns:wps="http://schemas.microsoft.com/office/word/2010/wordprocessingShape" xmlns:wpsCustomData="http://www.wps.cn/officeDocument/2013/wpsCustomData" mc:Ignorable="w14 w15 wp14">
-  <w:footnote w:type="separator" w:id="0">
-    <w:p>
-      <w:pPr>
-        <w:spacing w:line="360" w:lineRule="auto"/>
-      </w:pPr>
-      <w:r>
-        <w:separator/>
-      </w:r>
-    </w:p>
-  </w:footnote>
-  <w:footnote w:type="continuationSeparator" w:id="1">
-    <w:p>
-      <w:pPr>
-        <w:spacing w:line="360" w:lineRule="auto"/>
-      </w:pPr>
-      <w:r>
-        <w:continuationSeparator/>
-      </w:r>
-    </w:p>
-  </w:footnote>
-</w:footnotes>
-</file>
-
 <file path=word/header1.xml><?xml version="1.0" encoding="utf-8"?>
-<w:hdr xmlns:wpc="http://schemas.microsoft.com/office/word/2010/wordprocessingCanvas" xmlns:mc="http://schemas.openxmlformats.org/markup-compatibility/2006" xmlns:o="urn:schemas-microsoft-com:office:office" xmlns:r="http://schemas.openxmlformats.org/officeDocument/2006/relationships" xmlns:m="http://schemas.openxmlformats.org/officeDocument/2006/math" xmlns:v="urn:schemas-microsoft-com:vml" xmlns:wp14="http://schemas.microsoft.com/office/word/2010/wordprocessingDrawing" xmlns:wp="http://schemas.openxmlformats.org/drawingml/2006/wordprocessingDrawing" xmlns:w10="urn:schemas-microsoft-com:office:word" xmlns:w="http://schemas.openxmlformats.org/wordprocessingml/2006/main" xmlns:w14="http://schemas.microsoft.com/office/word/2010/wordml" xmlns:w15="http://schemas.microsoft.com/office/word/2012/wordml" xmlns:wpg="http://schemas.microsoft.com/office/word/2010/wordprocessingGroup" xmlns:wpi="http://schemas.microsoft.com/office/word/2010/wordprocessingInk" xmlns:wne="http://schemas.microsoft.com/office/word/2006/wordml" xmlns:wps="http://schemas.microsoft.com/office/word/2010/wordprocessingShape" xmlns:wpsCustomData="http://www.wps.cn/officeDocument/2013/wpsCustomData" mc:Ignorable="w14 w15 wp14">
+<w:hdr xmlns:wpc="http://schemas.microsoft.com/office/word/2010/wordprocessingCanvas" xmlns:mc="http://schemas.openxmlformats.org/markup-compatibility/2006" xmlns:o="urn:schemas-microsoft-com:office:office" xmlns:r="http://schemas.openxmlformats.org/officeDocument/2006/relationships" xmlns:m="http://schemas.openxmlformats.org/officeDocument/2006/math" xmlns:v="urn:schemas-microsoft-com:vml" xmlns:wp14="http://schemas.microsoft.com/office/word/2010/wordprocessingDrawing" xmlns:wp="http://schemas.openxmlformats.org/drawingml/2006/wordprocessingDrawing" xmlns:w10="urn:schemas-microsoft-com:office:word" xmlns:w="http://schemas.openxmlformats.org/wordprocessingml/2006/main" xmlns:w14="http://schemas.microsoft.com/office/word/2010/wordml" xmlns:w15="http://schemas.microsoft.com/office/word/2012/wordml" xmlns:wne="http://schemas.microsoft.com/office/word/2006/wordml" xmlns:wpg="http://schemas.microsoft.com/office/word/2010/wordprocessingGroup" xmlns:wpi="http://schemas.microsoft.com/office/word/2010/wordprocessingInk" xmlns:wps="http://schemas.microsoft.com/office/word/2010/wordprocessingShape" mc:Ignorable="w14 w15 wp14">
   <w:p>
     <w:pPr>
-      <w:pStyle w:val="15"/>
+      <w:pStyle w:val="Header"/>
       <w:pBdr>
-        <w:bottom w:val="single" w:color="auto" w:sz="4" w:space="1"/>
+        <w:bottom w:val="single" w:sz="4" w:space="1" w:color="auto"/>
       </w:pBdr>
       <w:tabs>
         <w:tab w:val="left" w:pos="335"/>
@@ -8136,27 +7780,27 @@
       </w:tabs>
       <w:jc w:val="right"/>
       <w:rPr>
-        <w:rFonts w:hint="eastAsia" w:eastAsiaTheme="minorEastAsia"/>
+        <w:rFonts w:eastAsiaTheme="minorEastAsia" w:hint="eastAsia"/>
         <w:lang w:eastAsia="zh-CN"/>
       </w:rPr>
     </w:pPr>
     <w:r>
       <w:rPr>
-        <w:rFonts w:hint="eastAsia" w:eastAsiaTheme="minorEastAsia"/>
+        <w:rFonts w:eastAsiaTheme="minorEastAsia" w:hint="eastAsia"/>
         <w:lang w:val="en-US" w:eastAsia="zh-CN"/>
       </w:rPr>
       <w:tab/>
     </w:r>
     <w:r>
       <w:rPr>
-        <w:rFonts w:hint="eastAsia" w:eastAsiaTheme="minorEastAsia"/>
+        <w:rFonts w:eastAsiaTheme="minorEastAsia" w:hint="eastAsia"/>
         <w:lang w:val="en-US" w:eastAsia="zh-CN"/>
       </w:rPr>
       <w:tab/>
     </w:r>
     <w:r>
       <w:rPr>
-        <w:rFonts w:hint="eastAsia" w:eastAsiaTheme="minorEastAsia"/>
+        <w:rFonts w:eastAsiaTheme="minorEastAsia" w:hint="eastAsia"/>
         <w:lang w:val="en-US" w:eastAsia="zh-CN"/>
       </w:rPr>
       <w:t>江西通信产业服务有限公司</w:t>
@@ -8166,15 +7810,15 @@
 </file>
 
 <file path=word/numbering.xml><?xml version="1.0" encoding="utf-8"?>
-<w:numbering xmlns:wpc="http://schemas.microsoft.com/office/word/2010/wordprocessingCanvas" xmlns:mc="http://schemas.openxmlformats.org/markup-compatibility/2006" xmlns:o="urn:schemas-microsoft-com:office:office" xmlns:r="http://schemas.openxmlformats.org/officeDocument/2006/relationships" xmlns:m="http://schemas.openxmlformats.org/officeDocument/2006/math" xmlns:v="urn:schemas-microsoft-com:vml" xmlns:wp14="http://schemas.microsoft.com/office/word/2010/wordprocessingDrawing" xmlns:wp="http://schemas.openxmlformats.org/drawingml/2006/wordprocessingDrawing" xmlns:w10="urn:schemas-microsoft-com:office:word" xmlns:w="http://schemas.openxmlformats.org/wordprocessingml/2006/main" xmlns:w14="http://schemas.microsoft.com/office/word/2010/wordml" xmlns:wpg="http://schemas.microsoft.com/office/word/2010/wordprocessingGroup" xmlns:wpi="http://schemas.microsoft.com/office/word/2010/wordprocessingInk" xmlns:wne="http://schemas.microsoft.com/office/word/2006/wordml" xmlns:wps="http://schemas.microsoft.com/office/word/2010/wordprocessingShape" xmlns:wpsCustomData="http://www.wps.cn/officeDocument/2013/wpsCustomData" mc:Ignorable="w14 wp14">
+<w:numbering xmlns:wpc="http://schemas.microsoft.com/office/word/2010/wordprocessingCanvas" xmlns:mc="http://schemas.openxmlformats.org/markup-compatibility/2006" xmlns:o="urn:schemas-microsoft-com:office:office" xmlns:r="http://schemas.openxmlformats.org/officeDocument/2006/relationships" xmlns:m="http://schemas.openxmlformats.org/officeDocument/2006/math" xmlns:v="urn:schemas-microsoft-com:vml" xmlns:wp14="http://schemas.microsoft.com/office/word/2010/wordprocessingDrawing" xmlns:wp="http://schemas.openxmlformats.org/drawingml/2006/wordprocessingDrawing" xmlns:w10="urn:schemas-microsoft-com:office:word" xmlns:w="http://schemas.openxmlformats.org/wordprocessingml/2006/main" xmlns:w14="http://schemas.microsoft.com/office/word/2010/wordml" xmlns:w15="http://schemas.microsoft.com/office/word/2012/wordml" xmlns:wne="http://schemas.microsoft.com/office/word/2006/wordml" xmlns:wpg="http://schemas.microsoft.com/office/word/2010/wordprocessingGroup" xmlns:wpi="http://schemas.microsoft.com/office/word/2010/wordprocessingInk" xmlns:wps="http://schemas.microsoft.com/office/word/2010/wordprocessingShape" mc:Ignorable="w14 w15 wp14">
   <w:abstractNum w:abstractNumId="0">
     <w:nsid w:val="8E964DCE"/>
     <w:multiLevelType w:val="multilevel"/>
     <w:tmpl w:val="8E964DCE"/>
-    <w:lvl w:ilvl="0" w:tentative="0">
+    <w:lvl w:ilvl="0">
       <w:start w:val="1"/>
       <w:numFmt w:val="decimal"/>
-      <w:pStyle w:val="2"/>
+      <w:pStyle w:val="Heading1"/>
       <w:lvlText w:val="%1."/>
       <w:lvlJc w:val="left"/>
       <w:pPr>
@@ -8184,10 +7828,10 @@
         <w:rFonts w:hint="default"/>
       </w:rPr>
     </w:lvl>
-    <w:lvl w:ilvl="1" w:tentative="0">
+    <w:lvl w:ilvl="1">
       <w:start w:val="1"/>
       <w:numFmt w:val="decimal"/>
-      <w:pStyle w:val="3"/>
+      <w:pStyle w:val="Heading2"/>
       <w:lvlText w:val="%1.%2."/>
       <w:lvlJc w:val="left"/>
       <w:pPr>
@@ -8197,10 +7841,10 @@
         <w:rFonts w:hint="default"/>
       </w:rPr>
     </w:lvl>
-    <w:lvl w:ilvl="2" w:tentative="0">
+    <w:lvl w:ilvl="2">
       <w:start w:val="1"/>
       <w:numFmt w:val="decimal"/>
-      <w:pStyle w:val="4"/>
+      <w:pStyle w:val="Heading3"/>
       <w:lvlText w:val="%1.%2.%3."/>
       <w:lvlJc w:val="left"/>
       <w:pPr>
@@ -8210,10 +7854,10 @@
         <w:rFonts w:hint="default"/>
       </w:rPr>
     </w:lvl>
-    <w:lvl w:ilvl="3" w:tentative="0">
+    <w:lvl w:ilvl="3">
       <w:start w:val="1"/>
       <w:numFmt w:val="decimal"/>
-      <w:pStyle w:val="5"/>
+      <w:pStyle w:val="Heading4"/>
       <w:lvlText w:val="%1.%2.%3.%4."/>
       <w:lvlJc w:val="left"/>
       <w:pPr>
@@ -8223,10 +7867,10 @@
         <w:rFonts w:hint="default"/>
       </w:rPr>
     </w:lvl>
-    <w:lvl w:ilvl="4" w:tentative="0">
+    <w:lvl w:ilvl="4">
       <w:start w:val="1"/>
       <w:numFmt w:val="decimal"/>
-      <w:pStyle w:val="6"/>
+      <w:pStyle w:val="Heading5"/>
       <w:lvlText w:val="%1.%2.%3.%4.%5."/>
       <w:lvlJc w:val="left"/>
       <w:pPr>
@@ -8236,10 +7880,10 @@
         <w:rFonts w:hint="default"/>
       </w:rPr>
     </w:lvl>
-    <w:lvl w:ilvl="5" w:tentative="0">
+    <w:lvl w:ilvl="5">
       <w:start w:val="1"/>
       <w:numFmt w:val="decimal"/>
-      <w:pStyle w:val="7"/>
+      <w:pStyle w:val="Heading6"/>
       <w:lvlText w:val="%1.%2.%3.%4.%5.%6."/>
       <w:lvlJc w:val="left"/>
       <w:pPr>
@@ -8249,10 +7893,10 @@
         <w:rFonts w:hint="default"/>
       </w:rPr>
     </w:lvl>
-    <w:lvl w:ilvl="6" w:tentative="0">
+    <w:lvl w:ilvl="6">
       <w:start w:val="1"/>
       <w:numFmt w:val="decimal"/>
-      <w:pStyle w:val="8"/>
+      <w:pStyle w:val="Heading7"/>
       <w:lvlText w:val="%1.%2.%3.%4.%5.%6.%7."/>
       <w:lvlJc w:val="left"/>
       <w:pPr>
@@ -8262,10 +7906,10 @@
         <w:rFonts w:hint="default"/>
       </w:rPr>
     </w:lvl>
-    <w:lvl w:ilvl="7" w:tentative="0">
+    <w:lvl w:ilvl="7">
       <w:start w:val="1"/>
       <w:numFmt w:val="decimal"/>
-      <w:pStyle w:val="9"/>
+      <w:pStyle w:val="Heading8"/>
       <w:lvlText w:val="%1.%2.%3.%4.%5.%6.%7.%8."/>
       <w:lvlJc w:val="left"/>
       <w:pPr>
@@ -8275,10 +7919,10 @@
         <w:rFonts w:hint="default"/>
       </w:rPr>
     </w:lvl>
-    <w:lvl w:ilvl="8" w:tentative="0">
+    <w:lvl w:ilvl="8">
       <w:start w:val="1"/>
       <w:numFmt w:val="decimal"/>
-      <w:pStyle w:val="10"/>
+      <w:pStyle w:val="Heading9"/>
       <w:lvlText w:val="%1.%2.%3.%4.%5.%6.%7.%8.%9."/>
       <w:lvlJc w:val="left"/>
       <w:pPr>
@@ -8296,269 +7940,267 @@
 </file>
 
 <file path=word/styles.xml><?xml version="1.0" encoding="utf-8"?>
-<w:styles xmlns:mc="http://schemas.openxmlformats.org/markup-compatibility/2006" xmlns:o="urn:schemas-microsoft-com:office:office" xmlns:r="http://schemas.openxmlformats.org/officeDocument/2006/relationships" xmlns:m="http://schemas.openxmlformats.org/officeDocument/2006/math" xmlns:v="urn:schemas-microsoft-com:vml" xmlns:w="http://schemas.openxmlformats.org/wordprocessingml/2006/main" xmlns:w14="http://schemas.microsoft.com/office/word/2010/wordml" xmlns:w10="urn:schemas-microsoft-com:office:word" xmlns:sl="http://schemas.openxmlformats.org/schemaLibrary/2006/main" xmlns:wpsCustomData="http://www.wps.cn/officeDocument/2013/wpsCustomData" mc:Ignorable="w14">
+<w:styles xmlns:mc="http://schemas.openxmlformats.org/markup-compatibility/2006" xmlns:r="http://schemas.openxmlformats.org/officeDocument/2006/relationships" xmlns:w="http://schemas.openxmlformats.org/wordprocessingml/2006/main" xmlns:w14="http://schemas.microsoft.com/office/word/2010/wordml" xmlns:w15="http://schemas.microsoft.com/office/word/2012/wordml" mc:Ignorable="w14 w15">
   <w:docDefaults>
     <w:rPrDefault>
       <w:rPr>
-        <w:rFonts w:ascii="Times New Roman" w:hAnsi="Times New Roman" w:eastAsia="宋体" w:cs="Times New Roman"/>
+        <w:rFonts w:ascii="Times New Roman" w:eastAsia="宋体" w:hAnsi="Times New Roman" w:cs="Times New Roman"/>
       </w:rPr>
     </w:rPrDefault>
     <w:pPrDefault/>
   </w:docDefaults>
-  <w:latentStyles w:count="260" w:defQFormat="0" w:defUnhideWhenUsed="1" w:defSemiHidden="1" w:defUIPriority="99" w:defLockedState="0">
-    <w:lsdException w:qFormat="1" w:unhideWhenUsed="0" w:uiPriority="0" w:semiHidden="0" w:name="Normal"/>
-    <w:lsdException w:qFormat="1" w:unhideWhenUsed="0" w:uiPriority="0" w:semiHidden="0" w:name="heading 1"/>
-    <w:lsdException w:qFormat="1" w:uiPriority="0" w:semiHidden="0" w:name="heading 2"/>
-    <w:lsdException w:qFormat="1" w:uiPriority="0" w:name="heading 3"/>
-    <w:lsdException w:qFormat="1" w:uiPriority="0" w:semiHidden="0" w:name="heading 4"/>
-    <w:lsdException w:qFormat="1" w:uiPriority="0" w:name="heading 5"/>
-    <w:lsdException w:qFormat="1" w:uiPriority="0" w:name="heading 6"/>
-    <w:lsdException w:qFormat="1" w:uiPriority="0" w:name="heading 7"/>
-    <w:lsdException w:qFormat="1" w:uiPriority="0" w:name="heading 8"/>
-    <w:lsdException w:qFormat="1" w:uiPriority="0" w:name="heading 9"/>
-    <w:lsdException w:unhideWhenUsed="0" w:uiPriority="0" w:semiHidden="0" w:name="index 1"/>
-    <w:lsdException w:unhideWhenUsed="0" w:uiPriority="0" w:semiHidden="0" w:name="index 2"/>
-    <w:lsdException w:unhideWhenUsed="0" w:uiPriority="0" w:semiHidden="0" w:name="index 3"/>
-    <w:lsdException w:unhideWhenUsed="0" w:uiPriority="0" w:semiHidden="0" w:name="index 4"/>
-    <w:lsdException w:unhideWhenUsed="0" w:uiPriority="0" w:semiHidden="0" w:name="index 5"/>
-    <w:lsdException w:unhideWhenUsed="0" w:uiPriority="0" w:semiHidden="0" w:name="index 6"/>
-    <w:lsdException w:unhideWhenUsed="0" w:uiPriority="0" w:semiHidden="0" w:name="index 7"/>
-    <w:lsdException w:unhideWhenUsed="0" w:uiPriority="0" w:semiHidden="0" w:name="index 8"/>
-    <w:lsdException w:unhideWhenUsed="0" w:uiPriority="0" w:semiHidden="0" w:name="index 9"/>
-    <w:lsdException w:qFormat="1" w:unhideWhenUsed="0" w:uiPriority="0" w:semiHidden="0" w:name="toc 1"/>
-    <w:lsdException w:qFormat="1" w:unhideWhenUsed="0" w:uiPriority="0" w:semiHidden="0" w:name="toc 2"/>
-    <w:lsdException w:qFormat="1" w:unhideWhenUsed="0" w:uiPriority="0" w:semiHidden="0" w:name="toc 3"/>
-    <w:lsdException w:unhideWhenUsed="0" w:uiPriority="0" w:semiHidden="0" w:name="toc 4"/>
-    <w:lsdException w:unhideWhenUsed="0" w:uiPriority="0" w:semiHidden="0" w:name="toc 5"/>
-    <w:lsdException w:unhideWhenUsed="0" w:uiPriority="0" w:semiHidden="0" w:name="toc 6"/>
-    <w:lsdException w:unhideWhenUsed="0" w:uiPriority="0" w:semiHidden="0" w:name="toc 7"/>
-    <w:lsdException w:unhideWhenUsed="0" w:uiPriority="0" w:semiHidden="0" w:name="toc 8"/>
-    <w:lsdException w:unhideWhenUsed="0" w:uiPriority="0" w:semiHidden="0" w:name="toc 9"/>
-    <w:lsdException w:unhideWhenUsed="0" w:uiPriority="0" w:semiHidden="0" w:name="Normal Indent"/>
-    <w:lsdException w:unhideWhenUsed="0" w:uiPriority="0" w:semiHidden="0" w:name="footnote text"/>
-    <w:lsdException w:qFormat="1" w:unhideWhenUsed="0" w:uiPriority="0" w:semiHidden="0" w:name="annotation text"/>
-    <w:lsdException w:qFormat="1" w:unhideWhenUsed="0" w:uiPriority="0" w:semiHidden="0" w:name="header"/>
-    <w:lsdException w:qFormat="1" w:unhideWhenUsed="0" w:uiPriority="0" w:semiHidden="0" w:name="footer"/>
-    <w:lsdException w:unhideWhenUsed="0" w:uiPriority="0" w:semiHidden="0" w:name="index heading"/>
-    <w:lsdException w:qFormat="1" w:uiPriority="0" w:name="caption"/>
-    <w:lsdException w:unhideWhenUsed="0" w:uiPriority="0" w:semiHidden="0" w:name="table of figures"/>
-    <w:lsdException w:unhideWhenUsed="0" w:uiPriority="0" w:semiHidden="0" w:name="envelope address"/>
-    <w:lsdException w:unhideWhenUsed="0" w:uiPriority="0" w:semiHidden="0" w:name="envelope return"/>
-    <w:lsdException w:unhideWhenUsed="0" w:uiPriority="0" w:semiHidden="0" w:name="footnote reference"/>
-    <w:lsdException w:unhideWhenUsed="0" w:uiPriority="0" w:semiHidden="0" w:name="annotation reference"/>
-    <w:lsdException w:unhideWhenUsed="0" w:uiPriority="0" w:semiHidden="0" w:name="line number"/>
-    <w:lsdException w:unhideWhenUsed="0" w:uiPriority="0" w:semiHidden="0" w:name="page number"/>
-    <w:lsdException w:unhideWhenUsed="0" w:uiPriority="0" w:semiHidden="0" w:name="endnote reference"/>
-    <w:lsdException w:unhideWhenUsed="0" w:uiPriority="0" w:semiHidden="0" w:name="endnote text"/>
-    <w:lsdException w:unhideWhenUsed="0" w:uiPriority="0" w:semiHidden="0" w:name="table of authorities"/>
-    <w:lsdException w:unhideWhenUsed="0" w:uiPriority="0" w:semiHidden="0" w:name="macro"/>
-    <w:lsdException w:unhideWhenUsed="0" w:uiPriority="0" w:semiHidden="0" w:name="toa heading"/>
-    <w:lsdException w:unhideWhenUsed="0" w:uiPriority="0" w:semiHidden="0" w:name="List"/>
-    <w:lsdException w:unhideWhenUsed="0" w:uiPriority="0" w:semiHidden="0" w:name="List Bullet"/>
-    <w:lsdException w:unhideWhenUsed="0" w:uiPriority="0" w:semiHidden="0" w:name="List Number"/>
-    <w:lsdException w:unhideWhenUsed="0" w:uiPriority="0" w:semiHidden="0" w:name="List 2"/>
-    <w:lsdException w:unhideWhenUsed="0" w:uiPriority="0" w:semiHidden="0" w:name="List 3"/>
-    <w:lsdException w:unhideWhenUsed="0" w:uiPriority="0" w:semiHidden="0" w:name="List 4"/>
-    <w:lsdException w:unhideWhenUsed="0" w:uiPriority="0" w:semiHidden="0" w:name="List 5"/>
-    <w:lsdException w:unhideWhenUsed="0" w:uiPriority="0" w:semiHidden="0" w:name="List Bullet 2"/>
-    <w:lsdException w:unhideWhenUsed="0" w:uiPriority="0" w:semiHidden="0" w:name="List Bullet 3"/>
-    <w:lsdException w:unhideWhenUsed="0" w:uiPriority="0" w:semiHidden="0" w:name="List Bullet 4"/>
-    <w:lsdException w:unhideWhenUsed="0" w:uiPriority="0" w:semiHidden="0" w:name="List Bullet 5"/>
-    <w:lsdException w:unhideWhenUsed="0" w:uiPriority="0" w:semiHidden="0" w:name="List Number 2"/>
-    <w:lsdException w:unhideWhenUsed="0" w:uiPriority="0" w:semiHidden="0" w:name="List Number 3"/>
-    <w:lsdException w:unhideWhenUsed="0" w:uiPriority="0" w:semiHidden="0" w:name="List Number 4"/>
-    <w:lsdException w:unhideWhenUsed="0" w:uiPriority="0" w:semiHidden="0" w:name="List Number 5"/>
-    <w:lsdException w:qFormat="1" w:unhideWhenUsed="0" w:uiPriority="0" w:semiHidden="0" w:name="Title"/>
-    <w:lsdException w:unhideWhenUsed="0" w:uiPriority="0" w:semiHidden="0" w:name="Closing"/>
-    <w:lsdException w:unhideWhenUsed="0" w:uiPriority="0" w:semiHidden="0" w:name="Signature"/>
-    <w:lsdException w:qFormat="1" w:unhideWhenUsed="0" w:uiPriority="0" w:name="Default Paragraph Font"/>
-    <w:lsdException w:qFormat="1" w:unhideWhenUsed="0" w:uiPriority="0" w:name="Body Text"/>
-    <w:lsdException w:unhideWhenUsed="0" w:uiPriority="0" w:semiHidden="0" w:name="Body Text Indent"/>
-    <w:lsdException w:unhideWhenUsed="0" w:uiPriority="0" w:semiHidden="0" w:name="List Continue"/>
-    <w:lsdException w:unhideWhenUsed="0" w:uiPriority="0" w:semiHidden="0" w:name="List Continue 2"/>
-    <w:lsdException w:unhideWhenUsed="0" w:uiPriority="0" w:semiHidden="0" w:name="List Continue 3"/>
-    <w:lsdException w:unhideWhenUsed="0" w:uiPriority="0" w:semiHidden="0" w:name="List Continue 4"/>
-    <w:lsdException w:unhideWhenUsed="0" w:uiPriority="0" w:semiHidden="0" w:name="List Continue 5"/>
-    <w:lsdException w:unhideWhenUsed="0" w:uiPriority="0" w:semiHidden="0" w:name="Message Header"/>
-    <w:lsdException w:qFormat="1" w:unhideWhenUsed="0" w:uiPriority="0" w:semiHidden="0" w:name="Subtitle"/>
-    <w:lsdException w:unhideWhenUsed="0" w:uiPriority="0" w:semiHidden="0" w:name="Salutation"/>
-    <w:lsdException w:unhideWhenUsed="0" w:uiPriority="0" w:semiHidden="0" w:name="Date"/>
-    <w:lsdException w:unhideWhenUsed="0" w:uiPriority="0" w:semiHidden="0" w:name="Body Text First Indent"/>
-    <w:lsdException w:unhideWhenUsed="0" w:uiPriority="0" w:semiHidden="0" w:name="Body Text First Indent 2"/>
-    <w:lsdException w:uiPriority="99" w:name="Note Heading"/>
-    <w:lsdException w:unhideWhenUsed="0" w:uiPriority="0" w:semiHidden="0" w:name="Body Text 2"/>
-    <w:lsdException w:unhideWhenUsed="0" w:uiPriority="0" w:semiHidden="0" w:name="Body Text 3"/>
-    <w:lsdException w:unhideWhenUsed="0" w:uiPriority="0" w:semiHidden="0" w:name="Body Text Indent 2"/>
-    <w:lsdException w:unhideWhenUsed="0" w:uiPriority="0" w:semiHidden="0" w:name="Body Text Indent 3"/>
-    <w:lsdException w:unhideWhenUsed="0" w:uiPriority="0" w:semiHidden="0" w:name="Block Text"/>
-    <w:lsdException w:qFormat="1" w:unhideWhenUsed="0" w:uiPriority="0" w:semiHidden="0" w:name="Hyperlink"/>
-    <w:lsdException w:unhideWhenUsed="0" w:uiPriority="0" w:semiHidden="0" w:name="FollowedHyperlink"/>
-    <w:lsdException w:qFormat="1" w:unhideWhenUsed="0" w:uiPriority="0" w:semiHidden="0" w:name="Strong"/>
-    <w:lsdException w:qFormat="1" w:unhideWhenUsed="0" w:uiPriority="0" w:semiHidden="0" w:name="Emphasis"/>
-    <w:lsdException w:unhideWhenUsed="0" w:uiPriority="0" w:semiHidden="0" w:name="Document Map"/>
-    <w:lsdException w:unhideWhenUsed="0" w:uiPriority="0" w:semiHidden="0" w:name="Plain Text"/>
-    <w:lsdException w:unhideWhenUsed="0" w:uiPriority="0" w:semiHidden="0" w:name="E-mail Signature"/>
-    <w:lsdException w:qFormat="1" w:unhideWhenUsed="0" w:uiPriority="0" w:semiHidden="0" w:name="Normal (Web)"/>
-    <w:lsdException w:unhideWhenUsed="0" w:uiPriority="0" w:semiHidden="0" w:name="HTML Acronym"/>
-    <w:lsdException w:unhideWhenUsed="0" w:uiPriority="0" w:semiHidden="0" w:name="HTML Address"/>
-    <w:lsdException w:unhideWhenUsed="0" w:uiPriority="0" w:semiHidden="0" w:name="HTML Cite"/>
-    <w:lsdException w:unhideWhenUsed="0" w:uiPriority="0" w:semiHidden="0" w:name="HTML Code"/>
-    <w:lsdException w:unhideWhenUsed="0" w:uiPriority="0" w:semiHidden="0" w:name="HTML Definition"/>
-    <w:lsdException w:unhideWhenUsed="0" w:uiPriority="0" w:semiHidden="0" w:name="HTML Keyboard"/>
-    <w:lsdException w:unhideWhenUsed="0" w:uiPriority="0" w:semiHidden="0" w:name="HTML Preformatted"/>
-    <w:lsdException w:unhideWhenUsed="0" w:uiPriority="0" w:semiHidden="0" w:name="HTML Sample"/>
-    <w:lsdException w:unhideWhenUsed="0" w:uiPriority="0" w:semiHidden="0" w:name="HTML Typewriter"/>
-    <w:lsdException w:unhideWhenUsed="0" w:uiPriority="0" w:semiHidden="0" w:name="HTML Variable"/>
-    <w:lsdException w:qFormat="1" w:unhideWhenUsed="0" w:uiPriority="0" w:name="Normal Table"/>
-    <w:lsdException w:unhideWhenUsed="0" w:uiPriority="0" w:semiHidden="0" w:name="annotation subject"/>
-    <w:lsdException w:unhideWhenUsed="0" w:uiPriority="0" w:semiHidden="0" w:name="Table Simple 1"/>
-    <w:lsdException w:unhideWhenUsed="0" w:uiPriority="0" w:semiHidden="0" w:name="Table Simple 2"/>
-    <w:lsdException w:unhideWhenUsed="0" w:uiPriority="0" w:semiHidden="0" w:name="Table Simple 3"/>
-    <w:lsdException w:unhideWhenUsed="0" w:uiPriority="0" w:semiHidden="0" w:name="Table Classic 1"/>
-    <w:lsdException w:unhideWhenUsed="0" w:uiPriority="0" w:semiHidden="0" w:name="Table Classic 2"/>
-    <w:lsdException w:unhideWhenUsed="0" w:uiPriority="0" w:semiHidden="0" w:name="Table Classic 3"/>
-    <w:lsdException w:unhideWhenUsed="0" w:uiPriority="0" w:semiHidden="0" w:name="Table Classic 4"/>
-    <w:lsdException w:unhideWhenUsed="0" w:uiPriority="0" w:semiHidden="0" w:name="Table Colorful 1"/>
-    <w:lsdException w:unhideWhenUsed="0" w:uiPriority="0" w:semiHidden="0" w:name="Table Colorful 2"/>
-    <w:lsdException w:unhideWhenUsed="0" w:uiPriority="0" w:semiHidden="0" w:name="Table Colorful 3"/>
-    <w:lsdException w:unhideWhenUsed="0" w:uiPriority="0" w:semiHidden="0" w:name="Table Columns 1"/>
-    <w:lsdException w:unhideWhenUsed="0" w:uiPriority="0" w:semiHidden="0" w:name="Table Columns 2"/>
-    <w:lsdException w:unhideWhenUsed="0" w:uiPriority="0" w:semiHidden="0" w:name="Table Columns 3"/>
-    <w:lsdException w:unhideWhenUsed="0" w:uiPriority="0" w:semiHidden="0" w:name="Table Columns 4"/>
-    <w:lsdException w:unhideWhenUsed="0" w:uiPriority="0" w:semiHidden="0" w:name="Table Columns 5"/>
-    <w:lsdException w:unhideWhenUsed="0" w:uiPriority="0" w:semiHidden="0" w:name="Table Grid 1"/>
-    <w:lsdException w:unhideWhenUsed="0" w:uiPriority="0" w:semiHidden="0" w:name="Table Grid 2"/>
-    <w:lsdException w:unhideWhenUsed="0" w:uiPriority="0" w:semiHidden="0" w:name="Table Grid 3"/>
-    <w:lsdException w:unhideWhenUsed="0" w:uiPriority="0" w:semiHidden="0" w:name="Table Grid 4"/>
-    <w:lsdException w:unhideWhenUsed="0" w:uiPriority="0" w:semiHidden="0" w:name="Table Grid 5"/>
-    <w:lsdException w:unhideWhenUsed="0" w:uiPriority="0" w:semiHidden="0" w:name="Table Grid 6"/>
-    <w:lsdException w:unhideWhenUsed="0" w:uiPriority="0" w:semiHidden="0" w:name="Table Grid 7"/>
-    <w:lsdException w:unhideWhenUsed="0" w:uiPriority="0" w:semiHidden="0" w:name="Table Grid 8"/>
-    <w:lsdException w:unhideWhenUsed="0" w:uiPriority="0" w:semiHidden="0" w:name="Table List 1"/>
-    <w:lsdException w:unhideWhenUsed="0" w:uiPriority="0" w:semiHidden="0" w:name="Table List 2"/>
-    <w:lsdException w:unhideWhenUsed="0" w:uiPriority="0" w:semiHidden="0" w:name="Table List 3"/>
-    <w:lsdException w:unhideWhenUsed="0" w:uiPriority="0" w:semiHidden="0" w:name="Table List 4"/>
-    <w:lsdException w:unhideWhenUsed="0" w:uiPriority="0" w:semiHidden="0" w:name="Table List 5"/>
-    <w:lsdException w:unhideWhenUsed="0" w:uiPriority="0" w:semiHidden="0" w:name="Table List 6"/>
-    <w:lsdException w:unhideWhenUsed="0" w:uiPriority="0" w:semiHidden="0" w:name="Table List 7"/>
-    <w:lsdException w:unhideWhenUsed="0" w:uiPriority="0" w:semiHidden="0" w:name="Table List 8"/>
-    <w:lsdException w:unhideWhenUsed="0" w:uiPriority="0" w:semiHidden="0" w:name="Table 3D effects 1"/>
-    <w:lsdException w:unhideWhenUsed="0" w:uiPriority="0" w:semiHidden="0" w:name="Table 3D effects 2"/>
-    <w:lsdException w:unhideWhenUsed="0" w:uiPriority="0" w:semiHidden="0" w:name="Table 3D effects 3"/>
-    <w:lsdException w:unhideWhenUsed="0" w:uiPriority="0" w:semiHidden="0" w:name="Table Contemporary"/>
-    <w:lsdException w:unhideWhenUsed="0" w:uiPriority="0" w:semiHidden="0" w:name="Table Elegant"/>
-    <w:lsdException w:unhideWhenUsed="0" w:uiPriority="0" w:semiHidden="0" w:name="Table Professional"/>
-    <w:lsdException w:unhideWhenUsed="0" w:uiPriority="0" w:semiHidden="0" w:name="Table Subtle 1"/>
-    <w:lsdException w:unhideWhenUsed="0" w:uiPriority="0" w:semiHidden="0" w:name="Table Subtle 2"/>
-    <w:lsdException w:unhideWhenUsed="0" w:uiPriority="0" w:semiHidden="0" w:name="Table Web 1"/>
-    <w:lsdException w:unhideWhenUsed="0" w:uiPriority="0" w:semiHidden="0" w:name="Table Web 2"/>
-    <w:lsdException w:unhideWhenUsed="0" w:uiPriority="0" w:semiHidden="0" w:name="Table Web 3"/>
-    <w:lsdException w:unhideWhenUsed="0" w:uiPriority="0" w:semiHidden="0" w:name="Balloon Text"/>
-    <w:lsdException w:qFormat="1" w:unhideWhenUsed="0" w:uiPriority="0" w:semiHidden="0" w:name="Table Grid"/>
-    <w:lsdException w:unhideWhenUsed="0" w:uiPriority="0" w:semiHidden="0" w:name="Table Theme"/>
-    <w:lsdException w:unhideWhenUsed="0" w:uiPriority="60" w:semiHidden="0" w:name="Light Shading"/>
-    <w:lsdException w:unhideWhenUsed="0" w:uiPriority="61" w:semiHidden="0" w:name="Light List"/>
-    <w:lsdException w:unhideWhenUsed="0" w:uiPriority="62" w:semiHidden="0" w:name="Light Grid"/>
-    <w:lsdException w:unhideWhenUsed="0" w:uiPriority="63" w:semiHidden="0" w:name="Medium Shading 1"/>
-    <w:lsdException w:unhideWhenUsed="0" w:uiPriority="64" w:semiHidden="0" w:name="Medium Shading 2"/>
-    <w:lsdException w:unhideWhenUsed="0" w:uiPriority="65" w:semiHidden="0" w:name="Medium List 1"/>
-    <w:lsdException w:unhideWhenUsed="0" w:uiPriority="66" w:semiHidden="0" w:name="Medium List 2"/>
-    <w:lsdException w:unhideWhenUsed="0" w:uiPriority="67" w:semiHidden="0" w:name="Medium Grid 1"/>
-    <w:lsdException w:unhideWhenUsed="0" w:uiPriority="68" w:semiHidden="0" w:name="Medium Grid 2"/>
-    <w:lsdException w:unhideWhenUsed="0" w:uiPriority="69" w:semiHidden="0" w:name="Medium Grid 3"/>
-    <w:lsdException w:unhideWhenUsed="0" w:uiPriority="70" w:semiHidden="0" w:name="Dark List"/>
-    <w:lsdException w:unhideWhenUsed="0" w:uiPriority="71" w:semiHidden="0" w:name="Colorful Shading"/>
-    <w:lsdException w:unhideWhenUsed="0" w:uiPriority="72" w:semiHidden="0" w:name="Colorful List"/>
-    <w:lsdException w:unhideWhenUsed="0" w:uiPriority="73" w:semiHidden="0" w:name="Colorful Grid"/>
-    <w:lsdException w:unhideWhenUsed="0" w:uiPriority="60" w:semiHidden="0" w:name="Light Shading Accent 1"/>
-    <w:lsdException w:unhideWhenUsed="0" w:uiPriority="61" w:semiHidden="0" w:name="Light List Accent 1"/>
-    <w:lsdException w:unhideWhenUsed="0" w:uiPriority="62" w:semiHidden="0" w:name="Light Grid Accent 1"/>
-    <w:lsdException w:unhideWhenUsed="0" w:uiPriority="63" w:semiHidden="0" w:name="Medium Shading 1 Accent 1"/>
-    <w:lsdException w:unhideWhenUsed="0" w:uiPriority="64" w:semiHidden="0" w:name="Medium Shading 2 Accent 1"/>
-    <w:lsdException w:unhideWhenUsed="0" w:uiPriority="65" w:semiHidden="0" w:name="Medium List 1 Accent 1"/>
-    <w:lsdException w:unhideWhenUsed="0" w:uiPriority="66" w:semiHidden="0" w:name="Medium List 2 Accent 1"/>
-    <w:lsdException w:unhideWhenUsed="0" w:uiPriority="67" w:semiHidden="0" w:name="Medium Grid 1 Accent 1"/>
-    <w:lsdException w:unhideWhenUsed="0" w:uiPriority="68" w:semiHidden="0" w:name="Medium Grid 2 Accent 1"/>
-    <w:lsdException w:unhideWhenUsed="0" w:uiPriority="69" w:semiHidden="0" w:name="Medium Grid 3 Accent 1"/>
-    <w:lsdException w:unhideWhenUsed="0" w:uiPriority="70" w:semiHidden="0" w:name="Dark List Accent 1"/>
-    <w:lsdException w:unhideWhenUsed="0" w:uiPriority="71" w:semiHidden="0" w:name="Colorful Shading Accent 1"/>
-    <w:lsdException w:unhideWhenUsed="0" w:uiPriority="72" w:semiHidden="0" w:name="Colorful List Accent 1"/>
-    <w:lsdException w:unhideWhenUsed="0" w:uiPriority="73" w:semiHidden="0" w:name="Colorful Grid Accent 1"/>
-    <w:lsdException w:unhideWhenUsed="0" w:uiPriority="60" w:semiHidden="0" w:name="Light Shading Accent 2"/>
-    <w:lsdException w:unhideWhenUsed="0" w:uiPriority="61" w:semiHidden="0" w:name="Light List Accent 2"/>
-    <w:lsdException w:unhideWhenUsed="0" w:uiPriority="62" w:semiHidden="0" w:name="Light Grid Accent 2"/>
-    <w:lsdException w:unhideWhenUsed="0" w:uiPriority="63" w:semiHidden="0" w:name="Medium Shading 1 Accent 2"/>
-    <w:lsdException w:unhideWhenUsed="0" w:uiPriority="64" w:semiHidden="0" w:name="Medium Shading 2 Accent 2"/>
-    <w:lsdException w:unhideWhenUsed="0" w:uiPriority="65" w:semiHidden="0" w:name="Medium List 1 Accent 2"/>
-    <w:lsdException w:unhideWhenUsed="0" w:uiPriority="66" w:semiHidden="0" w:name="Medium List 2 Accent 2"/>
-    <w:lsdException w:unhideWhenUsed="0" w:uiPriority="67" w:semiHidden="0" w:name="Medium Grid 1 Accent 2"/>
-    <w:lsdException w:unhideWhenUsed="0" w:uiPriority="68" w:semiHidden="0" w:name="Medium Grid 2 Accent 2"/>
-    <w:lsdException w:unhideWhenUsed="0" w:uiPriority="69" w:semiHidden="0" w:name="Medium Grid 3 Accent 2"/>
-    <w:lsdException w:unhideWhenUsed="0" w:uiPriority="70" w:semiHidden="0" w:name="Dark List Accent 2"/>
-    <w:lsdException w:unhideWhenUsed="0" w:uiPriority="71" w:semiHidden="0" w:name="Colorful Shading Accent 2"/>
-    <w:lsdException w:unhideWhenUsed="0" w:uiPriority="72" w:semiHidden="0" w:name="Colorful List Accent 2"/>
-    <w:lsdException w:unhideWhenUsed="0" w:uiPriority="73" w:semiHidden="0" w:name="Colorful Grid Accent 2"/>
-    <w:lsdException w:unhideWhenUsed="0" w:uiPriority="60" w:semiHidden="0" w:name="Light Shading Accent 3"/>
-    <w:lsdException w:unhideWhenUsed="0" w:uiPriority="61" w:semiHidden="0" w:name="Light List Accent 3"/>
-    <w:lsdException w:unhideWhenUsed="0" w:uiPriority="62" w:semiHidden="0" w:name="Light Grid Accent 3"/>
-    <w:lsdException w:unhideWhenUsed="0" w:uiPriority="63" w:semiHidden="0" w:name="Medium Shading 1 Accent 3"/>
-    <w:lsdException w:unhideWhenUsed="0" w:uiPriority="64" w:semiHidden="0" w:name="Medium Shading 2 Accent 3"/>
-    <w:lsdException w:unhideWhenUsed="0" w:uiPriority="65" w:semiHidden="0" w:name="Medium List 1 Accent 3"/>
-    <w:lsdException w:unhideWhenUsed="0" w:uiPriority="66" w:semiHidden="0" w:name="Medium List 2 Accent 3"/>
-    <w:lsdException w:unhideWhenUsed="0" w:uiPriority="67" w:semiHidden="0" w:name="Medium Grid 1 Accent 3"/>
-    <w:lsdException w:unhideWhenUsed="0" w:uiPriority="68" w:semiHidden="0" w:name="Medium Grid 2 Accent 3"/>
-    <w:lsdException w:unhideWhenUsed="0" w:uiPriority="69" w:semiHidden="0" w:name="Medium Grid 3 Accent 3"/>
-    <w:lsdException w:unhideWhenUsed="0" w:uiPriority="70" w:semiHidden="0" w:name="Dark List Accent 3"/>
-    <w:lsdException w:unhideWhenUsed="0" w:uiPriority="71" w:semiHidden="0" w:name="Colorful Shading Accent 3"/>
-    <w:lsdException w:unhideWhenUsed="0" w:uiPriority="72" w:semiHidden="0" w:name="Colorful List Accent 3"/>
-    <w:lsdException w:unhideWhenUsed="0" w:uiPriority="73" w:semiHidden="0" w:name="Colorful Grid Accent 3"/>
-    <w:lsdException w:unhideWhenUsed="0" w:uiPriority="60" w:semiHidden="0" w:name="Light Shading Accent 4"/>
-    <w:lsdException w:unhideWhenUsed="0" w:uiPriority="61" w:semiHidden="0" w:name="Light List Accent 4"/>
-    <w:lsdException w:unhideWhenUsed="0" w:uiPriority="62" w:semiHidden="0" w:name="Light Grid Accent 4"/>
-    <w:lsdException w:unhideWhenUsed="0" w:uiPriority="63" w:semiHidden="0" w:name="Medium Shading 1 Accent 4"/>
-    <w:lsdException w:unhideWhenUsed="0" w:uiPriority="64" w:semiHidden="0" w:name="Medium Shading 2 Accent 4"/>
-    <w:lsdException w:unhideWhenUsed="0" w:uiPriority="65" w:semiHidden="0" w:name="Medium List 1 Accent 4"/>
-    <w:lsdException w:unhideWhenUsed="0" w:uiPriority="66" w:semiHidden="0" w:name="Medium List 2 Accent 4"/>
-    <w:lsdException w:unhideWhenUsed="0" w:uiPriority="67" w:semiHidden="0" w:name="Medium Grid 1 Accent 4"/>
-    <w:lsdException w:unhideWhenUsed="0" w:uiPriority="68" w:semiHidden="0" w:name="Medium Grid 2 Accent 4"/>
-    <w:lsdException w:unhideWhenUsed="0" w:uiPriority="69" w:semiHidden="0" w:name="Medium Grid 3 Accent 4"/>
-    <w:lsdException w:unhideWhenUsed="0" w:uiPriority="70" w:semiHidden="0" w:name="Dark List Accent 4"/>
-    <w:lsdException w:unhideWhenUsed="0" w:uiPriority="71" w:semiHidden="0" w:name="Colorful Shading Accent 4"/>
-    <w:lsdException w:unhideWhenUsed="0" w:uiPriority="72" w:semiHidden="0" w:name="Colorful List Accent 4"/>
-    <w:lsdException w:unhideWhenUsed="0" w:uiPriority="73" w:semiHidden="0" w:name="Colorful Grid Accent 4"/>
-    <w:lsdException w:unhideWhenUsed="0" w:uiPriority="60" w:semiHidden="0" w:name="Light Shading Accent 5"/>
-    <w:lsdException w:unhideWhenUsed="0" w:uiPriority="61" w:semiHidden="0" w:name="Light List Accent 5"/>
-    <w:lsdException w:unhideWhenUsed="0" w:uiPriority="62" w:semiHidden="0" w:name="Light Grid Accent 5"/>
-    <w:lsdException w:unhideWhenUsed="0" w:uiPriority="63" w:semiHidden="0" w:name="Medium Shading 1 Accent 5"/>
-    <w:lsdException w:unhideWhenUsed="0" w:uiPriority="64" w:semiHidden="0" w:name="Medium Shading 2 Accent 5"/>
-    <w:lsdException w:unhideWhenUsed="0" w:uiPriority="65" w:semiHidden="0" w:name="Medium List 1 Accent 5"/>
-    <w:lsdException w:unhideWhenUsed="0" w:uiPriority="66" w:semiHidden="0" w:name="Medium List 2 Accent 5"/>
-    <w:lsdException w:unhideWhenUsed="0" w:uiPriority="67" w:semiHidden="0" w:name="Medium Grid 1 Accent 5"/>
-    <w:lsdException w:unhideWhenUsed="0" w:uiPriority="68" w:semiHidden="0" w:name="Medium Grid 2 Accent 5"/>
-    <w:lsdException w:unhideWhenUsed="0" w:uiPriority="69" w:semiHidden="0" w:name="Medium Grid 3 Accent 5"/>
-    <w:lsdException w:unhideWhenUsed="0" w:uiPriority="70" w:semiHidden="0" w:name="Dark List Accent 5"/>
-    <w:lsdException w:unhideWhenUsed="0" w:uiPriority="71" w:semiHidden="0" w:name="Colorful Shading Accent 5"/>
-    <w:lsdException w:unhideWhenUsed="0" w:uiPriority="72" w:semiHidden="0" w:name="Colorful List Accent 5"/>
-    <w:lsdException w:unhideWhenUsed="0" w:uiPriority="73" w:semiHidden="0" w:name="Colorful Grid Accent 5"/>
-    <w:lsdException w:unhideWhenUsed="0" w:uiPriority="60" w:semiHidden="0" w:name="Light Shading Accent 6"/>
-    <w:lsdException w:unhideWhenUsed="0" w:uiPriority="61" w:semiHidden="0" w:name="Light List Accent 6"/>
-    <w:lsdException w:unhideWhenUsed="0" w:uiPriority="62" w:semiHidden="0" w:name="Light Grid Accent 6"/>
-    <w:lsdException w:unhideWhenUsed="0" w:uiPriority="63" w:semiHidden="0" w:name="Medium Shading 1 Accent 6"/>
-    <w:lsdException w:unhideWhenUsed="0" w:uiPriority="64" w:semiHidden="0" w:name="Medium Shading 2 Accent 6"/>
-    <w:lsdException w:unhideWhenUsed="0" w:uiPriority="65" w:semiHidden="0" w:name="Medium List 1 Accent 6"/>
-    <w:lsdException w:unhideWhenUsed="0" w:uiPriority="66" w:semiHidden="0" w:name="Medium List 2 Accent 6"/>
-    <w:lsdException w:unhideWhenUsed="0" w:uiPriority="67" w:semiHidden="0" w:name="Medium Grid 1 Accent 6"/>
-    <w:lsdException w:unhideWhenUsed="0" w:uiPriority="68" w:semiHidden="0" w:name="Medium Grid 2 Accent 6"/>
-    <w:lsdException w:unhideWhenUsed="0" w:uiPriority="69" w:semiHidden="0" w:name="Medium Grid 3 Accent 6"/>
-    <w:lsdException w:unhideWhenUsed="0" w:uiPriority="70" w:semiHidden="0" w:name="Dark List Accent 6"/>
-    <w:lsdException w:unhideWhenUsed="0" w:uiPriority="71" w:semiHidden="0" w:name="Colorful Shading Accent 6"/>
-    <w:lsdException w:unhideWhenUsed="0" w:uiPriority="72" w:semiHidden="0" w:name="Colorful List Accent 6"/>
-    <w:lsdException w:unhideWhenUsed="0" w:uiPriority="73" w:semiHidden="0" w:name="Colorful Grid Accent 6"/>
+  <w:latentStyles w:defLockedState="0" w:defUIPriority="99" w:defSemiHidden="1" w:defUnhideWhenUsed="1" w:defQFormat="0" w:count="260">
+    <w:lsdException w:name="Normal" w:semiHidden="0" w:uiPriority="0" w:unhideWhenUsed="0" w:qFormat="1"/>
+    <w:lsdException w:name="heading 1" w:semiHidden="0" w:uiPriority="0" w:unhideWhenUsed="0" w:qFormat="1"/>
+    <w:lsdException w:name="heading 2" w:semiHidden="0" w:uiPriority="0" w:qFormat="1"/>
+    <w:lsdException w:name="heading 3" w:uiPriority="0" w:qFormat="1"/>
+    <w:lsdException w:name="heading 4" w:semiHidden="0" w:uiPriority="0" w:qFormat="1"/>
+    <w:lsdException w:name="heading 5" w:uiPriority="0" w:qFormat="1"/>
+    <w:lsdException w:name="heading 6" w:uiPriority="0" w:qFormat="1"/>
+    <w:lsdException w:name="heading 7" w:uiPriority="0" w:qFormat="1"/>
+    <w:lsdException w:name="heading 8" w:uiPriority="0" w:qFormat="1"/>
+    <w:lsdException w:name="heading 9" w:uiPriority="0" w:qFormat="1"/>
+    <w:lsdException w:name="index 1" w:semiHidden="0" w:uiPriority="0" w:unhideWhenUsed="0"/>
+    <w:lsdException w:name="index 2" w:semiHidden="0" w:uiPriority="0" w:unhideWhenUsed="0"/>
+    <w:lsdException w:name="index 3" w:semiHidden="0" w:uiPriority="0" w:unhideWhenUsed="0"/>
+    <w:lsdException w:name="index 4" w:semiHidden="0" w:uiPriority="0" w:unhideWhenUsed="0"/>
+    <w:lsdException w:name="index 5" w:semiHidden="0" w:uiPriority="0" w:unhideWhenUsed="0"/>
+    <w:lsdException w:name="index 6" w:semiHidden="0" w:uiPriority="0" w:unhideWhenUsed="0"/>
+    <w:lsdException w:name="index 7" w:semiHidden="0" w:uiPriority="0" w:unhideWhenUsed="0"/>
+    <w:lsdException w:name="index 8" w:semiHidden="0" w:uiPriority="0" w:unhideWhenUsed="0"/>
+    <w:lsdException w:name="index 9" w:semiHidden="0" w:uiPriority="0" w:unhideWhenUsed="0"/>
+    <w:lsdException w:name="toc 1" w:semiHidden="0" w:uiPriority="0" w:unhideWhenUsed="0" w:qFormat="1"/>
+    <w:lsdException w:name="toc 2" w:semiHidden="0" w:uiPriority="0" w:unhideWhenUsed="0" w:qFormat="1"/>
+    <w:lsdException w:name="toc 3" w:semiHidden="0" w:uiPriority="0" w:unhideWhenUsed="0" w:qFormat="1"/>
+    <w:lsdException w:name="toc 4" w:semiHidden="0" w:uiPriority="0" w:unhideWhenUsed="0"/>
+    <w:lsdException w:name="toc 5" w:semiHidden="0" w:uiPriority="0" w:unhideWhenUsed="0"/>
+    <w:lsdException w:name="toc 6" w:semiHidden="0" w:uiPriority="0" w:unhideWhenUsed="0"/>
+    <w:lsdException w:name="toc 7" w:semiHidden="0" w:uiPriority="0" w:unhideWhenUsed="0"/>
+    <w:lsdException w:name="toc 8" w:semiHidden="0" w:uiPriority="0" w:unhideWhenUsed="0"/>
+    <w:lsdException w:name="toc 9" w:semiHidden="0" w:uiPriority="0" w:unhideWhenUsed="0"/>
+    <w:lsdException w:name="Normal Indent" w:semiHidden="0" w:uiPriority="0" w:unhideWhenUsed="0"/>
+    <w:lsdException w:name="footnote text" w:semiHidden="0" w:uiPriority="0" w:unhideWhenUsed="0"/>
+    <w:lsdException w:name="annotation text" w:semiHidden="0" w:uiPriority="0" w:unhideWhenUsed="0" w:qFormat="1"/>
+    <w:lsdException w:name="header" w:semiHidden="0" w:uiPriority="0" w:unhideWhenUsed="0" w:qFormat="1"/>
+    <w:lsdException w:name="footer" w:semiHidden="0" w:uiPriority="0" w:unhideWhenUsed="0" w:qFormat="1"/>
+    <w:lsdException w:name="index heading" w:semiHidden="0" w:uiPriority="0" w:unhideWhenUsed="0"/>
+    <w:lsdException w:name="caption" w:uiPriority="0" w:qFormat="1"/>
+    <w:lsdException w:name="table of figures" w:semiHidden="0" w:uiPriority="0" w:unhideWhenUsed="0"/>
+    <w:lsdException w:name="envelope address" w:semiHidden="0" w:uiPriority="0" w:unhideWhenUsed="0"/>
+    <w:lsdException w:name="envelope return" w:semiHidden="0" w:uiPriority="0" w:unhideWhenUsed="0"/>
+    <w:lsdException w:name="footnote reference" w:semiHidden="0" w:uiPriority="0" w:unhideWhenUsed="0"/>
+    <w:lsdException w:name="annotation reference" w:semiHidden="0" w:uiPriority="0" w:unhideWhenUsed="0"/>
+    <w:lsdException w:name="line number" w:semiHidden="0" w:uiPriority="0" w:unhideWhenUsed="0"/>
+    <w:lsdException w:name="page number" w:semiHidden="0" w:uiPriority="0" w:unhideWhenUsed="0"/>
+    <w:lsdException w:name="endnote reference" w:semiHidden="0" w:uiPriority="0" w:unhideWhenUsed="0"/>
+    <w:lsdException w:name="endnote text" w:semiHidden="0" w:uiPriority="0" w:unhideWhenUsed="0"/>
+    <w:lsdException w:name="table of authorities" w:semiHidden="0" w:uiPriority="0" w:unhideWhenUsed="0"/>
+    <w:lsdException w:name="macro" w:semiHidden="0" w:uiPriority="0" w:unhideWhenUsed="0"/>
+    <w:lsdException w:name="toa heading" w:semiHidden="0" w:uiPriority="0" w:unhideWhenUsed="0"/>
+    <w:lsdException w:name="List" w:semiHidden="0" w:uiPriority="0" w:unhideWhenUsed="0"/>
+    <w:lsdException w:name="List Bullet" w:semiHidden="0" w:uiPriority="0" w:unhideWhenUsed="0"/>
+    <w:lsdException w:name="List Number" w:semiHidden="0" w:uiPriority="0" w:unhideWhenUsed="0"/>
+    <w:lsdException w:name="List 2" w:semiHidden="0" w:uiPriority="0" w:unhideWhenUsed="0"/>
+    <w:lsdException w:name="List 3" w:semiHidden="0" w:uiPriority="0" w:unhideWhenUsed="0"/>
+    <w:lsdException w:name="List 4" w:semiHidden="0" w:uiPriority="0" w:unhideWhenUsed="0"/>
+    <w:lsdException w:name="List 5" w:semiHidden="0" w:uiPriority="0" w:unhideWhenUsed="0"/>
+    <w:lsdException w:name="List Bullet 2" w:semiHidden="0" w:uiPriority="0" w:unhideWhenUsed="0"/>
+    <w:lsdException w:name="List Bullet 3" w:semiHidden="0" w:uiPriority="0" w:unhideWhenUsed="0"/>
+    <w:lsdException w:name="List Bullet 4" w:semiHidden="0" w:uiPriority="0" w:unhideWhenUsed="0"/>
+    <w:lsdException w:name="List Bullet 5" w:semiHidden="0" w:uiPriority="0" w:unhideWhenUsed="0"/>
+    <w:lsdException w:name="List Number 2" w:semiHidden="0" w:uiPriority="0" w:unhideWhenUsed="0"/>
+    <w:lsdException w:name="List Number 3" w:semiHidden="0" w:uiPriority="0" w:unhideWhenUsed="0"/>
+    <w:lsdException w:name="List Number 4" w:semiHidden="0" w:uiPriority="0" w:unhideWhenUsed="0"/>
+    <w:lsdException w:name="List Number 5" w:semiHidden="0" w:uiPriority="0" w:unhideWhenUsed="0"/>
+    <w:lsdException w:name="Title" w:semiHidden="0" w:uiPriority="0" w:unhideWhenUsed="0" w:qFormat="1"/>
+    <w:lsdException w:name="Closing" w:semiHidden="0" w:uiPriority="0" w:unhideWhenUsed="0"/>
+    <w:lsdException w:name="Signature" w:semiHidden="0" w:uiPriority="0" w:unhideWhenUsed="0"/>
+    <w:lsdException w:name="Default Paragraph Font" w:uiPriority="0" w:unhideWhenUsed="0" w:qFormat="1"/>
+    <w:lsdException w:name="Body Text" w:uiPriority="0" w:unhideWhenUsed="0" w:qFormat="1"/>
+    <w:lsdException w:name="Body Text Indent" w:semiHidden="0" w:uiPriority="0" w:unhideWhenUsed="0"/>
+    <w:lsdException w:name="List Continue" w:semiHidden="0" w:uiPriority="0" w:unhideWhenUsed="0"/>
+    <w:lsdException w:name="List Continue 2" w:semiHidden="0" w:uiPriority="0" w:unhideWhenUsed="0"/>
+    <w:lsdException w:name="List Continue 3" w:semiHidden="0" w:uiPriority="0" w:unhideWhenUsed="0"/>
+    <w:lsdException w:name="List Continue 4" w:semiHidden="0" w:uiPriority="0" w:unhideWhenUsed="0"/>
+    <w:lsdException w:name="List Continue 5" w:semiHidden="0" w:uiPriority="0" w:unhideWhenUsed="0"/>
+    <w:lsdException w:name="Message Header" w:semiHidden="0" w:uiPriority="0" w:unhideWhenUsed="0"/>
+    <w:lsdException w:name="Subtitle" w:semiHidden="0" w:uiPriority="0" w:unhideWhenUsed="0" w:qFormat="1"/>
+    <w:lsdException w:name="Salutation" w:semiHidden="0" w:uiPriority="0" w:unhideWhenUsed="0"/>
+    <w:lsdException w:name="Date" w:semiHidden="0" w:uiPriority="0" w:unhideWhenUsed="0"/>
+    <w:lsdException w:name="Body Text First Indent" w:semiHidden="0" w:uiPriority="0" w:unhideWhenUsed="0"/>
+    <w:lsdException w:name="Body Text First Indent 2" w:semiHidden="0" w:uiPriority="0" w:unhideWhenUsed="0"/>
+    <w:lsdException w:name="Body Text 2" w:semiHidden="0" w:uiPriority="0" w:unhideWhenUsed="0"/>
+    <w:lsdException w:name="Body Text 3" w:semiHidden="0" w:uiPriority="0" w:unhideWhenUsed="0"/>
+    <w:lsdException w:name="Body Text Indent 2" w:semiHidden="0" w:uiPriority="0" w:unhideWhenUsed="0"/>
+    <w:lsdException w:name="Body Text Indent 3" w:semiHidden="0" w:uiPriority="0" w:unhideWhenUsed="0"/>
+    <w:lsdException w:name="Block Text" w:semiHidden="0" w:uiPriority="0" w:unhideWhenUsed="0"/>
+    <w:lsdException w:name="Hyperlink" w:semiHidden="0" w:uiPriority="0" w:unhideWhenUsed="0" w:qFormat="1"/>
+    <w:lsdException w:name="FollowedHyperlink" w:semiHidden="0" w:uiPriority="0" w:unhideWhenUsed="0"/>
+    <w:lsdException w:name="Strong" w:semiHidden="0" w:uiPriority="0" w:unhideWhenUsed="0" w:qFormat="1"/>
+    <w:lsdException w:name="Emphasis" w:semiHidden="0" w:uiPriority="0" w:unhideWhenUsed="0" w:qFormat="1"/>
+    <w:lsdException w:name="Document Map" w:semiHidden="0" w:uiPriority="0" w:unhideWhenUsed="0"/>
+    <w:lsdException w:name="Plain Text" w:semiHidden="0" w:uiPriority="0" w:unhideWhenUsed="0"/>
+    <w:lsdException w:name="E-mail Signature" w:semiHidden="0" w:uiPriority="0" w:unhideWhenUsed="0"/>
+    <w:lsdException w:name="Normal (Web)" w:semiHidden="0" w:uiPriority="0" w:unhideWhenUsed="0" w:qFormat="1"/>
+    <w:lsdException w:name="HTML Acronym" w:semiHidden="0" w:uiPriority="0" w:unhideWhenUsed="0"/>
+    <w:lsdException w:name="HTML Address" w:semiHidden="0" w:uiPriority="0" w:unhideWhenUsed="0"/>
+    <w:lsdException w:name="HTML Cite" w:semiHidden="0" w:uiPriority="0" w:unhideWhenUsed="0"/>
+    <w:lsdException w:name="HTML Code" w:semiHidden="0" w:uiPriority="0" w:unhideWhenUsed="0"/>
+    <w:lsdException w:name="HTML Definition" w:semiHidden="0" w:uiPriority="0" w:unhideWhenUsed="0"/>
+    <w:lsdException w:name="HTML Keyboard" w:semiHidden="0" w:uiPriority="0" w:unhideWhenUsed="0"/>
+    <w:lsdException w:name="HTML Preformatted" w:semiHidden="0" w:uiPriority="0" w:unhideWhenUsed="0"/>
+    <w:lsdException w:name="HTML Sample" w:semiHidden="0" w:uiPriority="0" w:unhideWhenUsed="0"/>
+    <w:lsdException w:name="HTML Typewriter" w:semiHidden="0" w:uiPriority="0" w:unhideWhenUsed="0"/>
+    <w:lsdException w:name="HTML Variable" w:semiHidden="0" w:uiPriority="0" w:unhideWhenUsed="0"/>
+    <w:lsdException w:name="Normal Table" w:uiPriority="0" w:unhideWhenUsed="0" w:qFormat="1"/>
+    <w:lsdException w:name="annotation subject" w:semiHidden="0" w:uiPriority="0" w:unhideWhenUsed="0"/>
+    <w:lsdException w:name="Table Simple 1" w:semiHidden="0" w:uiPriority="0" w:unhideWhenUsed="0"/>
+    <w:lsdException w:name="Table Simple 2" w:semiHidden="0" w:uiPriority="0" w:unhideWhenUsed="0"/>
+    <w:lsdException w:name="Table Simple 3" w:semiHidden="0" w:uiPriority="0" w:unhideWhenUsed="0"/>
+    <w:lsdException w:name="Table Classic 1" w:semiHidden="0" w:uiPriority="0" w:unhideWhenUsed="0"/>
+    <w:lsdException w:name="Table Classic 2" w:semiHidden="0" w:uiPriority="0" w:unhideWhenUsed="0"/>
+    <w:lsdException w:name="Table Classic 3" w:semiHidden="0" w:uiPriority="0" w:unhideWhenUsed="0"/>
+    <w:lsdException w:name="Table Classic 4" w:semiHidden="0" w:uiPriority="0" w:unhideWhenUsed="0"/>
+    <w:lsdException w:name="Table Colorful 1" w:semiHidden="0" w:uiPriority="0" w:unhideWhenUsed="0"/>
+    <w:lsdException w:name="Table Colorful 2" w:semiHidden="0" w:uiPriority="0" w:unhideWhenUsed="0"/>
+    <w:lsdException w:name="Table Colorful 3" w:semiHidden="0" w:uiPriority="0" w:unhideWhenUsed="0"/>
+    <w:lsdException w:name="Table Columns 1" w:semiHidden="0" w:uiPriority="0" w:unhideWhenUsed="0"/>
+    <w:lsdException w:name="Table Columns 2" w:semiHidden="0" w:uiPriority="0" w:unhideWhenUsed="0"/>
+    <w:lsdException w:name="Table Columns 3" w:semiHidden="0" w:uiPriority="0" w:unhideWhenUsed="0"/>
+    <w:lsdException w:name="Table Columns 4" w:semiHidden="0" w:uiPriority="0" w:unhideWhenUsed="0"/>
+    <w:lsdException w:name="Table Columns 5" w:semiHidden="0" w:uiPriority="0" w:unhideWhenUsed="0"/>
+    <w:lsdException w:name="Table Grid 1" w:semiHidden="0" w:uiPriority="0" w:unhideWhenUsed="0"/>
+    <w:lsdException w:name="Table Grid 2" w:semiHidden="0" w:uiPriority="0" w:unhideWhenUsed="0"/>
+    <w:lsdException w:name="Table Grid 3" w:semiHidden="0" w:uiPriority="0" w:unhideWhenUsed="0"/>
+    <w:lsdException w:name="Table Grid 4" w:semiHidden="0" w:uiPriority="0" w:unhideWhenUsed="0"/>
+    <w:lsdException w:name="Table Grid 5" w:semiHidden="0" w:uiPriority="0" w:unhideWhenUsed="0"/>
+    <w:lsdException w:name="Table Grid 6" w:semiHidden="0" w:uiPriority="0" w:unhideWhenUsed="0"/>
+    <w:lsdException w:name="Table Grid 7" w:semiHidden="0" w:uiPriority="0" w:unhideWhenUsed="0"/>
+    <w:lsdException w:name="Table Grid 8" w:semiHidden="0" w:uiPriority="0" w:unhideWhenUsed="0"/>
+    <w:lsdException w:name="Table List 1" w:semiHidden="0" w:uiPriority="0" w:unhideWhenUsed="0"/>
+    <w:lsdException w:name="Table List 2" w:semiHidden="0" w:uiPriority="0" w:unhideWhenUsed="0"/>
+    <w:lsdException w:name="Table List 3" w:semiHidden="0" w:uiPriority="0" w:unhideWhenUsed="0"/>
+    <w:lsdException w:name="Table List 4" w:semiHidden="0" w:uiPriority="0" w:unhideWhenUsed="0"/>
+    <w:lsdException w:name="Table List 5" w:semiHidden="0" w:uiPriority="0" w:unhideWhenUsed="0"/>
+    <w:lsdException w:name="Table List 6" w:semiHidden="0" w:uiPriority="0" w:unhideWhenUsed="0"/>
+    <w:lsdException w:name="Table List 7" w:semiHidden="0" w:uiPriority="0" w:unhideWhenUsed="0"/>
+    <w:lsdException w:name="Table List 8" w:semiHidden="0" w:uiPriority="0" w:unhideWhenUsed="0"/>
+    <w:lsdException w:name="Table 3D effects 1" w:semiHidden="0" w:uiPriority="0" w:unhideWhenUsed="0"/>
+    <w:lsdException w:name="Table 3D effects 2" w:semiHidden="0" w:uiPriority="0" w:unhideWhenUsed="0"/>
+    <w:lsdException w:name="Table 3D effects 3" w:semiHidden="0" w:uiPriority="0" w:unhideWhenUsed="0"/>
+    <w:lsdException w:name="Table Contemporary" w:semiHidden="0" w:uiPriority="0" w:unhideWhenUsed="0"/>
+    <w:lsdException w:name="Table Elegant" w:semiHidden="0" w:uiPriority="0" w:unhideWhenUsed="0"/>
+    <w:lsdException w:name="Table Professional" w:semiHidden="0" w:uiPriority="0" w:unhideWhenUsed="0"/>
+    <w:lsdException w:name="Table Subtle 1" w:semiHidden="0" w:uiPriority="0" w:unhideWhenUsed="0"/>
+    <w:lsdException w:name="Table Subtle 2" w:semiHidden="0" w:uiPriority="0" w:unhideWhenUsed="0"/>
+    <w:lsdException w:name="Table Web 1" w:semiHidden="0" w:uiPriority="0" w:unhideWhenUsed="0"/>
+    <w:lsdException w:name="Table Web 2" w:semiHidden="0" w:uiPriority="0" w:unhideWhenUsed="0"/>
+    <w:lsdException w:name="Table Web 3" w:semiHidden="0" w:uiPriority="0" w:unhideWhenUsed="0"/>
+    <w:lsdException w:name="Balloon Text" w:semiHidden="0" w:uiPriority="0" w:unhideWhenUsed="0"/>
+    <w:lsdException w:name="Table Grid" w:semiHidden="0" w:uiPriority="0" w:unhideWhenUsed="0" w:qFormat="1"/>
+    <w:lsdException w:name="Table Theme" w:semiHidden="0" w:uiPriority="0" w:unhideWhenUsed="0"/>
+    <w:lsdException w:name="Light Shading" w:semiHidden="0" w:uiPriority="60" w:unhideWhenUsed="0"/>
+    <w:lsdException w:name="Light List" w:semiHidden="0" w:uiPriority="61" w:unhideWhenUsed="0"/>
+    <w:lsdException w:name="Light Grid" w:semiHidden="0" w:uiPriority="62" w:unhideWhenUsed="0"/>
+    <w:lsdException w:name="Medium Shading 1" w:semiHidden="0" w:uiPriority="63" w:unhideWhenUsed="0"/>
+    <w:lsdException w:name="Medium Shading 2" w:semiHidden="0" w:uiPriority="64" w:unhideWhenUsed="0"/>
+    <w:lsdException w:name="Medium List 1" w:semiHidden="0" w:uiPriority="65" w:unhideWhenUsed="0"/>
+    <w:lsdException w:name="Medium List 2" w:semiHidden="0" w:uiPriority="66" w:unhideWhenUsed="0"/>
+    <w:lsdException w:name="Medium Grid 1" w:semiHidden="0" w:uiPriority="67" w:unhideWhenUsed="0"/>
+    <w:lsdException w:name="Medium Grid 2" w:semiHidden="0" w:uiPriority="68" w:unhideWhenUsed="0"/>
+    <w:lsdException w:name="Medium Grid 3" w:semiHidden="0" w:uiPriority="69" w:unhideWhenUsed="0"/>
+    <w:lsdException w:name="Dark List" w:semiHidden="0" w:uiPriority="70" w:unhideWhenUsed="0"/>
+    <w:lsdException w:name="Colorful Shading" w:semiHidden="0" w:uiPriority="71" w:unhideWhenUsed="0"/>
+    <w:lsdException w:name="Colorful List" w:semiHidden="0" w:uiPriority="72" w:unhideWhenUsed="0"/>
+    <w:lsdException w:name="Colorful Grid" w:semiHidden="0" w:uiPriority="73" w:unhideWhenUsed="0"/>
+    <w:lsdException w:name="Light Shading Accent 1" w:semiHidden="0" w:uiPriority="60" w:unhideWhenUsed="0"/>
+    <w:lsdException w:name="Light List Accent 1" w:semiHidden="0" w:uiPriority="61" w:unhideWhenUsed="0"/>
+    <w:lsdException w:name="Light Grid Accent 1" w:semiHidden="0" w:uiPriority="62" w:unhideWhenUsed="0"/>
+    <w:lsdException w:name="Medium Shading 1 Accent 1" w:semiHidden="0" w:uiPriority="63" w:unhideWhenUsed="0"/>
+    <w:lsdException w:name="Medium Shading 2 Accent 1" w:semiHidden="0" w:uiPriority="64" w:unhideWhenUsed="0"/>
+    <w:lsdException w:name="Medium List 1 Accent 1" w:semiHidden="0" w:uiPriority="65" w:unhideWhenUsed="0"/>
+    <w:lsdException w:name="Medium List 2 Accent 1" w:semiHidden="0" w:uiPriority="66" w:unhideWhenUsed="0"/>
+    <w:lsdException w:name="Medium Grid 1 Accent 1" w:semiHidden="0" w:uiPriority="67" w:unhideWhenUsed="0"/>
+    <w:lsdException w:name="Medium Grid 2 Accent 1" w:semiHidden="0" w:uiPriority="68" w:unhideWhenUsed="0"/>
+    <w:lsdException w:name="Medium Grid 3 Accent 1" w:semiHidden="0" w:uiPriority="69" w:unhideWhenUsed="0"/>
+    <w:lsdException w:name="Dark List Accent 1" w:semiHidden="0" w:uiPriority="70" w:unhideWhenUsed="0"/>
+    <w:lsdException w:name="Colorful Shading Accent 1" w:semiHidden="0" w:uiPriority="71" w:unhideWhenUsed="0"/>
+    <w:lsdException w:name="Colorful List Accent 1" w:semiHidden="0" w:uiPriority="72" w:unhideWhenUsed="0"/>
+    <w:lsdException w:name="Colorful Grid Accent 1" w:semiHidden="0" w:uiPriority="73" w:unhideWhenUsed="0"/>
+    <w:lsdException w:name="Light Shading Accent 2" w:semiHidden="0" w:uiPriority="60" w:unhideWhenUsed="0"/>
+    <w:lsdException w:name="Light List Accent 2" w:semiHidden="0" w:uiPriority="61" w:unhideWhenUsed="0"/>
+    <w:lsdException w:name="Light Grid Accent 2" w:semiHidden="0" w:uiPriority="62" w:unhideWhenUsed="0"/>
+    <w:lsdException w:name="Medium Shading 1 Accent 2" w:semiHidden="0" w:uiPriority="63" w:unhideWhenUsed="0"/>
+    <w:lsdException w:name="Medium Shading 2 Accent 2" w:semiHidden="0" w:uiPriority="64" w:unhideWhenUsed="0"/>
+    <w:lsdException w:name="Medium List 1 Accent 2" w:semiHidden="0" w:uiPriority="65" w:unhideWhenUsed="0"/>
+    <w:lsdException w:name="Medium List 2 Accent 2" w:semiHidden="0" w:uiPriority="66" w:unhideWhenUsed="0"/>
+    <w:lsdException w:name="Medium Grid 1 Accent 2" w:semiHidden="0" w:uiPriority="67" w:unhideWhenUsed="0"/>
+    <w:lsdException w:name="Medium Grid 2 Accent 2" w:semiHidden="0" w:uiPriority="68" w:unhideWhenUsed="0"/>
+    <w:lsdException w:name="Medium Grid 3 Accent 2" w:semiHidden="0" w:uiPriority="69" w:unhideWhenUsed="0"/>
+    <w:lsdException w:name="Dark List Accent 2" w:semiHidden="0" w:uiPriority="70" w:unhideWhenUsed="0"/>
+    <w:lsdException w:name="Colorful Shading Accent 2" w:semiHidden="0" w:uiPriority="71" w:unhideWhenUsed="0"/>
+    <w:lsdException w:name="Colorful List Accent 2" w:semiHidden="0" w:uiPriority="72" w:unhideWhenUsed="0"/>
+    <w:lsdException w:name="Colorful Grid Accent 2" w:semiHidden="0" w:uiPriority="73" w:unhideWhenUsed="0"/>
+    <w:lsdException w:name="Light Shading Accent 3" w:semiHidden="0" w:uiPriority="60" w:unhideWhenUsed="0"/>
+    <w:lsdException w:name="Light List Accent 3" w:semiHidden="0" w:uiPriority="61" w:unhideWhenUsed="0"/>
+    <w:lsdException w:name="Light Grid Accent 3" w:semiHidden="0" w:uiPriority="62" w:unhideWhenUsed="0"/>
+    <w:lsdException w:name="Medium Shading 1 Accent 3" w:semiHidden="0" w:uiPriority="63" w:unhideWhenUsed="0"/>
+    <w:lsdException w:name="Medium Shading 2 Accent 3" w:semiHidden="0" w:uiPriority="64" w:unhideWhenUsed="0"/>
+    <w:lsdException w:name="Medium List 1 Accent 3" w:semiHidden="0" w:uiPriority="65" w:unhideWhenUsed="0"/>
+    <w:lsdException w:name="Medium List 2 Accent 3" w:semiHidden="0" w:uiPriority="66" w:unhideWhenUsed="0"/>
+    <w:lsdException w:name="Medium Grid 1 Accent 3" w:semiHidden="0" w:uiPriority="67" w:unhideWhenUsed="0"/>
+    <w:lsdException w:name="Medium Grid 2 Accent 3" w:semiHidden="0" w:uiPriority="68" w:unhideWhenUsed="0"/>
+    <w:lsdException w:name="Medium Grid 3 Accent 3" w:semiHidden="0" w:uiPriority="69" w:unhideWhenUsed="0"/>
+    <w:lsdException w:name="Dark List Accent 3" w:semiHidden="0" w:uiPriority="70" w:unhideWhenUsed="0"/>
+    <w:lsdException w:name="Colorful Shading Accent 3" w:semiHidden="0" w:uiPriority="71" w:unhideWhenUsed="0"/>
+    <w:lsdException w:name="Colorful List Accent 3" w:semiHidden="0" w:uiPriority="72" w:unhideWhenUsed="0"/>
+    <w:lsdException w:name="Colorful Grid Accent 3" w:semiHidden="0" w:uiPriority="73" w:unhideWhenUsed="0"/>
+    <w:lsdException w:name="Light Shading Accent 4" w:semiHidden="0" w:uiPriority="60" w:unhideWhenUsed="0"/>
+    <w:lsdException w:name="Light List Accent 4" w:semiHidden="0" w:uiPriority="61" w:unhideWhenUsed="0"/>
+    <w:lsdException w:name="Light Grid Accent 4" w:semiHidden="0" w:uiPriority="62" w:unhideWhenUsed="0"/>
+    <w:lsdException w:name="Medium Shading 1 Accent 4" w:semiHidden="0" w:uiPriority="63" w:unhideWhenUsed="0"/>
+    <w:lsdException w:name="Medium Shading 2 Accent 4" w:semiHidden="0" w:uiPriority="64" w:unhideWhenUsed="0"/>
+    <w:lsdException w:name="Medium List 1 Accent 4" w:semiHidden="0" w:uiPriority="65" w:unhideWhenUsed="0"/>
+    <w:lsdException w:name="Medium List 2 Accent 4" w:semiHidden="0" w:uiPriority="66" w:unhideWhenUsed="0"/>
+    <w:lsdException w:name="Medium Grid 1 Accent 4" w:semiHidden="0" w:uiPriority="67" w:unhideWhenUsed="0"/>
+    <w:lsdException w:name="Medium Grid 2 Accent 4" w:semiHidden="0" w:uiPriority="68" w:unhideWhenUsed="0"/>
+    <w:lsdException w:name="Medium Grid 3 Accent 4" w:semiHidden="0" w:uiPriority="69" w:unhideWhenUsed="0"/>
+    <w:lsdException w:name="Dark List Accent 4" w:semiHidden="0" w:uiPriority="70" w:unhideWhenUsed="0"/>
+    <w:lsdException w:name="Colorful Shading Accent 4" w:semiHidden="0" w:uiPriority="71" w:unhideWhenUsed="0"/>
+    <w:lsdException w:name="Colorful List Accent 4" w:semiHidden="0" w:uiPriority="72" w:unhideWhenUsed="0"/>
+    <w:lsdException w:name="Colorful Grid Accent 4" w:semiHidden="0" w:uiPriority="73" w:unhideWhenUsed="0"/>
+    <w:lsdException w:name="Light Shading Accent 5" w:semiHidden="0" w:uiPriority="60" w:unhideWhenUsed="0"/>
+    <w:lsdException w:name="Light List Accent 5" w:semiHidden="0" w:uiPriority="61" w:unhideWhenUsed="0"/>
+    <w:lsdException w:name="Light Grid Accent 5" w:semiHidden="0" w:uiPriority="62" w:unhideWhenUsed="0"/>
+    <w:lsdException w:name="Medium Shading 1 Accent 5" w:semiHidden="0" w:uiPriority="63" w:unhideWhenUsed="0"/>
+    <w:lsdException w:name="Medium Shading 2 Accent 5" w:semiHidden="0" w:uiPriority="64" w:unhideWhenUsed="0"/>
+    <w:lsdException w:name="Medium List 1 Accent 5" w:semiHidden="0" w:uiPriority="65" w:unhideWhenUsed="0"/>
+    <w:lsdException w:name="Medium List 2 Accent 5" w:semiHidden="0" w:uiPriority="66" w:unhideWhenUsed="0"/>
+    <w:lsdException w:name="Medium Grid 1 Accent 5" w:semiHidden="0" w:uiPriority="67" w:unhideWhenUsed="0"/>
+    <w:lsdException w:name="Medium Grid 2 Accent 5" w:semiHidden="0" w:uiPriority="68" w:unhideWhenUsed="0"/>
+    <w:lsdException w:name="Medium Grid 3 Accent 5" w:semiHidden="0" w:uiPriority="69" w:unhideWhenUsed="0"/>
+    <w:lsdException w:name="Dark List Accent 5" w:semiHidden="0" w:uiPriority="70" w:unhideWhenUsed="0"/>
+    <w:lsdException w:name="Colorful Shading Accent 5" w:semiHidden="0" w:uiPriority="71" w:unhideWhenUsed="0"/>
+    <w:lsdException w:name="Colorful List Accent 5" w:semiHidden="0" w:uiPriority="72" w:unhideWhenUsed="0"/>
+    <w:lsdException w:name="Colorful Grid Accent 5" w:semiHidden="0" w:uiPriority="73" w:unhideWhenUsed="0"/>
+    <w:lsdException w:name="Light Shading Accent 6" w:semiHidden="0" w:uiPriority="60" w:unhideWhenUsed="0"/>
+    <w:lsdException w:name="Light List Accent 6" w:semiHidden="0" w:uiPriority="61" w:unhideWhenUsed="0"/>
+    <w:lsdException w:name="Light Grid Accent 6" w:semiHidden="0" w:uiPriority="62" w:unhideWhenUsed="0"/>
+    <w:lsdException w:name="Medium Shading 1 Accent 6" w:semiHidden="0" w:uiPriority="63" w:unhideWhenUsed="0"/>
+    <w:lsdException w:name="Medium Shading 2 Accent 6" w:semiHidden="0" w:uiPriority="64" w:unhideWhenUsed="0"/>
+    <w:lsdException w:name="Medium List 1 Accent 6" w:semiHidden="0" w:uiPriority="65" w:unhideWhenUsed="0"/>
+    <w:lsdException w:name="Medium List 2 Accent 6" w:semiHidden="0" w:uiPriority="66" w:unhideWhenUsed="0"/>
+    <w:lsdException w:name="Medium Grid 1 Accent 6" w:semiHidden="0" w:uiPriority="67" w:unhideWhenUsed="0"/>
+    <w:lsdException w:name="Medium Grid 2 Accent 6" w:semiHidden="0" w:uiPriority="68" w:unhideWhenUsed="0"/>
+    <w:lsdException w:name="Medium Grid 3 Accent 6" w:semiHidden="0" w:uiPriority="69" w:unhideWhenUsed="0"/>
+    <w:lsdException w:name="Dark List Accent 6" w:semiHidden="0" w:uiPriority="70" w:unhideWhenUsed="0"/>
+    <w:lsdException w:name="Colorful Shading Accent 6" w:semiHidden="0" w:uiPriority="71" w:unhideWhenUsed="0"/>
+    <w:lsdException w:name="Colorful List Accent 6" w:semiHidden="0" w:uiPriority="72" w:unhideWhenUsed="0"/>
+    <w:lsdException w:name="Colorful Grid Accent 6" w:semiHidden="0" w:uiPriority="73" w:unhideWhenUsed="0"/>
   </w:latentStyles>
-  <w:style w:type="paragraph" w:default="1" w:styleId="1">
+  <w:style w:type="paragraph" w:default="1" w:styleId="Normal">
     <w:name w:val="Normal"/>
     <w:qFormat/>
-    <w:uiPriority w:val="0"/>
     <w:pPr>
       <w:kinsoku w:val="0"/>
       <w:autoSpaceDE w:val="0"/>
@@ -8570,7 +8212,7 @@
       <w:textAlignment w:val="baseline"/>
     </w:pPr>
     <w:rPr>
-      <w:rFonts w:ascii="Arial" w:hAnsi="Arial" w:eastAsia="宋体" w:cs="Arial"/>
+      <w:rFonts w:ascii="Arial" w:eastAsia="宋体" w:hAnsi="Arial" w:cs="Arial"/>
       <w:snapToGrid w:val="0"/>
       <w:color w:val="000000"/>
       <w:kern w:val="0"/>
@@ -8579,12 +8221,11 @@
       <w:lang w:val="en-US" w:eastAsia="en-US" w:bidi="ar-SA"/>
     </w:rPr>
   </w:style>
-  <w:style w:type="paragraph" w:styleId="2">
+  <w:style w:type="paragraph" w:styleId="Heading1">
     <w:name w:val="heading 1"/>
-    <w:basedOn w:val="1"/>
-    <w:next w:val="1"/>
+    <w:basedOn w:val="Normal"/>
+    <w:next w:val="Normal"/>
     <w:qFormat/>
-    <w:uiPriority w:val="0"/>
     <w:pPr>
       <w:keepNext/>
       <w:keepLines/>
@@ -8602,13 +8243,12 @@
       <w:sz w:val="44"/>
     </w:rPr>
   </w:style>
-  <w:style w:type="paragraph" w:styleId="3">
+  <w:style w:type="paragraph" w:styleId="Heading2">
     <w:name w:val="heading 2"/>
-    <w:basedOn w:val="1"/>
-    <w:next w:val="1"/>
+    <w:basedOn w:val="Normal"/>
+    <w:next w:val="Normal"/>
     <w:unhideWhenUsed/>
     <w:qFormat/>
-    <w:uiPriority w:val="0"/>
     <w:pPr>
       <w:keepNext/>
       <w:keepLines/>
@@ -8621,19 +8261,18 @@
       <w:outlineLvl w:val="1"/>
     </w:pPr>
     <w:rPr>
-      <w:rFonts w:ascii="Arial" w:hAnsi="Arial" w:eastAsia="黑体"/>
+      <w:rFonts w:ascii="Arial" w:eastAsia="黑体" w:hAnsi="Arial"/>
       <w:b/>
       <w:sz w:val="32"/>
     </w:rPr>
   </w:style>
-  <w:style w:type="paragraph" w:styleId="4">
+  <w:style w:type="paragraph" w:styleId="Heading3">
     <w:name w:val="heading 3"/>
-    <w:basedOn w:val="1"/>
-    <w:next w:val="1"/>
+    <w:basedOn w:val="Normal"/>
+    <w:next w:val="Normal"/>
     <w:semiHidden/>
     <w:unhideWhenUsed/>
     <w:qFormat/>
-    <w:uiPriority w:val="0"/>
     <w:pPr>
       <w:keepNext/>
       <w:keepLines/>
@@ -8650,13 +8289,12 @@
       <w:sz w:val="32"/>
     </w:rPr>
   </w:style>
-  <w:style w:type="paragraph" w:styleId="5">
+  <w:style w:type="paragraph" w:styleId="Heading4">
     <w:name w:val="heading 4"/>
-    <w:basedOn w:val="1"/>
-    <w:next w:val="1"/>
+    <w:basedOn w:val="Normal"/>
+    <w:next w:val="Normal"/>
     <w:unhideWhenUsed/>
     <w:qFormat/>
-    <w:uiPriority w:val="0"/>
     <w:pPr>
       <w:keepNext/>
       <w:keepLines/>
@@ -8669,19 +8307,18 @@
       <w:outlineLvl w:val="3"/>
     </w:pPr>
     <w:rPr>
-      <w:rFonts w:ascii="Arial" w:hAnsi="Arial" w:eastAsia="黑体"/>
+      <w:rFonts w:ascii="Arial" w:eastAsia="黑体" w:hAnsi="Arial"/>
       <w:b/>
       <w:sz w:val="28"/>
     </w:rPr>
   </w:style>
-  <w:style w:type="paragraph" w:styleId="6">
+  <w:style w:type="paragraph" w:styleId="Heading5">
     <w:name w:val="heading 5"/>
-    <w:basedOn w:val="1"/>
-    <w:next w:val="1"/>
+    <w:basedOn w:val="Normal"/>
+    <w:next w:val="Normal"/>
     <w:semiHidden/>
     <w:unhideWhenUsed/>
     <w:qFormat/>
-    <w:uiPriority w:val="0"/>
     <w:pPr>
       <w:keepNext/>
       <w:keepLines/>
@@ -8698,14 +8335,13 @@
       <w:sz w:val="28"/>
     </w:rPr>
   </w:style>
-  <w:style w:type="paragraph" w:styleId="7">
+  <w:style w:type="paragraph" w:styleId="Heading6">
     <w:name w:val="heading 6"/>
-    <w:basedOn w:val="1"/>
-    <w:next w:val="1"/>
+    <w:basedOn w:val="Normal"/>
+    <w:next w:val="Normal"/>
     <w:semiHidden/>
     <w:unhideWhenUsed/>
     <w:qFormat/>
-    <w:uiPriority w:val="0"/>
     <w:pPr>
       <w:keepNext/>
       <w:keepLines/>
@@ -8718,19 +8354,18 @@
       <w:outlineLvl w:val="5"/>
     </w:pPr>
     <w:rPr>
-      <w:rFonts w:ascii="Arial" w:hAnsi="Arial" w:eastAsia="黑体"/>
+      <w:rFonts w:ascii="Arial" w:eastAsia="黑体" w:hAnsi="Arial"/>
       <w:b/>
       <w:sz w:val="24"/>
     </w:rPr>
   </w:style>
-  <w:style w:type="paragraph" w:styleId="8">
+  <w:style w:type="paragraph" w:styleId="Heading7">
     <w:name w:val="heading 7"/>
-    <w:basedOn w:val="1"/>
-    <w:next w:val="1"/>
+    <w:basedOn w:val="Normal"/>
+    <w:next w:val="Normal"/>
     <w:semiHidden/>
     <w:unhideWhenUsed/>
     <w:qFormat/>
-    <w:uiPriority w:val="0"/>
     <w:pPr>
       <w:keepNext/>
       <w:keepLines/>
@@ -8747,14 +8382,13 @@
       <w:sz w:val="24"/>
     </w:rPr>
   </w:style>
-  <w:style w:type="paragraph" w:styleId="9">
+  <w:style w:type="paragraph" w:styleId="Heading8">
     <w:name w:val="heading 8"/>
-    <w:basedOn w:val="1"/>
-    <w:next w:val="1"/>
+    <w:basedOn w:val="Normal"/>
+    <w:next w:val="Normal"/>
     <w:semiHidden/>
     <w:unhideWhenUsed/>
     <w:qFormat/>
-    <w:uiPriority w:val="0"/>
     <w:pPr>
       <w:keepNext/>
       <w:keepLines/>
@@ -8767,18 +8401,17 @@
       <w:outlineLvl w:val="7"/>
     </w:pPr>
     <w:rPr>
-      <w:rFonts w:ascii="Arial" w:hAnsi="Arial" w:eastAsia="黑体"/>
+      <w:rFonts w:ascii="Arial" w:eastAsia="黑体" w:hAnsi="Arial"/>
       <w:sz w:val="24"/>
     </w:rPr>
   </w:style>
-  <w:style w:type="paragraph" w:styleId="10">
+  <w:style w:type="paragraph" w:styleId="Heading9">
     <w:name w:val="heading 9"/>
-    <w:basedOn w:val="1"/>
-    <w:next w:val="1"/>
+    <w:basedOn w:val="Normal"/>
+    <w:next w:val="Normal"/>
     <w:semiHidden/>
     <w:unhideWhenUsed/>
     <w:qFormat/>
-    <w:uiPriority w:val="0"/>
     <w:pPr>
       <w:keepNext/>
       <w:keepLines/>
@@ -8791,21 +8424,19 @@
       <w:outlineLvl w:val="8"/>
     </w:pPr>
     <w:rPr>
-      <w:rFonts w:ascii="Arial" w:hAnsi="Arial" w:eastAsia="黑体"/>
+      <w:rFonts w:ascii="Arial" w:eastAsia="黑体" w:hAnsi="Arial"/>
       <w:sz w:val="21"/>
     </w:rPr>
   </w:style>
-  <w:style w:type="character" w:default="1" w:styleId="22">
+  <w:style w:type="character" w:default="1" w:styleId="DefaultParagraphFont">
     <w:name w:val="Default Paragraph Font"/>
     <w:semiHidden/>
     <w:qFormat/>
-    <w:uiPriority w:val="0"/>
   </w:style>
-  <w:style w:type="table" w:default="1" w:styleId="20">
+  <w:style w:type="table" w:default="1" w:styleId="TableNormal">
     <w:name w:val="Normal Table"/>
     <w:semiHidden/>
     <w:qFormat/>
-    <w:uiPriority w:val="0"/>
     <w:tblPr>
       <w:tblCellMar>
         <w:top w:w="0" w:type="dxa"/>
@@ -8815,43 +8446,39 @@
       </w:tblCellMar>
     </w:tblPr>
   </w:style>
-  <w:style w:type="paragraph" w:styleId="11">
+  <w:style w:type="paragraph" w:styleId="CommentText">
     <w:name w:val="annotation text"/>
-    <w:basedOn w:val="1"/>
+    <w:basedOn w:val="Normal"/>
     <w:qFormat/>
-    <w:uiPriority w:val="0"/>
     <w:pPr>
       <w:jc w:val="left"/>
     </w:pPr>
   </w:style>
-  <w:style w:type="paragraph" w:styleId="12">
+  <w:style w:type="paragraph" w:styleId="BodyText">
     <w:name w:val="Body Text"/>
-    <w:basedOn w:val="1"/>
+    <w:basedOn w:val="Normal"/>
     <w:semiHidden/>
     <w:qFormat/>
-    <w:uiPriority w:val="0"/>
     <w:rPr>
-      <w:rFonts w:ascii="Arial" w:hAnsi="Arial" w:eastAsia="Arial" w:cs="Arial"/>
+      <w:rFonts w:ascii="Arial" w:eastAsia="Arial" w:hAnsi="Arial" w:cs="Arial"/>
       <w:sz w:val="21"/>
       <w:szCs w:val="21"/>
       <w:lang w:val="en-US" w:eastAsia="en-US" w:bidi="ar-SA"/>
     </w:rPr>
   </w:style>
-  <w:style w:type="paragraph" w:styleId="13">
+  <w:style w:type="paragraph" w:styleId="TOC3">
     <w:name w:val="toc 3"/>
-    <w:basedOn w:val="1"/>
-    <w:next w:val="1"/>
+    <w:basedOn w:val="Normal"/>
+    <w:next w:val="Normal"/>
     <w:qFormat/>
-    <w:uiPriority w:val="0"/>
     <w:pPr>
       <w:ind w:left="840" w:leftChars="400"/>
     </w:pPr>
   </w:style>
-  <w:style w:type="paragraph" w:styleId="14">
+  <w:style w:type="paragraph" w:styleId="Footer">
     <w:name w:val="footer"/>
-    <w:basedOn w:val="1"/>
+    <w:basedOn w:val="Normal"/>
     <w:qFormat/>
-    <w:uiPriority w:val="0"/>
     <w:pPr>
       <w:tabs>
         <w:tab w:val="center" w:pos="4153"/>
@@ -8864,17 +8491,16 @@
       <w:sz w:val="18"/>
     </w:rPr>
   </w:style>
-  <w:style w:type="paragraph" w:styleId="15">
+  <w:style w:type="paragraph" w:styleId="Header">
     <w:name w:val="header"/>
-    <w:basedOn w:val="1"/>
+    <w:basedOn w:val="Normal"/>
     <w:qFormat/>
-    <w:uiPriority w:val="0"/>
     <w:pPr>
       <w:pBdr>
-        <w:top w:val="none" w:color="auto" w:sz="0" w:space="0"/>
-        <w:left w:val="none" w:color="auto" w:sz="0" w:space="0"/>
-        <w:bottom w:val="none" w:color="auto" w:sz="0" w:space="0"/>
-        <w:right w:val="none" w:color="auto" w:sz="0" w:space="0"/>
+        <w:top w:val="nil"/>
+        <w:left w:val="nil"/>
+        <w:bottom w:val="nil"/>
+        <w:right w:val="nil"/>
       </w:pBdr>
       <w:tabs>
         <w:tab w:val="center" w:pos="4153"/>
@@ -8889,41 +8515,37 @@
       <w:sz w:val="18"/>
     </w:rPr>
   </w:style>
-  <w:style w:type="paragraph" w:styleId="16">
+  <w:style w:type="paragraph" w:styleId="TOC1">
     <w:name w:val="toc 1"/>
-    <w:basedOn w:val="1"/>
-    <w:next w:val="1"/>
+    <w:basedOn w:val="Normal"/>
+    <w:next w:val="Normal"/>
     <w:qFormat/>
-    <w:uiPriority w:val="0"/>
     <w:rPr>
-      <w:rFonts w:ascii="Arial" w:hAnsi="Arial" w:eastAsia="Microsoft JhengHei"/>
+      <w:rFonts w:ascii="Arial" w:eastAsia="Microsoft JhengHei" w:hAnsi="Arial"/>
       <w:sz w:val="24"/>
     </w:rPr>
   </w:style>
-  <w:style w:type="paragraph" w:styleId="17">
+  <w:style w:type="paragraph" w:styleId="TOC2">
     <w:name w:val="toc 2"/>
-    <w:basedOn w:val="1"/>
-    <w:next w:val="1"/>
+    <w:basedOn w:val="Normal"/>
+    <w:next w:val="Normal"/>
     <w:qFormat/>
-    <w:uiPriority w:val="0"/>
     <w:pPr>
       <w:ind w:left="420" w:leftChars="200"/>
     </w:pPr>
   </w:style>
-  <w:style w:type="paragraph" w:styleId="18">
+  <w:style w:type="paragraph" w:styleId="NormalWeb">
     <w:name w:val="Normal (Web)"/>
-    <w:basedOn w:val="1"/>
+    <w:basedOn w:val="Normal"/>
     <w:qFormat/>
-    <w:uiPriority w:val="0"/>
     <w:rPr>
       <w:sz w:val="24"/>
     </w:rPr>
   </w:style>
-  <w:style w:type="paragraph" w:styleId="19">
+  <w:style w:type="paragraph" w:styleId="Title">
     <w:name w:val="Title"/>
-    <w:basedOn w:val="1"/>
+    <w:basedOn w:val="Normal"/>
     <w:qFormat/>
-    <w:uiPriority w:val="0"/>
     <w:pPr>
       <w:spacing w:before="240" w:beforeLines="0" w:beforeAutospacing="0" w:after="60" w:afterLines="0" w:afterAutospacing="0"/>
       <w:jc w:val="center"/>
@@ -8935,83 +8557,77 @@
       <w:sz w:val="32"/>
     </w:rPr>
   </w:style>
-  <w:style w:type="table" w:styleId="21">
+  <w:style w:type="table" w:styleId="TableGrid">
     <w:name w:val="Table Grid"/>
-    <w:basedOn w:val="20"/>
+    <w:basedOn w:val="TableNormal"/>
     <w:qFormat/>
-    <w:uiPriority w:val="0"/>
     <w:pPr>
       <w:widowControl w:val="0"/>
       <w:jc w:val="both"/>
     </w:pPr>
     <w:tblPr>
       <w:tblBorders>
-        <w:top w:val="single" w:color="auto" w:sz="4" w:space="0"/>
-        <w:left w:val="single" w:color="auto" w:sz="4" w:space="0"/>
-        <w:bottom w:val="single" w:color="auto" w:sz="4" w:space="0"/>
-        <w:right w:val="single" w:color="auto" w:sz="4" w:space="0"/>
-        <w:insideH w:val="single" w:color="auto" w:sz="4" w:space="0"/>
-        <w:insideV w:val="single" w:color="auto" w:sz="4" w:space="0"/>
+        <w:top w:val="single" w:sz="4" w:space="0" w:color="auto"/>
+        <w:left w:val="single" w:sz="4" w:space="0" w:color="auto"/>
+        <w:bottom w:val="single" w:sz="4" w:space="0" w:color="auto"/>
+        <w:right w:val="single" w:sz="4" w:space="0" w:color="auto"/>
+        <w:insideH w:val="single" w:sz="4" w:space="0" w:color="auto"/>
+        <w:insideV w:val="single" w:sz="4" w:space="0" w:color="auto"/>
       </w:tblBorders>
     </w:tblPr>
   </w:style>
-  <w:style w:type="character" w:styleId="23">
+  <w:style w:type="character" w:styleId="Strong">
     <w:name w:val="Strong"/>
-    <w:basedOn w:val="22"/>
+    <w:basedOn w:val="DefaultParagraphFont"/>
     <w:qFormat/>
-    <w:uiPriority w:val="0"/>
     <w:rPr>
       <w:b/>
     </w:rPr>
   </w:style>
-  <w:style w:type="character" w:styleId="24">
+  <w:style w:type="character" w:styleId="Hyperlink">
     <w:name w:val="Hyperlink"/>
-    <w:basedOn w:val="22"/>
+    <w:basedOn w:val="DefaultParagraphFont"/>
     <w:qFormat/>
-    <w:uiPriority w:val="0"/>
     <w:rPr>
       <w:color w:val="0000FF"/>
       <w:u w:val="single"/>
     </w:rPr>
   </w:style>
-  <w:style w:type="paragraph" w:customStyle="1" w:styleId="25">
+  <w:style w:type="paragraph" w:customStyle="1" w:styleId="a">
     <w:name w:val="柴_公司名"/>
-    <w:basedOn w:val="19"/>
+    <w:basedOn w:val="Title"/>
     <w:qFormat/>
-    <w:uiPriority w:val="0"/>
     <w:pPr>
       <w:spacing w:after="600" w:afterLines="600"/>
     </w:pPr>
     <w:rPr>
-      <w:rFonts w:hint="eastAsia" w:ascii="宋体" w:hAnsi="宋体" w:eastAsia="宋体" w:cs="宋体"/>
+      <w:rFonts w:ascii="宋体" w:eastAsia="宋体" w:hAnsi="宋体" w:cs="宋体" w:hint="eastAsia"/>
       <w:bCs/>
       <w:spacing w:val="-6"/>
       <w:sz w:val="52"/>
       <w:szCs w:val="52"/>
     </w:rPr>
   </w:style>
-  <w:style w:type="paragraph" w:customStyle="1" w:styleId="26">
+  <w:style w:type="paragraph" w:customStyle="1" w:styleId="a0">
     <w:name w:val="柴_文档名"/>
-    <w:basedOn w:val="19"/>
+    <w:basedOn w:val="Title"/>
     <w:qFormat/>
-    <w:uiPriority w:val="0"/>
     <w:pPr>
       <w:spacing w:after="900" w:afterLines="900"/>
     </w:pPr>
     <w:rPr>
-      <w:rFonts w:ascii="黑体" w:hAnsi="黑体" w:eastAsia="黑体" w:cs="黑体"/>
+      <w:rFonts w:ascii="黑体" w:eastAsia="黑体" w:hAnsi="黑体" w:cs="黑体"/>
       <w:bCs/>
       <w:spacing w:val="-7"/>
       <w:sz w:val="52"/>
       <w:szCs w:val="52"/>
     </w:rPr>
   </w:style>
-  <w:style w:type="table" w:customStyle="1" w:styleId="27">
+  <w:style w:type="table" w:customStyle="1" w:styleId="TableNormal0">
     <w:name w:val="Table Normal_0"/>
     <w:semiHidden/>
     <w:unhideWhenUsed/>
     <w:qFormat/>
-    <w:uiPriority w:val="0"/>
     <w:tblPr>
       <w:tblCellMar>
         <w:top w:w="0" w:type="dxa"/>
@@ -9021,87 +8637,81 @@
       </w:tblCellMar>
     </w:tblPr>
   </w:style>
-  <w:style w:type="paragraph" w:customStyle="1" w:styleId="28">
+  <w:style w:type="paragraph" w:customStyle="1" w:styleId="TableText">
     <w:name w:val="Table Text"/>
-    <w:basedOn w:val="1"/>
+    <w:basedOn w:val="Normal"/>
     <w:semiHidden/>
     <w:qFormat/>
-    <w:uiPriority w:val="0"/>
     <w:rPr>
-      <w:rFonts w:ascii="宋体" w:hAnsi="宋体" w:eastAsia="宋体" w:cs="宋体"/>
+      <w:rFonts w:ascii="宋体" w:eastAsia="宋体" w:hAnsi="宋体" w:cs="宋体"/>
       <w:sz w:val="21"/>
       <w:szCs w:val="21"/>
       <w:lang w:val="en-US" w:eastAsia="en-US" w:bidi="ar-SA"/>
     </w:rPr>
   </w:style>
-  <w:style w:type="paragraph" w:customStyle="1" w:styleId="29">
+  <w:style w:type="paragraph" w:customStyle="1" w:styleId="1">
     <w:name w:val="柴_标题1"/>
-    <w:basedOn w:val="2"/>
-    <w:next w:val="30"/>
-    <w:link w:val="39"/>
+    <w:basedOn w:val="Heading1"/>
+    <w:next w:val="a1"/>
+    <w:link w:val="1Char"/>
     <w:qFormat/>
-    <w:uiPriority w:val="0"/>
     <w:pPr>
       <w:spacing w:before="100" w:after="90" w:line="360" w:lineRule="auto"/>
     </w:pPr>
     <w:rPr>
-      <w:rFonts w:ascii="Arial" w:hAnsi="Arial" w:eastAsia="宋体"/>
+      <w:rFonts w:ascii="Arial" w:eastAsia="宋体" w:hAnsi="Arial"/>
       <w:sz w:val="32"/>
     </w:rPr>
   </w:style>
-  <w:style w:type="paragraph" w:customStyle="1" w:styleId="30">
+  <w:style w:type="paragraph" w:customStyle="1" w:styleId="a1">
     <w:name w:val="柴_正文"/>
-    <w:basedOn w:val="12"/>
-    <w:link w:val="43"/>
+    <w:basedOn w:val="BodyText"/>
+    <w:link w:val="Char"/>
     <w:qFormat/>
-    <w:uiPriority w:val="0"/>
     <w:pPr>
       <w:spacing w:line="360" w:lineRule="auto"/>
       <w:ind w:firstLine="470" w:firstLineChars="200"/>
     </w:pPr>
     <w:rPr>
-      <w:rFonts w:ascii="Arial" w:hAnsi="Arial" w:eastAsia="宋体"/>
+      <w:rFonts w:ascii="Arial" w:eastAsia="宋体" w:hAnsi="Arial"/>
       <w:sz w:val="24"/>
       <w:lang w:eastAsia="zh-CN"/>
     </w:rPr>
   </w:style>
-  <w:style w:type="paragraph" w:customStyle="1" w:styleId="31">
+  <w:style w:type="paragraph" w:customStyle="1" w:styleId="2">
     <w:name w:val="柴_标题2"/>
-    <w:basedOn w:val="3"/>
-    <w:next w:val="30"/>
+    <w:basedOn w:val="Heading2"/>
+    <w:next w:val="a1"/>
     <w:qFormat/>
-    <w:uiPriority w:val="0"/>
     <w:pPr>
       <w:spacing w:line="360" w:lineRule="auto"/>
     </w:pPr>
     <w:rPr>
-      <w:rFonts w:ascii="Arial" w:hAnsi="Arial" w:eastAsia="宋体"/>
+      <w:rFonts w:ascii="Arial" w:eastAsia="宋体" w:hAnsi="Arial"/>
       <w:sz w:val="28"/>
     </w:rPr>
   </w:style>
-  <w:style w:type="paragraph" w:customStyle="1" w:styleId="32">
+  <w:style w:type="paragraph" w:customStyle="1" w:styleId="3">
     <w:name w:val="柴_标题3"/>
-    <w:basedOn w:val="4"/>
-    <w:next w:val="30"/>
+    <w:basedOn w:val="Heading3"/>
+    <w:next w:val="a1"/>
     <w:qFormat/>
-    <w:uiPriority w:val="0"/>
     <w:pPr>
       <w:spacing w:line="360" w:lineRule="auto"/>
       <w:ind w:left="0" w:firstLine="472" w:firstLineChars="200"/>
     </w:pPr>
     <w:rPr>
-      <w:rFonts w:ascii="宋体" w:hAnsi="宋体" w:eastAsia="宋体" w:cs="宋体"/>
+      <w:rFonts w:ascii="宋体" w:eastAsia="宋体" w:hAnsi="宋体" w:cs="宋体"/>
       <w:spacing w:val="-2"/>
       <w:sz w:val="24"/>
       <w:szCs w:val="24"/>
     </w:rPr>
   </w:style>
-  <w:style w:type="paragraph" w:customStyle="1" w:styleId="33">
+  <w:style w:type="paragraph" w:customStyle="1" w:styleId="a2">
     <w:name w:val="柴_目录"/>
-    <w:basedOn w:val="1"/>
-    <w:next w:val="12"/>
+    <w:basedOn w:val="Normal"/>
+    <w:next w:val="BodyText"/>
     <w:qFormat/>
-    <w:uiPriority w:val="0"/>
     <w:pPr>
       <w:tabs>
         <w:tab w:val="right" w:leader="dot" w:pos="8442"/>
@@ -9109,64 +8719,59 @@
       <w:ind w:left="0" w:leftChars="0"/>
     </w:pPr>
     <w:rPr>
-      <w:rFonts w:ascii="Arial" w:hAnsi="Arial" w:eastAsia="Microsoft JhengHei"/>
+      <w:rFonts w:ascii="Arial" w:eastAsia="Microsoft JhengHei" w:hAnsi="Arial"/>
       <w:sz w:val="24"/>
     </w:rPr>
   </w:style>
-  <w:style w:type="paragraph" w:customStyle="1" w:styleId="34">
+  <w:style w:type="paragraph" w:customStyle="1" w:styleId="WPSOffice1">
     <w:name w:val="WPSOffice手动目录 1"/>
     <w:qFormat/>
-    <w:uiPriority w:val="0"/>
     <w:pPr>
       <w:ind w:leftChars="0"/>
     </w:pPr>
     <w:rPr>
-      <w:rFonts w:ascii="Times New Roman" w:hAnsi="Times New Roman" w:eastAsia="宋体" w:cs="Times New Roman"/>
+      <w:rFonts w:ascii="Times New Roman" w:eastAsia="宋体" w:hAnsi="Times New Roman" w:cs="Times New Roman"/>
       <w:sz w:val="20"/>
       <w:szCs w:val="20"/>
     </w:rPr>
   </w:style>
-  <w:style w:type="paragraph" w:customStyle="1" w:styleId="35">
+  <w:style w:type="paragraph" w:customStyle="1" w:styleId="WPSOffice2">
     <w:name w:val="WPSOffice手动目录 2"/>
     <w:qFormat/>
-    <w:uiPriority w:val="0"/>
     <w:pPr>
       <w:ind w:leftChars="200"/>
     </w:pPr>
     <w:rPr>
-      <w:rFonts w:ascii="Times New Roman" w:hAnsi="Times New Roman" w:eastAsia="宋体" w:cs="Times New Roman"/>
+      <w:rFonts w:ascii="Times New Roman" w:eastAsia="宋体" w:hAnsi="Times New Roman" w:cs="Times New Roman"/>
       <w:sz w:val="20"/>
       <w:szCs w:val="20"/>
     </w:rPr>
   </w:style>
-  <w:style w:type="paragraph" w:customStyle="1" w:styleId="36">
+  <w:style w:type="paragraph" w:customStyle="1" w:styleId="WPSOffice3">
     <w:name w:val="WPSOffice手动目录 3"/>
     <w:qFormat/>
-    <w:uiPriority w:val="0"/>
     <w:pPr>
       <w:ind w:leftChars="400"/>
     </w:pPr>
     <w:rPr>
-      <w:rFonts w:ascii="Times New Roman" w:hAnsi="Times New Roman" w:eastAsia="宋体" w:cs="Times New Roman"/>
+      <w:rFonts w:ascii="Times New Roman" w:eastAsia="宋体" w:hAnsi="Times New Roman" w:cs="Times New Roman"/>
       <w:sz w:val="20"/>
       <w:szCs w:val="20"/>
     </w:rPr>
   </w:style>
-  <w:style w:type="paragraph" w:customStyle="1" w:styleId="37">
+  <w:style w:type="paragraph" w:customStyle="1" w:styleId="Compact">
     <w:name w:val="Compact"/>
-    <w:basedOn w:val="12"/>
+    <w:basedOn w:val="BodyText"/>
     <w:qFormat/>
-    <w:uiPriority w:val="0"/>
     <w:pPr>
       <w:spacing w:before="36" w:after="36"/>
     </w:pPr>
   </w:style>
-  <w:style w:type="table" w:customStyle="1" w:styleId="38">
+  <w:style w:type="table" w:customStyle="1" w:styleId="Table">
     <w:name w:val="Table"/>
     <w:semiHidden/>
     <w:unhideWhenUsed/>
     <w:qFormat/>
-    <w:uiPriority w:val="0"/>
     <w:tblPr>
       <w:tblCellMar>
         <w:top w:w="0" w:type="dxa"/>
@@ -9178,28 +8783,26 @@
     <w:tblStylePr w:type="firstRow">
       <w:tcPr>
         <w:tcBorders>
-          <w:bottom w:val="single" w:color="auto" w:sz="0" w:space="0"/>
+          <w:bottom w:val="single" w:sz="0" w:space="0" w:color="auto"/>
         </w:tcBorders>
         <w:vAlign w:val="bottom"/>
       </w:tcPr>
     </w:tblStylePr>
   </w:style>
-  <w:style w:type="character" w:customStyle="1" w:styleId="39">
+  <w:style w:type="character" w:customStyle="1" w:styleId="1Char">
     <w:name w:val="柴_标题1 Char"/>
-    <w:link w:val="29"/>
+    <w:link w:val="1"/>
     <w:qFormat/>
-    <w:uiPriority w:val="0"/>
     <w:rPr>
-      <w:rFonts w:ascii="Arial" w:hAnsi="Arial" w:eastAsia="宋体"/>
+      <w:rFonts w:ascii="Arial" w:eastAsia="宋体" w:hAnsi="Arial"/>
       <w:sz w:val="32"/>
     </w:rPr>
   </w:style>
-  <w:style w:type="table" w:customStyle="1" w:styleId="40">
+  <w:style w:type="table" w:customStyle="1" w:styleId="TableNormal1">
     <w:name w:val="Table Normal_1"/>
     <w:semiHidden/>
     <w:unhideWhenUsed/>
     <w:qFormat/>
-    <w:uiPriority w:val="0"/>
     <w:tblPr>
       <w:tblCellMar>
         <w:top w:w="0" w:type="dxa"/>
@@ -9209,11 +8812,10 @@
       </w:tblCellMar>
     </w:tblPr>
   </w:style>
-  <w:style w:type="paragraph" w:customStyle="1" w:styleId="41">
+  <w:style w:type="paragraph" w:customStyle="1" w:styleId="a3">
     <w:name w:val="柴_正文_无缩进"/>
-    <w:basedOn w:val="1"/>
+    <w:basedOn w:val="Normal"/>
     <w:qFormat/>
-    <w:uiPriority w:val="0"/>
     <w:pPr>
       <w:ind w:firstLine="0" w:firstLineChars="0"/>
     </w:pPr>
@@ -9223,31 +8825,29 @@
       <w:lang w:eastAsia="zh-CN"/>
     </w:rPr>
   </w:style>
-  <w:style w:type="paragraph" w:customStyle="1" w:styleId="42">
+  <w:style w:type="paragraph" w:customStyle="1" w:styleId="4">
     <w:name w:val="柴_标题4"/>
-    <w:basedOn w:val="5"/>
-    <w:next w:val="1"/>
+    <w:basedOn w:val="Heading4"/>
+    <w:next w:val="Normal"/>
     <w:qFormat/>
-    <w:uiPriority w:val="0"/>
     <w:pPr>
       <w:widowControl w:val="0"/>
       <w:spacing w:before="160" w:line="360" w:lineRule="auto"/>
-      <w:ind w:left="981" w:leftChars="300" w:hanging="862"/>
+      <w:ind w:left="981" w:hanging="862" w:leftChars="300"/>
     </w:pPr>
     <w:rPr>
-      <w:rFonts w:hint="eastAsia" w:ascii="Calibri" w:hAnsi="Calibri" w:eastAsia="宋体" w:cs="宋体"/>
+      <w:rFonts w:ascii="Calibri" w:eastAsia="宋体" w:hAnsi="Calibri" w:cs="宋体" w:hint="eastAsia"/>
       <w:sz w:val="24"/>
       <w:szCs w:val="24"/>
       <w:lang w:eastAsia="zh-CN" w:bidi="zh-CN"/>
     </w:rPr>
   </w:style>
-  <w:style w:type="character" w:customStyle="1" w:styleId="43">
+  <w:style w:type="character" w:customStyle="1" w:styleId="Char">
     <w:name w:val="柴_正文 Char"/>
-    <w:link w:val="30"/>
+    <w:link w:val="a1"/>
     <w:qFormat/>
-    <w:uiPriority w:val="0"/>
     <w:rPr>
-      <w:rFonts w:ascii="Arial" w:hAnsi="Arial" w:eastAsia="宋体"/>
+      <w:rFonts w:ascii="Arial" w:eastAsia="宋体" w:hAnsi="Arial"/>
       <w:sz w:val="24"/>
       <w:lang w:eastAsia="zh-CN"/>
     </w:rPr>
